--- a/Lab 3/Lab3_Worklog_Week3.docx
+++ b/Lab 3/Lab3_Worklog_Week3.docx
@@ -93,9 +93,8 @@
             </w:pPr>
             <w:r>
               <w:rPr>
-                <w:rFonts w:ascii="Arial" w:hAnsi="Arial" w:cs="Arial" w:eastAsia="Arial"/>
-                <w:b/>
-                <w:i w:val="0"/>
+                <w:rFonts w:ascii="Arial" w:eastAsia="Arial" w:hAnsi="Arial" w:cs="Arial"/>
+                <w:b/>
                 <w:sz w:val="20"/>
               </w:rPr>
               <w:t>3</w:t>
@@ -149,9 +148,8 @@
             </w:pPr>
             <w:r>
               <w:rPr>
-                <w:rFonts w:ascii="Arial" w:hAnsi="Arial" w:cs="Arial" w:eastAsia="Arial"/>
-                <w:b/>
-                <w:i w:val="0"/>
+                <w:rFonts w:ascii="Arial" w:eastAsia="Arial" w:hAnsi="Arial" w:cs="Arial"/>
+                <w:b/>
                 <w:sz w:val="20"/>
               </w:rPr>
               <w:t>Anas Al Azad</w:t>
@@ -202,9 +200,8 @@
             </w:pPr>
             <w:r>
               <w:rPr>
-                <w:rFonts w:ascii="Arial" w:hAnsi="Arial" w:cs="Arial" w:eastAsia="Arial"/>
-                <w:b/>
-                <w:i w:val="0"/>
+                <w:rFonts w:ascii="Arial" w:eastAsia="Arial" w:hAnsi="Arial" w:cs="Arial"/>
+                <w:b/>
                 <w:sz w:val="20"/>
               </w:rPr>
               <w:t>105694136</w:t>
@@ -219,9 +216,8 @@
       </w:pPr>
       <w:r>
         <w:rPr>
-          <w:rFonts w:ascii="Arial" w:hAnsi="Arial" w:cs="Arial" w:eastAsia="Arial"/>
+          <w:rFonts w:ascii="Arial" w:eastAsia="Arial" w:hAnsi="Arial" w:cs="Arial"/>
           <w:b/>
-          <w:i w:val="0"/>
           <w:sz w:val="24"/>
         </w:rPr>
         <w:t>Week 3 – Agentic RAG with a vector database (Make.com no-code + Python)</w:t>
@@ -229,12 +225,11 @@
     </w:p>
     <w:p>
       <w:pPr>
-        <w:spacing w:before="0" w:after="120"/>
+        <w:spacing w:after="120"/>
       </w:pPr>
       <w:r>
         <w:rPr>
-          <w:rFonts w:ascii="Arial" w:hAnsi="Arial" w:cs="Arial" w:eastAsia="Arial"/>
-          <w:b w:val="0"/>
+          <w:rFonts w:ascii="Arial" w:eastAsia="Arial" w:hAnsi="Arial" w:cs="Arial"/>
           <w:i/>
           <w:sz w:val="19"/>
         </w:rPr>
@@ -242,8 +237,7 @@
       </w:r>
       <w:r>
         <w:rPr>
-          <w:rFonts w:ascii="Consolas" w:hAnsi="Consolas" w:cs="Consolas" w:eastAsia="Consolas"/>
-          <w:b w:val="0"/>
+          <w:rFonts w:ascii="Consolas" w:eastAsia="Consolas" w:hAnsi="Consolas" w:cs="Consolas"/>
           <w:i/>
           <w:sz w:val="18"/>
         </w:rPr>
@@ -251,8 +245,7 @@
       </w:r>
       <w:r>
         <w:rPr>
-          <w:rFonts w:ascii="Arial" w:hAnsi="Arial" w:cs="Arial" w:eastAsia="Arial"/>
-          <w:b w:val="0"/>
+          <w:rFonts w:ascii="Arial" w:eastAsia="Arial" w:hAnsi="Arial" w:cs="Arial"/>
           <w:i/>
           <w:sz w:val="19"/>
         </w:rPr>
@@ -260,8 +253,7 @@
       </w:r>
       <w:r>
         <w:rPr>
-          <w:rFonts w:ascii="Consolas" w:hAnsi="Consolas" w:cs="Consolas" w:eastAsia="Consolas"/>
-          <w:b w:val="0"/>
+          <w:rFonts w:ascii="Consolas" w:eastAsia="Consolas" w:hAnsi="Consolas" w:cs="Consolas"/>
           <w:i/>
           <w:sz w:val="18"/>
         </w:rPr>
@@ -269,8 +261,7 @@
       </w:r>
       <w:r>
         <w:rPr>
-          <w:rFonts w:ascii="Arial" w:hAnsi="Arial" w:cs="Arial" w:eastAsia="Arial"/>
-          <w:b w:val="0"/>
+          <w:rFonts w:ascii="Arial" w:eastAsia="Arial" w:hAnsi="Arial" w:cs="Arial"/>
           <w:i/>
           <w:sz w:val="19"/>
         </w:rPr>
@@ -280,7 +271,7 @@
     <w:tbl>
       <w:tblPr>
         <w:tblStyle w:val="TableGrid"/>
-        <w:tblW w:type="dxa" w:w="8965"/>
+        <w:tblW w:w="8965" w:type="dxa"/>
         <w:tblBorders>
           <w:top w:val="single" w:sz="4" w:space="0" w:color="808080"/>
           <w:left w:val="single" w:sz="4" w:space="0" w:color="808080"/>
@@ -290,17 +281,17 @@
           <w:insideV w:val="single" w:sz="4" w:space="0" w:color="808080"/>
         </w:tblBorders>
         <w:tblLayout w:type="fixed"/>
-        <w:tblLook w:firstColumn="1" w:firstRow="1" w:lastColumn="0" w:lastRow="0" w:noHBand="0" w:noVBand="1" w:val="04A0"/>
+        <w:tblLook w:val="04A0" w:firstRow="1" w:lastRow="0" w:firstColumn="1" w:lastColumn="0" w:noHBand="0" w:noVBand="1"/>
       </w:tblPr>
       <w:tblGrid>
-        <w:gridCol w:w="520"/>
-        <w:gridCol w:w="7045"/>
-        <w:gridCol w:w="1400"/>
+        <w:gridCol w:w="2989"/>
+        <w:gridCol w:w="2988"/>
+        <w:gridCol w:w="2988"/>
       </w:tblGrid>
       <w:tr>
         <w:tc>
           <w:tcPr>
-            <w:tcW w:type="dxa" w:w="6018"/>
+            <w:tcW w:w="6018" w:type="dxa"/>
             <w:gridSpan w:val="2"/>
             <w:shd w:val="clear" w:color="auto" w:fill="DEEAF6"/>
           </w:tcPr>
@@ -310,17 +301,15 @@
             </w:pPr>
             <w:r>
               <w:rPr>
-                <w:rFonts w:ascii="Arial" w:hAnsi="Arial" w:cs="Arial" w:eastAsia="Arial"/>
-                <w:b/>
-                <w:i w:val="0"/>
+                <w:rFonts w:ascii="Arial" w:eastAsia="Arial" w:hAnsi="Arial" w:cs="Arial"/>
+                <w:b/>
                 <w:sz w:val="20"/>
               </w:rPr>
               <w:t xml:space="preserve">LAB 3 CHECKLIST  </w:t>
             </w:r>
             <w:r>
               <w:rPr>
-                <w:rFonts w:ascii="Arial" w:hAnsi="Arial" w:cs="Arial" w:eastAsia="Arial"/>
-                <w:b w:val="0"/>
+                <w:rFonts w:ascii="Arial" w:eastAsia="Arial" w:hAnsi="Arial" w:cs="Arial"/>
                 <w:i/>
                 <w:sz w:val="17"/>
               </w:rPr>
@@ -330,7 +319,7 @@
         </w:tc>
         <w:tc>
           <w:tcPr>
-            <w:tcW w:type="dxa" w:w="3009"/>
+            <w:tcW w:w="3009" w:type="dxa"/>
             <w:shd w:val="clear" w:color="auto" w:fill="DEEAF6"/>
           </w:tcPr>
           <w:p>
@@ -340,9 +329,8 @@
             </w:pPr>
             <w:r>
               <w:rPr>
-                <w:rFonts w:ascii="Arial" w:hAnsi="Arial" w:cs="Arial" w:eastAsia="Arial"/>
-                <w:b/>
-                <w:i w:val="0"/>
+                <w:rFonts w:ascii="Arial" w:eastAsia="Arial" w:hAnsi="Arial" w:cs="Arial"/>
+                <w:b/>
                 <w:sz w:val="20"/>
               </w:rPr>
               <w:t>STATUS</w:t>
@@ -353,7 +341,7 @@
       <w:tr>
         <w:tc>
           <w:tcPr>
-            <w:tcW w:type="dxa" w:w="3009"/>
+            <w:tcW w:w="3009" w:type="dxa"/>
           </w:tcPr>
           <w:p>
             <w:pPr>
@@ -364,8 +352,8 @@
               <w:sdtPr>
                 <w:rPr>
                   <w:rFonts w:ascii="MS Gothic" w:eastAsia="MS Gothic" w:hAnsi="MS Gothic"/>
-                  <w:sz w:val="22"/>
                 </w:rPr>
+                <w:id w:val="1230190240"/>
                 <w14:checkbox>
                   <w14:checked w14:val="1"/>
                   <w14:checkedState w14:val="2612" w14:font="MS Gothic"/>
@@ -376,7 +364,6 @@
                 <w:r>
                   <w:rPr>
                     <w:rFonts w:ascii="MS Gothic" w:eastAsia="MS Gothic" w:hAnsi="MS Gothic"/>
-                    <w:sz w:val="22"/>
                   </w:rPr>
                   <w:t>☒</w:t>
                 </w:r>
@@ -386,17 +373,15 @@
         </w:tc>
         <w:tc>
           <w:tcPr>
-            <w:tcW w:type="dxa" w:w="3009"/>
-          </w:tcPr>
-          <w:p>
-            <w:pPr>
-              <w:spacing w:before="40" w:after="40"/>
-            </w:pPr>
-            <w:r>
-              <w:rPr>
-                <w:rFonts w:ascii="Arial" w:hAnsi="Arial" w:cs="Arial" w:eastAsia="Arial"/>
-                <w:b w:val="0"/>
-                <w:i w:val="0"/>
+            <w:tcW w:w="3009" w:type="dxa"/>
+          </w:tcPr>
+          <w:p>
+            <w:pPr>
+              <w:spacing w:before="40" w:after="40"/>
+            </w:pPr>
+            <w:r>
+              <w:rPr>
+                <w:rFonts w:ascii="Arial" w:eastAsia="Arial" w:hAnsi="Arial" w:cs="Arial"/>
                 <w:sz w:val="18"/>
               </w:rPr>
               <w:t>Read both Week 3 sheets (Make.com no-code + Simple RAG with Python)</w:t>
@@ -405,7 +390,7 @@
         </w:tc>
         <w:tc>
           <w:tcPr>
-            <w:tcW w:type="dxa" w:w="3009"/>
+            <w:tcW w:w="3009" w:type="dxa"/>
           </w:tcPr>
           <w:p>
             <w:pPr>
@@ -414,9 +399,8 @@
             </w:pPr>
             <w:r>
               <w:rPr>
-                <w:rFonts w:ascii="Arial" w:hAnsi="Arial" w:cs="Arial" w:eastAsia="Arial"/>
-                <w:b/>
-                <w:i w:val="0"/>
+                <w:rFonts w:ascii="Arial" w:eastAsia="Arial" w:hAnsi="Arial" w:cs="Arial"/>
+                <w:b/>
                 <w:color w:val="37863C"/>
                 <w:sz w:val="18"/>
               </w:rPr>
@@ -428,7 +412,7 @@
       <w:tr>
         <w:tc>
           <w:tcPr>
-            <w:tcW w:type="dxa" w:w="3009"/>
+            <w:tcW w:w="3009" w:type="dxa"/>
           </w:tcPr>
           <w:p>
             <w:pPr>
@@ -439,8 +423,8 @@
               <w:sdtPr>
                 <w:rPr>
                   <w:rFonts w:ascii="MS Gothic" w:eastAsia="MS Gothic" w:hAnsi="MS Gothic"/>
-                  <w:sz w:val="22"/>
                 </w:rPr>
+                <w:id w:val="-166408393"/>
                 <w14:checkbox>
                   <w14:checked w14:val="1"/>
                   <w14:checkedState w14:val="2612" w14:font="MS Gothic"/>
@@ -451,7 +435,6 @@
                 <w:r>
                   <w:rPr>
                     <w:rFonts w:ascii="MS Gothic" w:eastAsia="MS Gothic" w:hAnsi="MS Gothic"/>
-                    <w:sz w:val="22"/>
                   </w:rPr>
                   <w:t>☒</w:t>
                 </w:r>
@@ -461,89 +444,71 @@
         </w:tc>
         <w:tc>
           <w:tcPr>
-            <w:tcW w:type="dxa" w:w="3009"/>
-          </w:tcPr>
-          <w:p>
-            <w:pPr>
-              <w:spacing w:before="40" w:after="40"/>
-            </w:pPr>
-            <w:r>
-              <w:rPr>
-                <w:rFonts w:ascii="Arial" w:hAnsi="Arial" w:cs="Arial" w:eastAsia="Arial"/>
-                <w:b w:val="0"/>
-                <w:i w:val="0"/>
+            <w:tcW w:w="3009" w:type="dxa"/>
+          </w:tcPr>
+          <w:p>
+            <w:pPr>
+              <w:spacing w:before="40" w:after="40"/>
+            </w:pPr>
+            <w:r>
+              <w:rPr>
+                <w:rFonts w:ascii="Arial" w:eastAsia="Arial" w:hAnsi="Arial" w:cs="Arial"/>
                 <w:sz w:val="18"/>
               </w:rPr>
               <w:t xml:space="preserve">Python project </w:t>
             </w:r>
             <w:r>
               <w:rPr>
-                <w:rFonts w:ascii="Consolas" w:hAnsi="Consolas" w:cs="Consolas" w:eastAsia="Consolas"/>
-                <w:b w:val="0"/>
-                <w:i w:val="0"/>
+                <w:rFonts w:ascii="Consolas" w:eastAsia="Consolas" w:hAnsi="Consolas" w:cs="Consolas"/>
                 <w:sz w:val="17"/>
               </w:rPr>
               <w:t>simple-rag/</w:t>
             </w:r>
             <w:r>
               <w:rPr>
-                <w:rFonts w:ascii="Arial" w:hAnsi="Arial" w:cs="Arial" w:eastAsia="Arial"/>
-                <w:b w:val="0"/>
-                <w:i w:val="0"/>
+                <w:rFonts w:ascii="Arial" w:eastAsia="Arial" w:hAnsi="Arial" w:cs="Arial"/>
                 <w:sz w:val="18"/>
               </w:rPr>
               <w:t xml:space="preserve"> written: </w:t>
             </w:r>
             <w:r>
               <w:rPr>
-                <w:rFonts w:ascii="Consolas" w:hAnsi="Consolas" w:cs="Consolas" w:eastAsia="Consolas"/>
-                <w:b w:val="0"/>
-                <w:i w:val="0"/>
+                <w:rFonts w:ascii="Consolas" w:eastAsia="Consolas" w:hAnsi="Consolas" w:cs="Consolas"/>
                 <w:sz w:val="17"/>
               </w:rPr>
               <w:t>ingest.py</w:t>
             </w:r>
             <w:r>
               <w:rPr>
-                <w:rFonts w:ascii="Arial" w:hAnsi="Arial" w:cs="Arial" w:eastAsia="Arial"/>
-                <w:b w:val="0"/>
-                <w:i w:val="0"/>
+                <w:rFonts w:ascii="Arial" w:eastAsia="Arial" w:hAnsi="Arial" w:cs="Arial"/>
                 <w:sz w:val="18"/>
               </w:rPr>
               <w:t xml:space="preserve">, </w:t>
             </w:r>
             <w:r>
               <w:rPr>
-                <w:rFonts w:ascii="Consolas" w:hAnsi="Consolas" w:cs="Consolas" w:eastAsia="Consolas"/>
-                <w:b w:val="0"/>
-                <w:i w:val="0"/>
+                <w:rFonts w:ascii="Consolas" w:eastAsia="Consolas" w:hAnsi="Consolas" w:cs="Consolas"/>
                 <w:sz w:val="17"/>
               </w:rPr>
               <w:t>query.py</w:t>
             </w:r>
             <w:r>
               <w:rPr>
-                <w:rFonts w:ascii="Arial" w:hAnsi="Arial" w:cs="Arial" w:eastAsia="Arial"/>
-                <w:b w:val="0"/>
-                <w:i w:val="0"/>
+                <w:rFonts w:ascii="Arial" w:eastAsia="Arial" w:hAnsi="Arial" w:cs="Arial"/>
                 <w:sz w:val="18"/>
               </w:rPr>
               <w:t xml:space="preserve">, </w:t>
             </w:r>
             <w:r>
               <w:rPr>
-                <w:rFonts w:ascii="Consolas" w:hAnsi="Consolas" w:cs="Consolas" w:eastAsia="Consolas"/>
-                <w:b w:val="0"/>
-                <w:i w:val="0"/>
+                <w:rFonts w:ascii="Consolas" w:eastAsia="Consolas" w:hAnsi="Consolas" w:cs="Consolas"/>
                 <w:sz w:val="17"/>
               </w:rPr>
               <w:t>experiments.py</w:t>
             </w:r>
             <w:r>
               <w:rPr>
-                <w:rFonts w:ascii="Arial" w:hAnsi="Arial" w:cs="Arial" w:eastAsia="Arial"/>
-                <w:b w:val="0"/>
-                <w:i w:val="0"/>
+                <w:rFonts w:ascii="Arial" w:eastAsia="Arial" w:hAnsi="Arial" w:cs="Arial"/>
                 <w:sz w:val="18"/>
               </w:rPr>
               <w:t xml:space="preserve"> + helpers</w:t>
@@ -552,7 +517,7 @@
         </w:tc>
         <w:tc>
           <w:tcPr>
-            <w:tcW w:type="dxa" w:w="3009"/>
+            <w:tcW w:w="3009" w:type="dxa"/>
           </w:tcPr>
           <w:p>
             <w:pPr>
@@ -561,9 +526,8 @@
             </w:pPr>
             <w:r>
               <w:rPr>
-                <w:rFonts w:ascii="Arial" w:hAnsi="Arial" w:cs="Arial" w:eastAsia="Arial"/>
-                <w:b/>
-                <w:i w:val="0"/>
+                <w:rFonts w:ascii="Arial" w:eastAsia="Arial" w:hAnsi="Arial" w:cs="Arial"/>
+                <w:b/>
                 <w:color w:val="37863C"/>
                 <w:sz w:val="18"/>
               </w:rPr>
@@ -575,7 +539,7 @@
       <w:tr>
         <w:tc>
           <w:tcPr>
-            <w:tcW w:type="dxa" w:w="3009"/>
+            <w:tcW w:w="3009" w:type="dxa"/>
           </w:tcPr>
           <w:p>
             <w:pPr>
@@ -586,8 +550,8 @@
               <w:sdtPr>
                 <w:rPr>
                   <w:rFonts w:ascii="MS Gothic" w:eastAsia="MS Gothic" w:hAnsi="MS Gothic"/>
-                  <w:sz w:val="22"/>
                 </w:rPr>
+                <w:id w:val="-411394716"/>
                 <w14:checkbox>
                   <w14:checked w14:val="0"/>
                   <w14:checkedState w14:val="2612" w14:font="MS Gothic"/>
@@ -598,7 +562,6 @@
                 <w:r>
                   <w:rPr>
                     <w:rFonts w:ascii="MS Gothic" w:eastAsia="MS Gothic" w:hAnsi="MS Gothic"/>
-                    <w:sz w:val="22"/>
                   </w:rPr>
                   <w:t>☐</w:t>
                 </w:r>
@@ -608,17 +571,15 @@
         </w:tc>
         <w:tc>
           <w:tcPr>
-            <w:tcW w:type="dxa" w:w="3009"/>
-          </w:tcPr>
-          <w:p>
-            <w:pPr>
-              <w:spacing w:before="40" w:after="40"/>
-            </w:pPr>
-            <w:r>
-              <w:rPr>
-                <w:rFonts w:ascii="Arial" w:hAnsi="Arial" w:cs="Arial" w:eastAsia="Arial"/>
-                <w:b w:val="0"/>
-                <w:i w:val="0"/>
+            <w:tcW w:w="3009" w:type="dxa"/>
+          </w:tcPr>
+          <w:p>
+            <w:pPr>
+              <w:spacing w:before="40" w:after="40"/>
+            </w:pPr>
+            <w:r>
+              <w:rPr>
+                <w:rFonts w:ascii="Arial" w:eastAsia="Arial" w:hAnsi="Arial" w:cs="Arial"/>
                 <w:sz w:val="18"/>
               </w:rPr>
               <w:t>Pinecone account + index (dense, 1024, cosine)</w:t>
@@ -627,7 +588,7 @@
         </w:tc>
         <w:tc>
           <w:tcPr>
-            <w:tcW w:type="dxa" w:w="3009"/>
+            <w:tcW w:w="3009" w:type="dxa"/>
           </w:tcPr>
           <w:p>
             <w:pPr>
@@ -636,9 +597,8 @@
             </w:pPr>
             <w:r>
               <w:rPr>
-                <w:rFonts w:ascii="Arial" w:hAnsi="Arial" w:cs="Arial" w:eastAsia="Arial"/>
-                <w:b/>
-                <w:i w:val="0"/>
+                <w:rFonts w:ascii="Arial" w:eastAsia="Arial" w:hAnsi="Arial" w:cs="Arial"/>
+                <w:b/>
                 <w:color w:val="C05000"/>
                 <w:sz w:val="18"/>
               </w:rPr>
@@ -650,7 +610,7 @@
       <w:tr>
         <w:tc>
           <w:tcPr>
-            <w:tcW w:type="dxa" w:w="3009"/>
+            <w:tcW w:w="3009" w:type="dxa"/>
           </w:tcPr>
           <w:p>
             <w:pPr>
@@ -661,8 +621,8 @@
               <w:sdtPr>
                 <w:rPr>
                   <w:rFonts w:ascii="MS Gothic" w:eastAsia="MS Gothic" w:hAnsi="MS Gothic"/>
-                  <w:sz w:val="22"/>
                 </w:rPr>
+                <w:id w:val="1547113526"/>
                 <w14:checkbox>
                   <w14:checked w14:val="0"/>
                   <w14:checkedState w14:val="2612" w14:font="MS Gothic"/>
@@ -673,7 +633,6 @@
                 <w:r>
                   <w:rPr>
                     <w:rFonts w:ascii="MS Gothic" w:eastAsia="MS Gothic" w:hAnsi="MS Gothic"/>
-                    <w:sz w:val="22"/>
                   </w:rPr>
                   <w:t>☐</w:t>
                 </w:r>
@@ -683,35 +642,29 @@
         </w:tc>
         <w:tc>
           <w:tcPr>
-            <w:tcW w:type="dxa" w:w="3009"/>
-          </w:tcPr>
-          <w:p>
-            <w:pPr>
-              <w:spacing w:before="40" w:after="40"/>
-            </w:pPr>
-            <w:r>
-              <w:rPr>
-                <w:rFonts w:ascii="Arial" w:hAnsi="Arial" w:cs="Arial" w:eastAsia="Arial"/>
-                <w:b w:val="0"/>
-                <w:i w:val="0"/>
+            <w:tcW w:w="3009" w:type="dxa"/>
+          </w:tcPr>
+          <w:p>
+            <w:pPr>
+              <w:spacing w:before="40" w:after="40"/>
+            </w:pPr>
+            <w:r>
+              <w:rPr>
+                <w:rFonts w:ascii="Arial" w:eastAsia="Arial" w:hAnsi="Arial" w:cs="Arial"/>
                 <w:sz w:val="18"/>
               </w:rPr>
               <w:t>Concept demo – same question with and without the right chunk (</w:t>
             </w:r>
             <w:r>
               <w:rPr>
-                <w:rFonts w:ascii="Consolas" w:hAnsi="Consolas" w:cs="Consolas" w:eastAsia="Consolas"/>
-                <w:b w:val="0"/>
-                <w:i w:val="0"/>
+                <w:rFonts w:ascii="Consolas" w:eastAsia="Consolas" w:hAnsi="Consolas" w:cs="Consolas"/>
                 <w:sz w:val="17"/>
               </w:rPr>
               <w:t>concept_demo.py</w:t>
             </w:r>
             <w:r>
               <w:rPr>
-                <w:rFonts w:ascii="Arial" w:hAnsi="Arial" w:cs="Arial" w:eastAsia="Arial"/>
-                <w:b w:val="0"/>
-                <w:i w:val="0"/>
+                <w:rFonts w:ascii="Arial" w:eastAsia="Arial" w:hAnsi="Arial" w:cs="Arial"/>
                 <w:sz w:val="18"/>
               </w:rPr>
               <w:t>)</w:t>
@@ -720,7 +673,7 @@
         </w:tc>
         <w:tc>
           <w:tcPr>
-            <w:tcW w:type="dxa" w:w="3009"/>
+            <w:tcW w:w="3009" w:type="dxa"/>
           </w:tcPr>
           <w:p>
             <w:pPr>
@@ -729,9 +682,8 @@
             </w:pPr>
             <w:r>
               <w:rPr>
-                <w:rFonts w:ascii="Arial" w:hAnsi="Arial" w:cs="Arial" w:eastAsia="Arial"/>
-                <w:b/>
-                <w:i w:val="0"/>
+                <w:rFonts w:ascii="Arial" w:eastAsia="Arial" w:hAnsi="Arial" w:cs="Arial"/>
+                <w:b/>
                 <w:color w:val="C05000"/>
                 <w:sz w:val="18"/>
               </w:rPr>
@@ -743,7 +695,7 @@
       <w:tr>
         <w:tc>
           <w:tcPr>
-            <w:tcW w:type="dxa" w:w="3009"/>
+            <w:tcW w:w="3009" w:type="dxa"/>
           </w:tcPr>
           <w:p>
             <w:pPr>
@@ -754,8 +706,8 @@
               <w:sdtPr>
                 <w:rPr>
                   <w:rFonts w:ascii="MS Gothic" w:eastAsia="MS Gothic" w:hAnsi="MS Gothic"/>
-                  <w:sz w:val="22"/>
                 </w:rPr>
+                <w:id w:val="-1784792595"/>
                 <w14:checkbox>
                   <w14:checked w14:val="0"/>
                   <w14:checkedState w14:val="2612" w14:font="MS Gothic"/>
@@ -766,7 +718,6 @@
                 <w:r>
                   <w:rPr>
                     <w:rFonts w:ascii="MS Gothic" w:eastAsia="MS Gothic" w:hAnsi="MS Gothic"/>
-                    <w:sz w:val="22"/>
                   </w:rPr>
                   <w:t>☐</w:t>
                 </w:r>
@@ -776,17 +727,15 @@
         </w:tc>
         <w:tc>
           <w:tcPr>
-            <w:tcW w:type="dxa" w:w="3009"/>
-          </w:tcPr>
-          <w:p>
-            <w:pPr>
-              <w:spacing w:before="40" w:after="40"/>
-            </w:pPr>
-            <w:r>
-              <w:rPr>
-                <w:rFonts w:ascii="Arial" w:hAnsi="Arial" w:cs="Arial" w:eastAsia="Arial"/>
-                <w:b w:val="0"/>
-                <w:i w:val="0"/>
+            <w:tcW w:w="3009" w:type="dxa"/>
+          </w:tcPr>
+          <w:p>
+            <w:pPr>
+              <w:spacing w:before="40" w:after="40"/>
+            </w:pPr>
+            <w:r>
+              <w:rPr>
+                <w:rFonts w:ascii="Arial" w:eastAsia="Arial" w:hAnsi="Arial" w:cs="Arial"/>
                 <w:sz w:val="18"/>
               </w:rPr>
               <w:t>Make: imported both blueprints + connected my own Google Drive, Gemini and Pinecone</w:t>
@@ -795,7 +744,7 @@
         </w:tc>
         <w:tc>
           <w:tcPr>
-            <w:tcW w:type="dxa" w:w="3009"/>
+            <w:tcW w:w="3009" w:type="dxa"/>
           </w:tcPr>
           <w:p>
             <w:pPr>
@@ -804,9 +753,8 @@
             </w:pPr>
             <w:r>
               <w:rPr>
-                <w:rFonts w:ascii="Arial" w:hAnsi="Arial" w:cs="Arial" w:eastAsia="Arial"/>
-                <w:b/>
-                <w:i w:val="0"/>
+                <w:rFonts w:ascii="Arial" w:eastAsia="Arial" w:hAnsi="Arial" w:cs="Arial"/>
+                <w:b/>
                 <w:color w:val="C05000"/>
                 <w:sz w:val="18"/>
               </w:rPr>
@@ -818,7 +766,7 @@
       <w:tr>
         <w:tc>
           <w:tcPr>
-            <w:tcW w:type="dxa" w:w="3009"/>
+            <w:tcW w:w="3009" w:type="dxa"/>
           </w:tcPr>
           <w:p>
             <w:pPr>
@@ -829,8 +777,8 @@
               <w:sdtPr>
                 <w:rPr>
                   <w:rFonts w:ascii="MS Gothic" w:eastAsia="MS Gothic" w:hAnsi="MS Gothic"/>
-                  <w:sz w:val="22"/>
                 </w:rPr>
+                <w:id w:val="2045012809"/>
                 <w14:checkbox>
                   <w14:checked w14:val="0"/>
                   <w14:checkedState w14:val="2612" w14:font="MS Gothic"/>
@@ -841,7 +789,6 @@
                 <w:r>
                   <w:rPr>
                     <w:rFonts w:ascii="MS Gothic" w:eastAsia="MS Gothic" w:hAnsi="MS Gothic"/>
-                    <w:sz w:val="22"/>
                   </w:rPr>
                   <w:t>☐</w:t>
                 </w:r>
@@ -851,17 +798,15 @@
         </w:tc>
         <w:tc>
           <w:tcPr>
-            <w:tcW w:type="dxa" w:w="3009"/>
-          </w:tcPr>
-          <w:p>
-            <w:pPr>
-              <w:spacing w:before="40" w:after="40"/>
-            </w:pPr>
-            <w:r>
-              <w:rPr>
-                <w:rFonts w:ascii="Arial" w:hAnsi="Arial" w:cs="Arial" w:eastAsia="Arial"/>
-                <w:b w:val="0"/>
-                <w:i w:val="0"/>
+            <w:tcW w:w="3009" w:type="dxa"/>
+          </w:tcPr>
+          <w:p>
+            <w:pPr>
+              <w:spacing w:before="40" w:after="40"/>
+            </w:pPr>
+            <w:r>
+              <w:rPr>
+                <w:rFonts w:ascii="Arial" w:eastAsia="Arial" w:hAnsi="Arial" w:cs="Arial"/>
                 <w:sz w:val="18"/>
               </w:rPr>
               <w:t>Make: ran RAG Ingestion + checked a record's text/source metadata in Pinecone</w:t>
@@ -870,7 +815,7 @@
         </w:tc>
         <w:tc>
           <w:tcPr>
-            <w:tcW w:type="dxa" w:w="3009"/>
+            <w:tcW w:w="3009" w:type="dxa"/>
           </w:tcPr>
           <w:p>
             <w:pPr>
@@ -879,9 +824,8 @@
             </w:pPr>
             <w:r>
               <w:rPr>
-                <w:rFonts w:ascii="Arial" w:hAnsi="Arial" w:cs="Arial" w:eastAsia="Arial"/>
-                <w:b/>
-                <w:i w:val="0"/>
+                <w:rFonts w:ascii="Arial" w:eastAsia="Arial" w:hAnsi="Arial" w:cs="Arial"/>
+                <w:b/>
                 <w:color w:val="C05000"/>
                 <w:sz w:val="18"/>
               </w:rPr>
@@ -893,7 +837,7 @@
       <w:tr>
         <w:tc>
           <w:tcPr>
-            <w:tcW w:type="dxa" w:w="3009"/>
+            <w:tcW w:w="3009" w:type="dxa"/>
           </w:tcPr>
           <w:p>
             <w:pPr>
@@ -904,8 +848,8 @@
               <w:sdtPr>
                 <w:rPr>
                   <w:rFonts w:ascii="MS Gothic" w:eastAsia="MS Gothic" w:hAnsi="MS Gothic"/>
-                  <w:sz w:val="22"/>
                 </w:rPr>
+                <w:id w:val="554903496"/>
                 <w14:checkbox>
                   <w14:checked w14:val="0"/>
                   <w14:checkedState w14:val="2612" w14:font="MS Gothic"/>
@@ -916,7 +860,6 @@
                 <w:r>
                   <w:rPr>
                     <w:rFonts w:ascii="MS Gothic" w:eastAsia="MS Gothic" w:hAnsi="MS Gothic"/>
-                    <w:sz w:val="22"/>
                   </w:rPr>
                   <w:t>☐</w:t>
                 </w:r>
@@ -926,17 +869,15 @@
         </w:tc>
         <w:tc>
           <w:tcPr>
-            <w:tcW w:type="dxa" w:w="3009"/>
-          </w:tcPr>
-          <w:p>
-            <w:pPr>
-              <w:spacing w:before="40" w:after="40"/>
-            </w:pPr>
-            <w:r>
-              <w:rPr>
-                <w:rFonts w:ascii="Arial" w:hAnsi="Arial" w:cs="Arial" w:eastAsia="Arial"/>
-                <w:b w:val="0"/>
-                <w:i w:val="0"/>
+            <w:tcW w:w="3009" w:type="dxa"/>
+          </w:tcPr>
+          <w:p>
+            <w:pPr>
+              <w:spacing w:before="40" w:after="40"/>
+            </w:pPr>
+            <w:r>
+              <w:rPr>
+                <w:rFonts w:ascii="Arial" w:eastAsia="Arial" w:hAnsi="Arial" w:cs="Arial"/>
                 <w:sz w:val="18"/>
               </w:rPr>
               <w:t>Make: ran RAG Query – a normal question + 'What's the weather in Melbourne?'</w:t>
@@ -945,7 +886,7 @@
         </w:tc>
         <w:tc>
           <w:tcPr>
-            <w:tcW w:type="dxa" w:w="3009"/>
+            <w:tcW w:w="3009" w:type="dxa"/>
           </w:tcPr>
           <w:p>
             <w:pPr>
@@ -954,9 +895,8 @@
             </w:pPr>
             <w:r>
               <w:rPr>
-                <w:rFonts w:ascii="Arial" w:hAnsi="Arial" w:cs="Arial" w:eastAsia="Arial"/>
-                <w:b/>
-                <w:i w:val="0"/>
+                <w:rFonts w:ascii="Arial" w:eastAsia="Arial" w:hAnsi="Arial" w:cs="Arial"/>
+                <w:b/>
                 <w:color w:val="C05000"/>
                 <w:sz w:val="18"/>
               </w:rPr>
@@ -968,7 +908,7 @@
       <w:tr>
         <w:tc>
           <w:tcPr>
-            <w:tcW w:type="dxa" w:w="3009"/>
+            <w:tcW w:w="3009" w:type="dxa"/>
           </w:tcPr>
           <w:p>
             <w:pPr>
@@ -979,8 +919,8 @@
               <w:sdtPr>
                 <w:rPr>
                   <w:rFonts w:ascii="MS Gothic" w:eastAsia="MS Gothic" w:hAnsi="MS Gothic"/>
-                  <w:sz w:val="22"/>
                 </w:rPr>
+                <w:id w:val="1944103722"/>
                 <w14:checkbox>
                   <w14:checked w14:val="0"/>
                   <w14:checkedState w14:val="2612" w14:font="MS Gothic"/>
@@ -991,7 +931,6 @@
                 <w:r>
                   <w:rPr>
                     <w:rFonts w:ascii="MS Gothic" w:eastAsia="MS Gothic" w:hAnsi="MS Gothic"/>
-                    <w:sz w:val="22"/>
                   </w:rPr>
                   <w:t>☐</w:t>
                 </w:r>
@@ -1001,35 +940,29 @@
         </w:tc>
         <w:tc>
           <w:tcPr>
-            <w:tcW w:type="dxa" w:w="3009"/>
-          </w:tcPr>
-          <w:p>
-            <w:pPr>
-              <w:spacing w:before="40" w:after="40"/>
-            </w:pPr>
-            <w:r>
-              <w:rPr>
-                <w:rFonts w:ascii="Arial" w:hAnsi="Arial" w:cs="Arial" w:eastAsia="Arial"/>
-                <w:b w:val="0"/>
-                <w:i w:val="0"/>
+            <w:tcW w:w="3009" w:type="dxa"/>
+          </w:tcPr>
+          <w:p>
+            <w:pPr>
+              <w:spacing w:before="40" w:after="40"/>
+            </w:pPr>
+            <w:r>
+              <w:rPr>
+                <w:rFonts w:ascii="Arial" w:eastAsia="Arial" w:hAnsi="Arial" w:cs="Arial"/>
                 <w:sz w:val="18"/>
               </w:rPr>
               <w:t xml:space="preserve">Make: changed Limit (top-k), re-ran and compared (+ </w:t>
             </w:r>
             <w:r>
               <w:rPr>
-                <w:rFonts w:ascii="Consolas" w:hAnsi="Consolas" w:cs="Consolas" w:eastAsia="Consolas"/>
-                <w:b w:val="0"/>
-                <w:i w:val="0"/>
+                <w:rFonts w:ascii="Consolas" w:eastAsia="Consolas" w:hAnsi="Consolas" w:cs="Consolas"/>
                 <w:sz w:val="17"/>
               </w:rPr>
               <w:t>make_check.py</w:t>
             </w:r>
             <w:r>
               <w:rPr>
-                <w:rFonts w:ascii="Arial" w:hAnsi="Arial" w:cs="Arial" w:eastAsia="Arial"/>
-                <w:b w:val="0"/>
-                <w:i w:val="0"/>
+                <w:rFonts w:ascii="Arial" w:eastAsia="Arial" w:hAnsi="Arial" w:cs="Arial"/>
                 <w:sz w:val="18"/>
               </w:rPr>
               <w:t>)</w:t>
@@ -1038,7 +971,7 @@
         </w:tc>
         <w:tc>
           <w:tcPr>
-            <w:tcW w:type="dxa" w:w="3009"/>
+            <w:tcW w:w="3009" w:type="dxa"/>
           </w:tcPr>
           <w:p>
             <w:pPr>
@@ -1047,9 +980,8 @@
             </w:pPr>
             <w:r>
               <w:rPr>
-                <w:rFonts w:ascii="Arial" w:hAnsi="Arial" w:cs="Arial" w:eastAsia="Arial"/>
-                <w:b/>
-                <w:i w:val="0"/>
+                <w:rFonts w:ascii="Arial" w:eastAsia="Arial" w:hAnsi="Arial" w:cs="Arial"/>
+                <w:b/>
                 <w:color w:val="C05000"/>
                 <w:sz w:val="18"/>
               </w:rPr>
@@ -1061,7 +993,7 @@
       <w:tr>
         <w:tc>
           <w:tcPr>
-            <w:tcW w:type="dxa" w:w="3009"/>
+            <w:tcW w:w="3009" w:type="dxa"/>
           </w:tcPr>
           <w:p>
             <w:pPr>
@@ -1072,8 +1004,8 @@
               <w:sdtPr>
                 <w:rPr>
                   <w:rFonts w:ascii="MS Gothic" w:eastAsia="MS Gothic" w:hAnsi="MS Gothic"/>
-                  <w:sz w:val="22"/>
                 </w:rPr>
+                <w:id w:val="-684131736"/>
                 <w14:checkbox>
                   <w14:checked w14:val="0"/>
                   <w14:checkedState w14:val="2612" w14:font="MS Gothic"/>
@@ -1084,7 +1016,6 @@
                 <w:r>
                   <w:rPr>
                     <w:rFonts w:ascii="MS Gothic" w:eastAsia="MS Gothic" w:hAnsi="MS Gothic"/>
-                    <w:sz w:val="22"/>
                   </w:rPr>
                   <w:t>☐</w:t>
                 </w:r>
@@ -1094,44 +1025,36 @@
         </w:tc>
         <w:tc>
           <w:tcPr>
-            <w:tcW w:type="dxa" w:w="3009"/>
-          </w:tcPr>
-          <w:p>
-            <w:pPr>
-              <w:spacing w:before="40" w:after="40"/>
-            </w:pPr>
-            <w:r>
-              <w:rPr>
-                <w:rFonts w:ascii="Arial" w:hAnsi="Arial" w:cs="Arial" w:eastAsia="Arial"/>
-                <w:b w:val="0"/>
-                <w:i w:val="0"/>
+            <w:tcW w:w="3009" w:type="dxa"/>
+          </w:tcPr>
+          <w:p>
+            <w:pPr>
+              <w:spacing w:before="40" w:after="40"/>
+            </w:pPr>
+            <w:r>
+              <w:rPr>
+                <w:rFonts w:ascii="Arial" w:eastAsia="Arial" w:hAnsi="Arial" w:cs="Arial"/>
                 <w:sz w:val="18"/>
               </w:rPr>
               <w:t xml:space="preserve">Python: </w:t>
             </w:r>
             <w:r>
               <w:rPr>
-                <w:rFonts w:ascii="Consolas" w:hAnsi="Consolas" w:cs="Consolas" w:eastAsia="Consolas"/>
-                <w:b w:val="0"/>
-                <w:i w:val="0"/>
+                <w:rFonts w:ascii="Consolas" w:eastAsia="Consolas" w:hAnsi="Consolas" w:cs="Consolas"/>
                 <w:sz w:val="17"/>
               </w:rPr>
               <w:t>ingest.py</w:t>
             </w:r>
             <w:r>
               <w:rPr>
-                <w:rFonts w:ascii="Arial" w:hAnsi="Arial" w:cs="Arial" w:eastAsia="Arial"/>
-                <w:b w:val="0"/>
-                <w:i w:val="0"/>
+                <w:rFonts w:ascii="Arial" w:eastAsia="Arial" w:hAnsi="Arial" w:cs="Arial"/>
                 <w:sz w:val="18"/>
               </w:rPr>
               <w:t xml:space="preserve"> → records in namespace </w:t>
             </w:r>
             <w:r>
               <w:rPr>
-                <w:rFonts w:ascii="Consolas" w:hAnsi="Consolas" w:cs="Consolas" w:eastAsia="Consolas"/>
-                <w:b w:val="0"/>
-                <w:i w:val="0"/>
+                <w:rFonts w:ascii="Consolas" w:eastAsia="Consolas" w:hAnsi="Consolas" w:cs="Consolas"/>
                 <w:sz w:val="17"/>
               </w:rPr>
               <w:t>week3-code-lab</w:t>
@@ -1140,7 +1063,7 @@
         </w:tc>
         <w:tc>
           <w:tcPr>
-            <w:tcW w:type="dxa" w:w="3009"/>
+            <w:tcW w:w="3009" w:type="dxa"/>
           </w:tcPr>
           <w:p>
             <w:pPr>
@@ -1149,9 +1072,8 @@
             </w:pPr>
             <w:r>
               <w:rPr>
-                <w:rFonts w:ascii="Arial" w:hAnsi="Arial" w:cs="Arial" w:eastAsia="Arial"/>
-                <w:b/>
-                <w:i w:val="0"/>
+                <w:rFonts w:ascii="Arial" w:eastAsia="Arial" w:hAnsi="Arial" w:cs="Arial"/>
+                <w:b/>
                 <w:color w:val="C05000"/>
                 <w:sz w:val="18"/>
               </w:rPr>
@@ -1163,7 +1085,7 @@
       <w:tr>
         <w:tc>
           <w:tcPr>
-            <w:tcW w:type="dxa" w:w="3009"/>
+            <w:tcW w:w="3009" w:type="dxa"/>
           </w:tcPr>
           <w:p>
             <w:pPr>
@@ -1174,8 +1096,8 @@
               <w:sdtPr>
                 <w:rPr>
                   <w:rFonts w:ascii="MS Gothic" w:eastAsia="MS Gothic" w:hAnsi="MS Gothic"/>
-                  <w:sz w:val="22"/>
                 </w:rPr>
+                <w:id w:val="-845083340"/>
                 <w14:checkbox>
                   <w14:checked w14:val="0"/>
                   <w14:checkedState w14:val="2612" w14:font="MS Gothic"/>
@@ -1186,7 +1108,6 @@
                 <w:r>
                   <w:rPr>
                     <w:rFonts w:ascii="MS Gothic" w:eastAsia="MS Gothic" w:hAnsi="MS Gothic"/>
-                    <w:sz w:val="22"/>
                   </w:rPr>
                   <w:t>☐</w:t>
                 </w:r>
@@ -1196,35 +1117,29 @@
         </w:tc>
         <w:tc>
           <w:tcPr>
-            <w:tcW w:type="dxa" w:w="3009"/>
-          </w:tcPr>
-          <w:p>
-            <w:pPr>
-              <w:spacing w:before="40" w:after="40"/>
-            </w:pPr>
-            <w:r>
-              <w:rPr>
-                <w:rFonts w:ascii="Arial" w:hAnsi="Arial" w:cs="Arial" w:eastAsia="Arial"/>
-                <w:b w:val="0"/>
-                <w:i w:val="0"/>
+            <w:tcW w:w="3009" w:type="dxa"/>
+          </w:tcPr>
+          <w:p>
+            <w:pPr>
+              <w:spacing w:before="40" w:after="40"/>
+            </w:pPr>
+            <w:r>
+              <w:rPr>
+                <w:rFonts w:ascii="Arial" w:eastAsia="Arial" w:hAnsi="Arial" w:cs="Arial"/>
                 <w:sz w:val="18"/>
               </w:rPr>
               <w:t xml:space="preserve">Python: </w:t>
             </w:r>
             <w:r>
               <w:rPr>
-                <w:rFonts w:ascii="Consolas" w:hAnsi="Consolas" w:cs="Consolas" w:eastAsia="Consolas"/>
-                <w:b w:val="0"/>
-                <w:i w:val="0"/>
+                <w:rFonts w:ascii="Consolas" w:eastAsia="Consolas" w:hAnsi="Consolas" w:cs="Consolas"/>
                 <w:sz w:val="17"/>
               </w:rPr>
               <w:t>query.py</w:t>
             </w:r>
             <w:r>
               <w:rPr>
-                <w:rFonts w:ascii="Arial" w:hAnsi="Arial" w:cs="Arial" w:eastAsia="Arial"/>
-                <w:b w:val="0"/>
-                <w:i w:val="0"/>
+                <w:rFonts w:ascii="Arial" w:eastAsia="Arial" w:hAnsi="Arial" w:cs="Arial"/>
                 <w:sz w:val="18"/>
               </w:rPr>
               <w:t xml:space="preserve"> with an in-scope and an out-of-scope question</w:t>
@@ -1233,7 +1148,7 @@
         </w:tc>
         <w:tc>
           <w:tcPr>
-            <w:tcW w:type="dxa" w:w="3009"/>
+            <w:tcW w:w="3009" w:type="dxa"/>
           </w:tcPr>
           <w:p>
             <w:pPr>
@@ -1242,9 +1157,8 @@
             </w:pPr>
             <w:r>
               <w:rPr>
-                <w:rFonts w:ascii="Arial" w:hAnsi="Arial" w:cs="Arial" w:eastAsia="Arial"/>
-                <w:b/>
-                <w:i w:val="0"/>
+                <w:rFonts w:ascii="Arial" w:eastAsia="Arial" w:hAnsi="Arial" w:cs="Arial"/>
+                <w:b/>
                 <w:color w:val="C05000"/>
                 <w:sz w:val="18"/>
               </w:rPr>
@@ -1256,7 +1170,7 @@
       <w:tr>
         <w:tc>
           <w:tcPr>
-            <w:tcW w:type="dxa" w:w="3009"/>
+            <w:tcW w:w="3009" w:type="dxa"/>
           </w:tcPr>
           <w:p>
             <w:pPr>
@@ -1267,8 +1181,8 @@
               <w:sdtPr>
                 <w:rPr>
                   <w:rFonts w:ascii="MS Gothic" w:eastAsia="MS Gothic" w:hAnsi="MS Gothic"/>
-                  <w:sz w:val="22"/>
                 </w:rPr>
+                <w:id w:val="-1101487618"/>
                 <w14:checkbox>
                   <w14:checked w14:val="0"/>
                   <w14:checkedState w14:val="2612" w14:font="MS Gothic"/>
@@ -1279,7 +1193,6 @@
                 <w:r>
                   <w:rPr>
                     <w:rFonts w:ascii="MS Gothic" w:eastAsia="MS Gothic" w:hAnsi="MS Gothic"/>
-                    <w:sz w:val="22"/>
                   </w:rPr>
                   <w:t>☐</w:t>
                 </w:r>
@@ -1289,17 +1202,15 @@
         </w:tc>
         <w:tc>
           <w:tcPr>
-            <w:tcW w:type="dxa" w:w="3009"/>
-          </w:tcPr>
-          <w:p>
-            <w:pPr>
-              <w:spacing w:before="40" w:after="40"/>
-            </w:pPr>
-            <w:r>
-              <w:rPr>
-                <w:rFonts w:ascii="Arial" w:hAnsi="Arial" w:cs="Arial" w:eastAsia="Arial"/>
-                <w:b w:val="0"/>
-                <w:i w:val="0"/>
+            <w:tcW w:w="3009" w:type="dxa"/>
+          </w:tcPr>
+          <w:p>
+            <w:pPr>
+              <w:spacing w:before="40" w:after="40"/>
+            </w:pPr>
+            <w:r>
+              <w:rPr>
+                <w:rFonts w:ascii="Arial" w:eastAsia="Arial" w:hAnsi="Arial" w:cs="Arial"/>
                 <w:sz w:val="18"/>
               </w:rPr>
               <w:t>Experiment A (top-k 1 / 3 / 5) + Experiment B (chunk size 100 / 400)</w:t>
@@ -1308,7 +1219,7 @@
         </w:tc>
         <w:tc>
           <w:tcPr>
-            <w:tcW w:type="dxa" w:w="3009"/>
+            <w:tcW w:w="3009" w:type="dxa"/>
           </w:tcPr>
           <w:p>
             <w:pPr>
@@ -1317,9 +1228,8 @@
             </w:pPr>
             <w:r>
               <w:rPr>
-                <w:rFonts w:ascii="Arial" w:hAnsi="Arial" w:cs="Arial" w:eastAsia="Arial"/>
-                <w:b/>
-                <w:i w:val="0"/>
+                <w:rFonts w:ascii="Arial" w:eastAsia="Arial" w:hAnsi="Arial" w:cs="Arial"/>
+                <w:b/>
                 <w:color w:val="C05000"/>
                 <w:sz w:val="18"/>
               </w:rPr>
@@ -1331,7 +1241,7 @@
       <w:tr>
         <w:tc>
           <w:tcPr>
-            <w:tcW w:type="dxa" w:w="3009"/>
+            <w:tcW w:w="3009" w:type="dxa"/>
           </w:tcPr>
           <w:p>
             <w:pPr>
@@ -1342,8 +1252,8 @@
               <w:sdtPr>
                 <w:rPr>
                   <w:rFonts w:ascii="MS Gothic" w:eastAsia="MS Gothic" w:hAnsi="MS Gothic"/>
-                  <w:sz w:val="22"/>
                 </w:rPr>
+                <w:id w:val="-508139502"/>
                 <w14:checkbox>
                   <w14:checked w14:val="1"/>
                   <w14:checkedState w14:val="2612" w14:font="MS Gothic"/>
@@ -1354,7 +1264,6 @@
                 <w:r>
                   <w:rPr>
                     <w:rFonts w:ascii="MS Gothic" w:eastAsia="MS Gothic" w:hAnsi="MS Gothic"/>
-                    <w:sz w:val="22"/>
                   </w:rPr>
                   <w:t>☒</w:t>
                 </w:r>
@@ -1364,17 +1273,15 @@
         </w:tc>
         <w:tc>
           <w:tcPr>
-            <w:tcW w:type="dxa" w:w="3009"/>
-          </w:tcPr>
-          <w:p>
-            <w:pPr>
-              <w:spacing w:before="40" w:after="40"/>
-            </w:pPr>
-            <w:r>
-              <w:rPr>
-                <w:rFonts w:ascii="Arial" w:hAnsi="Arial" w:cs="Arial" w:eastAsia="Arial"/>
-                <w:b w:val="0"/>
-                <w:i w:val="0"/>
+            <w:tcW w:w="3009" w:type="dxa"/>
+          </w:tcPr>
+          <w:p>
+            <w:pPr>
+              <w:spacing w:before="40" w:after="40"/>
+            </w:pPr>
+            <w:r>
+              <w:rPr>
+                <w:rFonts w:ascii="Arial" w:eastAsia="Arial" w:hAnsi="Arial" w:cs="Arial"/>
                 <w:sz w:val="18"/>
               </w:rPr>
               <w:t>Experiment C (Make → Python mapping) + the 10 'be able to explain' questions</w:t>
@@ -1383,7 +1290,7 @@
         </w:tc>
         <w:tc>
           <w:tcPr>
-            <w:tcW w:type="dxa" w:w="3009"/>
+            <w:tcW w:w="3009" w:type="dxa"/>
           </w:tcPr>
           <w:p>
             <w:pPr>
@@ -1392,9 +1299,8 @@
             </w:pPr>
             <w:r>
               <w:rPr>
-                <w:rFonts w:ascii="Arial" w:hAnsi="Arial" w:cs="Arial" w:eastAsia="Arial"/>
-                <w:b/>
-                <w:i w:val="0"/>
+                <w:rFonts w:ascii="Arial" w:eastAsia="Arial" w:hAnsi="Arial" w:cs="Arial"/>
+                <w:b/>
                 <w:color w:val="37863C"/>
                 <w:sz w:val="18"/>
               </w:rPr>
@@ -1406,7 +1312,7 @@
       <w:tr>
         <w:tc>
           <w:tcPr>
-            <w:tcW w:type="dxa" w:w="3009"/>
+            <w:tcW w:w="3009" w:type="dxa"/>
           </w:tcPr>
           <w:p>
             <w:pPr>
@@ -1417,8 +1323,8 @@
               <w:sdtPr>
                 <w:rPr>
                   <w:rFonts w:ascii="MS Gothic" w:eastAsia="MS Gothic" w:hAnsi="MS Gothic"/>
-                  <w:sz w:val="22"/>
                 </w:rPr>
+                <w:id w:val="-502438416"/>
                 <w14:checkbox>
                   <w14:checked w14:val="0"/>
                   <w14:checkedState w14:val="2612" w14:font="MS Gothic"/>
@@ -1429,7 +1335,6 @@
                 <w:r>
                   <w:rPr>
                     <w:rFonts w:ascii="MS Gothic" w:eastAsia="MS Gothic" w:hAnsi="MS Gothic"/>
-                    <w:sz w:val="22"/>
                   </w:rPr>
                   <w:t>☐</w:t>
                 </w:r>
@@ -1439,17 +1344,15 @@
         </w:tc>
         <w:tc>
           <w:tcPr>
-            <w:tcW w:type="dxa" w:w="3009"/>
-          </w:tcPr>
-          <w:p>
-            <w:pPr>
-              <w:spacing w:before="40" w:after="40"/>
-            </w:pPr>
-            <w:r>
-              <w:rPr>
-                <w:rFonts w:ascii="Arial" w:hAnsi="Arial" w:cs="Arial" w:eastAsia="Arial"/>
-                <w:b w:val="0"/>
-                <w:i w:val="0"/>
+            <w:tcW w:w="3009" w:type="dxa"/>
+          </w:tcPr>
+          <w:p>
+            <w:pPr>
+              <w:spacing w:before="40" w:after="40"/>
+            </w:pPr>
+            <w:r>
+              <w:rPr>
+                <w:rFonts w:ascii="Arial" w:eastAsia="Arial" w:hAnsi="Arial" w:cs="Arial"/>
                 <w:sz w:val="18"/>
               </w:rPr>
               <w:t>Screenshots for both deliverables + the rest (yellow boxes below)</w:t>
@@ -1458,7 +1361,7 @@
         </w:tc>
         <w:tc>
           <w:tcPr>
-            <w:tcW w:type="dxa" w:w="3009"/>
+            <w:tcW w:w="3009" w:type="dxa"/>
           </w:tcPr>
           <w:p>
             <w:pPr>
@@ -1467,9 +1370,8 @@
             </w:pPr>
             <w:r>
               <w:rPr>
-                <w:rFonts w:ascii="Arial" w:hAnsi="Arial" w:cs="Arial" w:eastAsia="Arial"/>
-                <w:b/>
-                <w:i w:val="0"/>
+                <w:rFonts w:ascii="Arial" w:eastAsia="Arial" w:hAnsi="Arial" w:cs="Arial"/>
+                <w:b/>
                 <w:color w:val="C05000"/>
                 <w:sz w:val="18"/>
               </w:rPr>
@@ -1485,8 +1387,7 @@
       </w:pPr>
       <w:r>
         <w:rPr>
-          <w:rFonts w:ascii="Arial" w:hAnsi="Arial" w:cs="Arial" w:eastAsia="Arial"/>
-          <w:b w:val="0"/>
+          <w:rFonts w:ascii="Arial" w:eastAsia="Arial" w:hAnsi="Arial" w:cs="Arial"/>
           <w:i/>
           <w:sz w:val="17"/>
         </w:rPr>
@@ -1550,6 +1451,7 @@
                 <w:sz w:val="20"/>
                 <w:szCs w:val="20"/>
               </w:rPr>
+              <w:lastRenderedPageBreak/>
               <w:t>WEEK #</w:t>
             </w:r>
             <w:r>
@@ -1794,9 +1696,8 @@
             </w:pPr>
             <w:r>
               <w:rPr>
-                <w:rFonts w:ascii="Arial" w:hAnsi="Arial" w:cs="Arial" w:eastAsia="Arial"/>
-                <w:b/>
-                <w:i w:val="0"/>
+                <w:rFonts w:ascii="Arial" w:eastAsia="Arial" w:hAnsi="Arial" w:cs="Arial"/>
+                <w:b/>
                 <w:sz w:val="19"/>
               </w:rPr>
               <w:t>Concept + set-up</w:t>
@@ -1804,12 +1705,11 @@
           </w:p>
           <w:p>
             <w:pPr>
-              <w:spacing w:before="0" w:after="40"/>
-            </w:pPr>
-            <w:r>
-              <w:rPr>
-                <w:rFonts w:ascii="Arial" w:hAnsi="Arial" w:cs="Arial" w:eastAsia="Arial"/>
-                <w:b w:val="0"/>
+              <w:spacing w:after="40"/>
+            </w:pPr>
+            <w:r>
+              <w:rPr>
+                <w:rFonts w:ascii="Arial" w:eastAsia="Arial" w:hAnsi="Arial" w:cs="Arial"/>
                 <w:i/>
                 <w:sz w:val="17"/>
               </w:rPr>
@@ -1828,22 +1728,18 @@
                 <w:ilvl w:val="0"/>
                 <w:numId w:val="1"/>
               </w:numPr>
-              <w:spacing w:before="0" w:after="60"/>
-            </w:pPr>
-            <w:r>
-              <w:rPr>
-                <w:rFonts w:ascii="Arial" w:hAnsi="Arial" w:cs="Arial" w:eastAsia="Arial"/>
-                <w:b w:val="0"/>
-                <w:i w:val="0"/>
+              <w:spacing w:after="60"/>
+            </w:pPr>
+            <w:r>
+              <w:rPr>
+                <w:rFonts w:ascii="Arial" w:eastAsia="Arial" w:hAnsi="Arial" w:cs="Arial"/>
                 <w:sz w:val="18"/>
               </w:rPr>
               <w:t>Read both sheets. Made a free Pinecone account and an index (</w:t>
             </w:r>
             <w:r>
               <w:rPr>
-                <w:rFonts w:ascii="Consolas" w:hAnsi="Consolas" w:cs="Consolas" w:eastAsia="Consolas"/>
-                <w:b w:val="0"/>
-                <w:i w:val="0"/>
+                <w:rFonts w:ascii="Consolas" w:eastAsia="Consolas" w:hAnsi="Consolas" w:cs="Consolas"/>
                 <w:sz w:val="17"/>
                 <w:highlight w:val="yellow"/>
               </w:rPr>
@@ -1851,9 +1747,7 @@
             </w:r>
             <w:r>
               <w:rPr>
-                <w:rFonts w:ascii="Arial" w:hAnsi="Arial" w:cs="Arial" w:eastAsia="Arial"/>
-                <w:b w:val="0"/>
-                <w:i w:val="0"/>
+                <w:rFonts w:ascii="Arial" w:eastAsia="Arial" w:hAnsi="Arial" w:cs="Arial"/>
                 <w:sz w:val="18"/>
               </w:rPr>
               <w:t>: dense, 1024 dimensions, cosine). Reused my Gemini key from Week 1.</w:t>
@@ -1866,40 +1760,32 @@
                 <w:ilvl w:val="0"/>
                 <w:numId w:val="1"/>
               </w:numPr>
-              <w:spacing w:before="0" w:after="60"/>
-            </w:pPr>
-            <w:r>
-              <w:rPr>
-                <w:rFonts w:ascii="Arial" w:hAnsi="Arial" w:cs="Arial" w:eastAsia="Arial"/>
-                <w:b w:val="0"/>
-                <w:i w:val="0"/>
+              <w:spacing w:after="60"/>
+            </w:pPr>
+            <w:r>
+              <w:rPr>
+                <w:rFonts w:ascii="Arial" w:eastAsia="Arial" w:hAnsi="Arial" w:cs="Arial"/>
                 <w:sz w:val="18"/>
               </w:rPr>
               <w:t>Concept demo (</w:t>
             </w:r>
             <w:r>
               <w:rPr>
-                <w:rFonts w:ascii="Consolas" w:hAnsi="Consolas" w:cs="Consolas" w:eastAsia="Consolas"/>
-                <w:b w:val="0"/>
-                <w:i w:val="0"/>
+                <w:rFonts w:ascii="Consolas" w:eastAsia="Consolas" w:hAnsi="Consolas" w:cs="Consolas"/>
                 <w:sz w:val="17"/>
               </w:rPr>
               <w:t>concept_demo.py</w:t>
             </w:r>
             <w:r>
               <w:rPr>
-                <w:rFonts w:ascii="Arial" w:hAnsi="Arial" w:cs="Arial" w:eastAsia="Arial"/>
-                <w:b w:val="0"/>
-                <w:i w:val="0"/>
+                <w:rFonts w:ascii="Arial" w:eastAsia="Arial" w:hAnsi="Arial" w:cs="Arial"/>
                 <w:sz w:val="18"/>
               </w:rPr>
               <w:t xml:space="preserve">): asked Gemini a question about our notes once with no context and once with the right chunk pasted in – </w:t>
             </w:r>
             <w:r>
               <w:rPr>
-                <w:rFonts w:ascii="Arial" w:hAnsi="Arial" w:cs="Arial" w:eastAsia="Arial"/>
-                <w:b w:val="0"/>
-                <w:i w:val="0"/>
+                <w:rFonts w:ascii="Arial" w:eastAsia="Arial" w:hAnsi="Arial" w:cs="Arial"/>
                 <w:sz w:val="18"/>
                 <w:highlight w:val="yellow"/>
               </w:rPr>
@@ -1907,9 +1793,7 @@
             </w:r>
             <w:r>
               <w:rPr>
-                <w:rFonts w:ascii="Arial" w:hAnsi="Arial" w:cs="Arial" w:eastAsia="Arial"/>
-                <w:b w:val="0"/>
-                <w:i w:val="0"/>
+                <w:rFonts w:ascii="Arial" w:eastAsia="Arial" w:hAnsi="Arial" w:cs="Arial"/>
                 <w:sz w:val="18"/>
               </w:rPr>
               <w:t>.</w:t>
@@ -1927,9 +1811,8 @@
             </w:pPr>
             <w:r>
               <w:rPr>
-                <w:rFonts w:ascii="Arial" w:hAnsi="Arial" w:cs="Arial" w:eastAsia="Arial"/>
-                <w:b/>
-                <w:i w:val="0"/>
+                <w:rFonts w:ascii="Arial" w:eastAsia="Arial" w:hAnsi="Arial" w:cs="Arial"/>
+                <w:b/>
                 <w:sz w:val="19"/>
               </w:rPr>
               <w:t>1 h</w:t>
@@ -1946,9 +1829,8 @@
             </w:pPr>
             <w:r>
               <w:rPr>
-                <w:rFonts w:ascii="Arial" w:hAnsi="Arial" w:cs="Arial" w:eastAsia="Arial"/>
-                <w:b/>
-                <w:i w:val="0"/>
+                <w:rFonts w:ascii="Arial" w:eastAsia="Arial" w:hAnsi="Arial" w:cs="Arial"/>
+                <w:b/>
                 <w:sz w:val="19"/>
               </w:rPr>
               <w:t>Learning:</w:t>
@@ -1961,13 +1843,11 @@
                 <w:ilvl w:val="0"/>
                 <w:numId w:val="1"/>
               </w:numPr>
-              <w:spacing w:before="0" w:after="40"/>
-            </w:pPr>
-            <w:r>
-              <w:rPr>
-                <w:rFonts w:ascii="Arial" w:hAnsi="Arial" w:cs="Arial" w:eastAsia="Arial"/>
-                <w:b w:val="0"/>
-                <w:i w:val="0"/>
+              <w:spacing w:after="40"/>
+            </w:pPr>
+            <w:r>
+              <w:rPr>
+                <w:rFonts w:ascii="Arial" w:eastAsia="Arial" w:hAnsi="Arial" w:cs="Arial"/>
                 <w:sz w:val="17"/>
               </w:rPr>
               <w:t>Keyword search only finds the exact words; semantic search compares meanings, so 'how do agents get better over time?' can still find the learning-agents part.</w:t>
@@ -1980,13 +1860,11 @@
                 <w:ilvl w:val="0"/>
                 <w:numId w:val="1"/>
               </w:numPr>
-              <w:spacing w:before="0" w:after="40"/>
-            </w:pPr>
-            <w:r>
-              <w:rPr>
-                <w:rFonts w:ascii="Arial" w:hAnsi="Arial" w:cs="Arial" w:eastAsia="Arial"/>
-                <w:b w:val="0"/>
-                <w:i w:val="0"/>
+              <w:spacing w:after="40"/>
+            </w:pPr>
+            <w:r>
+              <w:rPr>
+                <w:rFonts w:ascii="Arial" w:eastAsia="Arial" w:hAnsi="Arial" w:cs="Arial"/>
                 <w:sz w:val="17"/>
               </w:rPr>
               <w:t>A vector DB's whole job is to find the right chunk and paste it into the prompt for me, so I don't have to do it by hand.</w:t>
@@ -1998,9 +1876,8 @@
             </w:pPr>
             <w:r>
               <w:rPr>
-                <w:rFonts w:ascii="Arial" w:hAnsi="Arial" w:cs="Arial" w:eastAsia="Arial"/>
-                <w:b/>
-                <w:i w:val="0"/>
+                <w:rFonts w:ascii="Arial" w:eastAsia="Arial" w:hAnsi="Arial" w:cs="Arial"/>
+                <w:b/>
                 <w:sz w:val="19"/>
               </w:rPr>
               <w:t>Problems:</w:t>
@@ -2013,13 +1890,11 @@
                 <w:ilvl w:val="0"/>
                 <w:numId w:val="1"/>
               </w:numPr>
-              <w:spacing w:before="0" w:after="40"/>
-            </w:pPr>
-            <w:r>
-              <w:rPr>
-                <w:rFonts w:ascii="Arial" w:hAnsi="Arial" w:cs="Arial" w:eastAsia="Arial"/>
-                <w:b w:val="0"/>
-                <w:i w:val="0"/>
+              <w:spacing w:after="40"/>
+            </w:pPr>
+            <w:r>
+              <w:rPr>
+                <w:rFonts w:ascii="Arial" w:eastAsia="Arial" w:hAnsi="Arial" w:cs="Arial"/>
                 <w:sz w:val="17"/>
               </w:rPr>
               <w:t>None really for this one.</w:t>
@@ -2042,9 +1917,8 @@
             </w:pPr>
             <w:r>
               <w:rPr>
-                <w:rFonts w:ascii="Arial" w:hAnsi="Arial" w:cs="Arial" w:eastAsia="Arial"/>
-                <w:b/>
-                <w:i w:val="0"/>
+                <w:rFonts w:ascii="Arial" w:eastAsia="Arial" w:hAnsi="Arial" w:cs="Arial"/>
+                <w:b/>
                 <w:sz w:val="19"/>
               </w:rPr>
               <w:t>Make – Part 1: ingestion</w:t>
@@ -2052,12 +1926,11 @@
           </w:p>
           <w:p>
             <w:pPr>
-              <w:spacing w:before="0" w:after="40"/>
-            </w:pPr>
-            <w:r>
-              <w:rPr>
-                <w:rFonts w:ascii="Arial" w:hAnsi="Arial" w:cs="Arial" w:eastAsia="Arial"/>
-                <w:b w:val="0"/>
+              <w:spacing w:after="40"/>
+            </w:pPr>
+            <w:r>
+              <w:rPr>
+                <w:rFonts w:ascii="Arial" w:eastAsia="Arial" w:hAnsi="Arial" w:cs="Arial"/>
                 <w:i/>
                 <w:sz w:val="17"/>
               </w:rPr>
@@ -2076,31 +1949,25 @@
                 <w:ilvl w:val="0"/>
                 <w:numId w:val="1"/>
               </w:numPr>
-              <w:spacing w:before="0" w:after="60"/>
-            </w:pPr>
-            <w:r>
-              <w:rPr>
-                <w:rFonts w:ascii="Arial" w:hAnsi="Arial" w:cs="Arial" w:eastAsia="Arial"/>
-                <w:b w:val="0"/>
-                <w:i w:val="0"/>
+              <w:spacing w:after="60"/>
+            </w:pPr>
+            <w:r>
+              <w:rPr>
+                <w:rFonts w:ascii="Arial" w:eastAsia="Arial" w:hAnsi="Arial" w:cs="Arial"/>
                 <w:sz w:val="18"/>
               </w:rPr>
               <w:t xml:space="preserve">Created a new scenario and imported </w:t>
             </w:r>
             <w:r>
               <w:rPr>
-                <w:rFonts w:ascii="Consolas" w:hAnsi="Consolas" w:cs="Consolas" w:eastAsia="Consolas"/>
-                <w:b w:val="0"/>
-                <w:i w:val="0"/>
+                <w:rFonts w:ascii="Consolas" w:eastAsia="Consolas" w:hAnsi="Consolas" w:cs="Consolas"/>
                 <w:sz w:val="17"/>
               </w:rPr>
               <w:t>RAG Ingestion.blueprint.json</w:t>
             </w:r>
             <w:r>
               <w:rPr>
-                <w:rFonts w:ascii="Arial" w:hAnsi="Arial" w:cs="Arial" w:eastAsia="Arial"/>
-                <w:b w:val="0"/>
-                <w:i w:val="0"/>
+                <w:rFonts w:ascii="Arial" w:eastAsia="Arial" w:hAnsi="Arial" w:cs="Arial"/>
                 <w:sz w:val="18"/>
               </w:rPr>
               <w:t>: Google Drive → Chunk text (200 / 20) → Iterator → Gemini embeddings (1024) → Pinecone upsert.</w:t>
@@ -2113,31 +1980,25 @@
                 <w:ilvl w:val="0"/>
                 <w:numId w:val="1"/>
               </w:numPr>
-              <w:spacing w:before="0" w:after="60"/>
-            </w:pPr>
-            <w:r>
-              <w:rPr>
-                <w:rFonts w:ascii="Arial" w:hAnsi="Arial" w:cs="Arial" w:eastAsia="Arial"/>
-                <w:b w:val="0"/>
-                <w:i w:val="0"/>
+              <w:spacing w:after="60"/>
+            </w:pPr>
+            <w:r>
+              <w:rPr>
+                <w:rFonts w:ascii="Arial" w:eastAsia="Arial" w:hAnsi="Arial" w:cs="Arial"/>
                 <w:sz w:val="18"/>
               </w:rPr>
               <w:t xml:space="preserve">Uploaded </w:t>
             </w:r>
             <w:r>
               <w:rPr>
-                <w:rFonts w:ascii="Consolas" w:hAnsi="Consolas" w:cs="Consolas" w:eastAsia="Consolas"/>
-                <w:b w:val="0"/>
-                <w:i w:val="0"/>
+                <w:rFonts w:ascii="Consolas" w:eastAsia="Consolas" w:hAnsi="Consolas" w:cs="Consolas"/>
                 <w:sz w:val="17"/>
               </w:rPr>
               <w:t>intelligent_agents_overview.txt</w:t>
             </w:r>
             <w:r>
               <w:rPr>
-                <w:rFonts w:ascii="Arial" w:hAnsi="Arial" w:cs="Arial" w:eastAsia="Arial"/>
-                <w:b w:val="0"/>
-                <w:i w:val="0"/>
+                <w:rFonts w:ascii="Arial" w:eastAsia="Arial" w:hAnsi="Arial" w:cs="Arial"/>
                 <w:sz w:val="18"/>
               </w:rPr>
               <w:t xml:space="preserve"> to my Google Drive and connected my own Google Drive, Gemini and Pinecone accounts.</w:t>
@@ -2150,22 +2011,18 @@
                 <w:ilvl w:val="0"/>
                 <w:numId w:val="1"/>
               </w:numPr>
-              <w:spacing w:before="0" w:after="60"/>
-            </w:pPr>
-            <w:r>
-              <w:rPr>
-                <w:rFonts w:ascii="Arial" w:hAnsi="Arial" w:cs="Arial" w:eastAsia="Arial"/>
-                <w:b w:val="0"/>
-                <w:i w:val="0"/>
+              <w:spacing w:after="60"/>
+            </w:pPr>
+            <w:r>
+              <w:rPr>
+                <w:rFonts w:ascii="Arial" w:eastAsia="Arial" w:hAnsi="Arial" w:cs="Arial"/>
                 <w:sz w:val="18"/>
               </w:rPr>
               <w:t xml:space="preserve">Ran it once: Make stored </w:t>
             </w:r>
             <w:r>
               <w:rPr>
-                <w:rFonts w:ascii="Arial" w:hAnsi="Arial" w:cs="Arial" w:eastAsia="Arial"/>
-                <w:b w:val="0"/>
-                <w:i w:val="0"/>
+                <w:rFonts w:ascii="Arial" w:eastAsia="Arial" w:hAnsi="Arial" w:cs="Arial"/>
                 <w:sz w:val="18"/>
                 <w:highlight w:val="yellow"/>
               </w:rPr>
@@ -2173,63 +2030,51 @@
             </w:r>
             <w:r>
               <w:rPr>
-                <w:rFonts w:ascii="Arial" w:hAnsi="Arial" w:cs="Arial" w:eastAsia="Arial"/>
-                <w:b w:val="0"/>
-                <w:i w:val="0"/>
+                <w:rFonts w:ascii="Arial" w:eastAsia="Arial" w:hAnsi="Arial" w:cs="Arial"/>
                 <w:sz w:val="18"/>
               </w:rPr>
               <w:t xml:space="preserve"> records in namespace </w:t>
             </w:r>
             <w:r>
               <w:rPr>
-                <w:rFonts w:ascii="Consolas" w:hAnsi="Consolas" w:cs="Consolas" w:eastAsia="Consolas"/>
-                <w:b w:val="0"/>
-                <w:i w:val="0"/>
+                <w:rFonts w:ascii="Consolas" w:eastAsia="Consolas" w:hAnsi="Consolas" w:cs="Consolas"/>
                 <w:sz w:val="17"/>
               </w:rPr>
               <w:t>week3-lab</w:t>
             </w:r>
             <w:r>
               <w:rPr>
-                <w:rFonts w:ascii="Arial" w:hAnsi="Arial" w:cs="Arial" w:eastAsia="Arial"/>
-                <w:b w:val="0"/>
-                <w:i w:val="0"/>
+                <w:rFonts w:ascii="Arial" w:eastAsia="Arial" w:hAnsi="Arial" w:cs="Arial"/>
                 <w:sz w:val="18"/>
               </w:rPr>
               <w:t xml:space="preserve">. Opened one in Pinecone to check the </w:t>
             </w:r>
             <w:r>
               <w:rPr>
-                <w:rFonts w:ascii="Arial" w:hAnsi="Arial" w:cs="Arial" w:eastAsia="Arial"/>
-                <w:b/>
-                <w:i w:val="0"/>
+                <w:rFonts w:ascii="Arial" w:eastAsia="Arial" w:hAnsi="Arial" w:cs="Arial"/>
+                <w:b/>
                 <w:sz w:val="18"/>
               </w:rPr>
               <w:t>text</w:t>
             </w:r>
             <w:r>
               <w:rPr>
-                <w:rFonts w:ascii="Arial" w:hAnsi="Arial" w:cs="Arial" w:eastAsia="Arial"/>
-                <w:b w:val="0"/>
-                <w:i w:val="0"/>
+                <w:rFonts w:ascii="Arial" w:eastAsia="Arial" w:hAnsi="Arial" w:cs="Arial"/>
                 <w:sz w:val="18"/>
               </w:rPr>
               <w:t xml:space="preserve"> and </w:t>
             </w:r>
             <w:r>
               <w:rPr>
-                <w:rFonts w:ascii="Arial" w:hAnsi="Arial" w:cs="Arial" w:eastAsia="Arial"/>
-                <w:b/>
-                <w:i w:val="0"/>
+                <w:rFonts w:ascii="Arial" w:eastAsia="Arial" w:hAnsi="Arial" w:cs="Arial"/>
+                <w:b/>
                 <w:sz w:val="18"/>
               </w:rPr>
               <w:t>source</w:t>
             </w:r>
             <w:r>
               <w:rPr>
-                <w:rFonts w:ascii="Arial" w:hAnsi="Arial" w:cs="Arial" w:eastAsia="Arial"/>
-                <w:b w:val="0"/>
-                <w:i w:val="0"/>
+                <w:rFonts w:ascii="Arial" w:eastAsia="Arial" w:hAnsi="Arial" w:cs="Arial"/>
                 <w:sz w:val="18"/>
               </w:rPr>
               <w:t xml:space="preserve"> metadata were saved.</w:t>
@@ -2247,9 +2092,8 @@
             </w:pPr>
             <w:r>
               <w:rPr>
-                <w:rFonts w:ascii="Arial" w:hAnsi="Arial" w:cs="Arial" w:eastAsia="Arial"/>
-                <w:b/>
-                <w:i w:val="0"/>
+                <w:rFonts w:ascii="Arial" w:eastAsia="Arial" w:hAnsi="Arial" w:cs="Arial"/>
+                <w:b/>
                 <w:sz w:val="19"/>
               </w:rPr>
               <w:t>1 h</w:t>
@@ -2266,9 +2110,8 @@
             </w:pPr>
             <w:r>
               <w:rPr>
-                <w:rFonts w:ascii="Arial" w:hAnsi="Arial" w:cs="Arial" w:eastAsia="Arial"/>
-                <w:b/>
-                <w:i w:val="0"/>
+                <w:rFonts w:ascii="Arial" w:eastAsia="Arial" w:hAnsi="Arial" w:cs="Arial"/>
+                <w:b/>
                 <w:sz w:val="19"/>
               </w:rPr>
               <w:t>Learning:</w:t>
@@ -2281,13 +2124,11 @@
                 <w:ilvl w:val="0"/>
                 <w:numId w:val="1"/>
               </w:numPr>
-              <w:spacing w:before="0" w:after="40"/>
-            </w:pPr>
-            <w:r>
-              <w:rPr>
-                <w:rFonts w:ascii="Arial" w:hAnsi="Arial" w:cs="Arial" w:eastAsia="Arial"/>
-                <w:b w:val="0"/>
-                <w:i w:val="0"/>
+              <w:spacing w:after="40"/>
+            </w:pPr>
+            <w:r>
+              <w:rPr>
+                <w:rFonts w:ascii="Arial" w:eastAsia="Arial" w:hAnsi="Arial" w:cs="Arial"/>
                 <w:sz w:val="17"/>
               </w:rPr>
               <w:t>The Iterator makes the next modules run once per chunk – that's why the Gemini and Pinecone modules show one operation per chunk.</w:t>
@@ -2300,13 +2141,11 @@
                 <w:ilvl w:val="0"/>
                 <w:numId w:val="1"/>
               </w:numPr>
-              <w:spacing w:before="0" w:after="40"/>
-            </w:pPr>
-            <w:r>
-              <w:rPr>
-                <w:rFonts w:ascii="Arial" w:hAnsi="Arial" w:cs="Arial" w:eastAsia="Arial"/>
-                <w:b w:val="0"/>
-                <w:i w:val="0"/>
+              <w:spacing w:after="40"/>
+            </w:pPr>
+            <w:r>
+              <w:rPr>
+                <w:rFonts w:ascii="Arial" w:eastAsia="Arial" w:hAnsi="Arial" w:cs="Arial"/>
                 <w:sz w:val="17"/>
               </w:rPr>
               <w:t>Record ID = file name + chunk position, so running it again overwrites the same records instead of adding copies.</w:t>
@@ -2318,9 +2157,8 @@
             </w:pPr>
             <w:r>
               <w:rPr>
-                <w:rFonts w:ascii="Arial" w:hAnsi="Arial" w:cs="Arial" w:eastAsia="Arial"/>
-                <w:b/>
-                <w:i w:val="0"/>
+                <w:rFonts w:ascii="Arial" w:eastAsia="Arial" w:hAnsi="Arial" w:cs="Arial"/>
+                <w:b/>
                 <w:sz w:val="19"/>
               </w:rPr>
               <w:t>Problems:</w:t>
@@ -2333,13 +2171,11 @@
                 <w:ilvl w:val="0"/>
                 <w:numId w:val="1"/>
               </w:numPr>
-              <w:spacing w:before="0" w:after="40"/>
-            </w:pPr>
-            <w:r>
-              <w:rPr>
-                <w:rFonts w:ascii="Arial" w:hAnsi="Arial" w:cs="Arial" w:eastAsia="Arial"/>
-                <w:b w:val="0"/>
-                <w:i w:val="0"/>
+              <w:spacing w:after="40"/>
+            </w:pPr>
+            <w:r>
+              <w:rPr>
+                <w:rFonts w:ascii="Arial" w:eastAsia="Arial" w:hAnsi="Arial" w:cs="Arial"/>
                 <w:sz w:val="17"/>
               </w:rPr>
               <w:t>The blueprint still points to the tutor's connections and the tutor's Drive file, so every module had to be re-connected to my accounts and the file picked again before it would run.</w:t>
@@ -2352,13 +2188,11 @@
                 <w:ilvl w:val="0"/>
                 <w:numId w:val="1"/>
               </w:numPr>
-              <w:spacing w:before="0" w:after="40"/>
-            </w:pPr>
-            <w:r>
-              <w:rPr>
-                <w:rFonts w:ascii="Arial" w:hAnsi="Arial" w:cs="Arial" w:eastAsia="Arial"/>
-                <w:b w:val="0"/>
-                <w:i w:val="0"/>
+              <w:spacing w:after="40"/>
+            </w:pPr>
+            <w:r>
+              <w:rPr>
+                <w:rFonts w:ascii="Arial" w:eastAsia="Arial" w:hAnsi="Arial" w:cs="Arial"/>
                 <w:sz w:val="17"/>
                 <w:highlight w:val="yellow"/>
               </w:rPr>
@@ -2366,9 +2200,7 @@
             </w:r>
             <w:r>
               <w:rPr>
-                <w:rFonts w:ascii="Arial" w:hAnsi="Arial" w:cs="Arial" w:eastAsia="Arial"/>
-                <w:b w:val="0"/>
-                <w:i w:val="0"/>
+                <w:rFonts w:ascii="Arial" w:eastAsia="Arial" w:hAnsi="Arial" w:cs="Arial"/>
                 <w:sz w:val="17"/>
               </w:rPr>
               <w:t xml:space="preserve"> with chunk size 200 / overlap 20 – my Python chunker makes 9 (it counts words; the sheet says Make's unit isn't given).</w:t>
@@ -2391,22 +2223,21 @@
             </w:pPr>
             <w:r>
               <w:rPr>
-                <w:rFonts w:ascii="Arial" w:hAnsi="Arial" w:cs="Arial" w:eastAsia="Arial"/>
-                <w:b/>
-                <w:i w:val="0"/>
+                <w:rFonts w:ascii="Arial" w:eastAsia="Arial" w:hAnsi="Arial" w:cs="Arial"/>
+                <w:b/>
                 <w:sz w:val="19"/>
               </w:rPr>
+              <w:lastRenderedPageBreak/>
               <w:t>Make – Part 2: query</w:t>
             </w:r>
           </w:p>
           <w:p>
             <w:pPr>
-              <w:spacing w:before="0" w:after="40"/>
-            </w:pPr>
-            <w:r>
-              <w:rPr>
-                <w:rFonts w:ascii="Arial" w:hAnsi="Arial" w:cs="Arial" w:eastAsia="Arial"/>
-                <w:b w:val="0"/>
+              <w:spacing w:after="40"/>
+            </w:pPr>
+            <w:r>
+              <w:rPr>
+                <w:rFonts w:ascii="Arial" w:eastAsia="Arial" w:hAnsi="Arial" w:cs="Arial"/>
                 <w:i/>
                 <w:sz w:val="17"/>
               </w:rPr>
@@ -2425,31 +2256,25 @@
                 <w:ilvl w:val="0"/>
                 <w:numId w:val="1"/>
               </w:numPr>
-              <w:spacing w:before="0" w:after="60"/>
-            </w:pPr>
-            <w:r>
-              <w:rPr>
-                <w:rFonts w:ascii="Arial" w:hAnsi="Arial" w:cs="Arial" w:eastAsia="Arial"/>
-                <w:b w:val="0"/>
-                <w:i w:val="0"/>
+              <w:spacing w:after="60"/>
+            </w:pPr>
+            <w:r>
+              <w:rPr>
+                <w:rFonts w:ascii="Arial" w:eastAsia="Arial" w:hAnsi="Arial" w:cs="Arial"/>
                 <w:sz w:val="18"/>
               </w:rPr>
               <w:t xml:space="preserve">Imported </w:t>
             </w:r>
             <w:r>
               <w:rPr>
-                <w:rFonts w:ascii="Consolas" w:hAnsi="Consolas" w:cs="Consolas" w:eastAsia="Consolas"/>
-                <w:b w:val="0"/>
-                <w:i w:val="0"/>
+                <w:rFonts w:ascii="Consolas" w:eastAsia="Consolas" w:hAnsi="Consolas" w:cs="Consolas"/>
                 <w:sz w:val="17"/>
               </w:rPr>
               <w:t>RAG Query.blueprint.json</w:t>
             </w:r>
             <w:r>
               <w:rPr>
-                <w:rFonts w:ascii="Arial" w:hAnsi="Arial" w:cs="Arial" w:eastAsia="Arial"/>
-                <w:b w:val="0"/>
-                <w:i w:val="0"/>
+                <w:rFonts w:ascii="Arial" w:eastAsia="Arial" w:hAnsi="Arial" w:cs="Arial"/>
                 <w:sz w:val="18"/>
               </w:rPr>
               <w:t>: Set variable → Gemini embeddings → Pinecone search (Limit 3) → Text aggregator → Gemini response → Get variable.</w:t>
@@ -2462,13 +2287,11 @@
                 <w:ilvl w:val="0"/>
                 <w:numId w:val="1"/>
               </w:numPr>
-              <w:spacing w:before="0" w:after="60"/>
-            </w:pPr>
-            <w:r>
-              <w:rPr>
-                <w:rFonts w:ascii="Arial" w:hAnsi="Arial" w:cs="Arial" w:eastAsia="Arial"/>
-                <w:b w:val="0"/>
-                <w:i w:val="0"/>
+              <w:spacing w:after="60"/>
+            </w:pPr>
+            <w:r>
+              <w:rPr>
+                <w:rFonts w:ascii="Arial" w:eastAsia="Arial" w:hAnsi="Arial" w:cs="Arial"/>
                 <w:sz w:val="18"/>
               </w:rPr>
               <w:t>Set the question to 'What is a learning agent?', clicked *Run once* and read the answer at the last module. Then tried 'What's the weather in Melbourne?'.</w:t>
@@ -2481,22 +2304,18 @@
                 <w:ilvl w:val="0"/>
                 <w:numId w:val="1"/>
               </w:numPr>
-              <w:spacing w:before="0" w:after="60"/>
-            </w:pPr>
-            <w:r>
-              <w:rPr>
-                <w:rFonts w:ascii="Arial" w:hAnsi="Arial" w:cs="Arial" w:eastAsia="Arial"/>
-                <w:b w:val="0"/>
-                <w:i w:val="0"/>
+              <w:spacing w:after="60"/>
+            </w:pPr>
+            <w:r>
+              <w:rPr>
+                <w:rFonts w:ascii="Arial" w:eastAsia="Arial" w:hAnsi="Arial" w:cs="Arial"/>
                 <w:sz w:val="18"/>
               </w:rPr>
               <w:t xml:space="preserve">For 'What is a learning agent?' the search (Limit 3) returned chunks </w:t>
             </w:r>
             <w:r>
               <w:rPr>
-                <w:rFonts w:ascii="Arial" w:hAnsi="Arial" w:cs="Arial" w:eastAsia="Arial"/>
-                <w:b w:val="0"/>
-                <w:i w:val="0"/>
+                <w:rFonts w:ascii="Arial" w:eastAsia="Arial" w:hAnsi="Arial" w:cs="Arial"/>
                 <w:sz w:val="18"/>
                 <w:highlight w:val="yellow"/>
               </w:rPr>
@@ -2504,9 +2323,7 @@
             </w:r>
             <w:r>
               <w:rPr>
-                <w:rFonts w:ascii="Arial" w:hAnsi="Arial" w:cs="Arial" w:eastAsia="Arial"/>
-                <w:b w:val="0"/>
-                <w:i w:val="0"/>
+                <w:rFonts w:ascii="Arial" w:eastAsia="Arial" w:hAnsi="Arial" w:cs="Arial"/>
                 <w:sz w:val="18"/>
               </w:rPr>
               <w:t>.</w:t>
@@ -2519,13 +2336,11 @@
                 <w:ilvl w:val="0"/>
                 <w:numId w:val="1"/>
               </w:numPr>
-              <w:spacing w:before="0" w:after="60"/>
-            </w:pPr>
-            <w:r>
-              <w:rPr>
-                <w:rFonts w:ascii="Arial" w:hAnsi="Arial" w:cs="Arial" w:eastAsia="Arial"/>
-                <w:b w:val="0"/>
-                <w:i w:val="0"/>
+              <w:spacing w:after="60"/>
+            </w:pPr>
+            <w:r>
+              <w:rPr>
+                <w:rFonts w:ascii="Arial" w:eastAsia="Arial" w:hAnsi="Arial" w:cs="Arial"/>
                 <w:sz w:val="18"/>
               </w:rPr>
               <w:t>Modification: Limit 3 → 1 and → 5, ran again and compared (details in the deliverable below).</w:t>
@@ -2543,9 +2358,8 @@
             </w:pPr>
             <w:r>
               <w:rPr>
-                <w:rFonts w:ascii="Arial" w:hAnsi="Arial" w:cs="Arial" w:eastAsia="Arial"/>
-                <w:b/>
-                <w:i w:val="0"/>
+                <w:rFonts w:ascii="Arial" w:eastAsia="Arial" w:hAnsi="Arial" w:cs="Arial"/>
+                <w:b/>
                 <w:sz w:val="19"/>
               </w:rPr>
               <w:t>1 h</w:t>
@@ -2562,9 +2376,8 @@
             </w:pPr>
             <w:r>
               <w:rPr>
-                <w:rFonts w:ascii="Arial" w:hAnsi="Arial" w:cs="Arial" w:eastAsia="Arial"/>
-                <w:b/>
-                <w:i w:val="0"/>
+                <w:rFonts w:ascii="Arial" w:eastAsia="Arial" w:hAnsi="Arial" w:cs="Arial"/>
+                <w:b/>
                 <w:sz w:val="19"/>
               </w:rPr>
               <w:t>Learning:</w:t>
@@ -2577,13 +2390,11 @@
                 <w:ilvl w:val="0"/>
                 <w:numId w:val="1"/>
               </w:numPr>
-              <w:spacing w:before="0" w:after="40"/>
-            </w:pPr>
-            <w:r>
-              <w:rPr>
-                <w:rFonts w:ascii="Arial" w:hAnsi="Arial" w:cs="Arial" w:eastAsia="Arial"/>
-                <w:b w:val="0"/>
-                <w:i w:val="0"/>
+              <w:spacing w:after="40"/>
+            </w:pPr>
+            <w:r>
+              <w:rPr>
+                <w:rFonts w:ascii="Arial" w:eastAsia="Arial" w:hAnsi="Arial" w:cs="Arial"/>
                 <w:sz w:val="17"/>
               </w:rPr>
               <w:t>The text aggregator glues the 3 chunks together with '---' between them so Gemini sees them as separate pieces of context.</w:t>
@@ -2596,13 +2407,11 @@
                 <w:ilvl w:val="0"/>
                 <w:numId w:val="1"/>
               </w:numPr>
-              <w:spacing w:before="0" w:after="40"/>
-            </w:pPr>
-            <w:r>
-              <w:rPr>
-                <w:rFonts w:ascii="Arial" w:hAnsi="Arial" w:cs="Arial" w:eastAsia="Arial"/>
-                <w:b w:val="0"/>
-                <w:i w:val="0"/>
+              <w:spacing w:after="40"/>
+            </w:pPr>
+            <w:r>
+              <w:rPr>
+                <w:rFonts w:ascii="Arial" w:eastAsia="Arial" w:hAnsi="Arial" w:cs="Arial"/>
                 <w:sz w:val="17"/>
               </w:rPr>
               <w:t>The system prompt is what makes it say 'not enough information' instead of guessing.</w:t>
@@ -2614,9 +2423,8 @@
             </w:pPr>
             <w:r>
               <w:rPr>
-                <w:rFonts w:ascii="Arial" w:hAnsi="Arial" w:cs="Arial" w:eastAsia="Arial"/>
-                <w:b/>
-                <w:i w:val="0"/>
+                <w:rFonts w:ascii="Arial" w:eastAsia="Arial" w:hAnsi="Arial" w:cs="Arial"/>
+                <w:b/>
                 <w:sz w:val="19"/>
               </w:rPr>
               <w:t>Problems:</w:t>
@@ -2629,13 +2437,11 @@
                 <w:ilvl w:val="0"/>
                 <w:numId w:val="1"/>
               </w:numPr>
-              <w:spacing w:before="0" w:after="40"/>
-            </w:pPr>
-            <w:r>
-              <w:rPr>
-                <w:rFonts w:ascii="Arial" w:hAnsi="Arial" w:cs="Arial" w:eastAsia="Arial"/>
-                <w:b w:val="0"/>
-                <w:i w:val="0"/>
+              <w:spacing w:after="40"/>
+            </w:pPr>
+            <w:r>
+              <w:rPr>
+                <w:rFonts w:ascii="Arial" w:eastAsia="Arial" w:hAnsi="Arial" w:cs="Arial"/>
                 <w:sz w:val="17"/>
               </w:rPr>
               <w:t>Same as Part 1: the Gemini (×2) and Pinecone modules had to be switched to my own connections.</w:t>
@@ -2648,13 +2454,11 @@
                 <w:ilvl w:val="0"/>
                 <w:numId w:val="1"/>
               </w:numPr>
-              <w:spacing w:before="0" w:after="40"/>
-            </w:pPr>
-            <w:r>
-              <w:rPr>
-                <w:rFonts w:ascii="Arial" w:hAnsi="Arial" w:cs="Arial" w:eastAsia="Arial"/>
-                <w:b w:val="0"/>
-                <w:i w:val="0"/>
+              <w:spacing w:after="40"/>
+            </w:pPr>
+            <w:r>
+              <w:rPr>
+                <w:rFonts w:ascii="Arial" w:eastAsia="Arial" w:hAnsi="Arial" w:cs="Arial"/>
                 <w:sz w:val="17"/>
               </w:rPr>
               <w:t>The blueprint's Set variable still had the question 'What's the current weather' – changed it to my own question first.</w:t>
@@ -2677,9 +2481,8 @@
             </w:pPr>
             <w:r>
               <w:rPr>
-                <w:rFonts w:ascii="Arial" w:hAnsi="Arial" w:cs="Arial" w:eastAsia="Arial"/>
-                <w:b/>
-                <w:i w:val="0"/>
+                <w:rFonts w:ascii="Arial" w:eastAsia="Arial" w:hAnsi="Arial" w:cs="Arial"/>
+                <w:b/>
                 <w:sz w:val="19"/>
               </w:rPr>
               <w:t>Python – set-up + ingestion</w:t>
@@ -2687,12 +2490,11 @@
           </w:p>
           <w:p>
             <w:pPr>
-              <w:spacing w:before="0" w:after="40"/>
-            </w:pPr>
-            <w:r>
-              <w:rPr>
-                <w:rFonts w:ascii="Consolas" w:hAnsi="Consolas" w:cs="Consolas" w:eastAsia="Consolas"/>
-                <w:b w:val="0"/>
+              <w:spacing w:after="40"/>
+            </w:pPr>
+            <w:r>
+              <w:rPr>
+                <w:rFonts w:ascii="Consolas" w:eastAsia="Consolas" w:hAnsi="Consolas" w:cs="Consolas"/>
                 <w:i/>
                 <w:sz w:val="16"/>
               </w:rPr>
@@ -2711,157 +2513,123 @@
                 <w:ilvl w:val="0"/>
                 <w:numId w:val="1"/>
               </w:numPr>
-              <w:spacing w:before="0" w:after="60"/>
-            </w:pPr>
-            <w:r>
-              <w:rPr>
-                <w:rFonts w:ascii="Arial" w:hAnsi="Arial" w:cs="Arial" w:eastAsia="Arial"/>
-                <w:b w:val="0"/>
-                <w:i w:val="0"/>
+              <w:spacing w:after="60"/>
+            </w:pPr>
+            <w:r>
+              <w:rPr>
+                <w:rFonts w:ascii="Arial" w:eastAsia="Arial" w:hAnsi="Arial" w:cs="Arial"/>
                 <w:sz w:val="18"/>
               </w:rPr>
               <w:t>Made the project like section 4 of the sheet (</w:t>
             </w:r>
             <w:r>
               <w:rPr>
-                <w:rFonts w:ascii="Consolas" w:hAnsi="Consolas" w:cs="Consolas" w:eastAsia="Consolas"/>
-                <w:b w:val="0"/>
-                <w:i w:val="0"/>
+                <w:rFonts w:ascii="Consolas" w:eastAsia="Consolas" w:hAnsi="Consolas" w:cs="Consolas"/>
                 <w:sz w:val="17"/>
               </w:rPr>
               <w:t>data/</w:t>
             </w:r>
             <w:r>
               <w:rPr>
-                <w:rFonts w:ascii="Arial" w:hAnsi="Arial" w:cs="Arial" w:eastAsia="Arial"/>
-                <w:b w:val="0"/>
-                <w:i w:val="0"/>
+                <w:rFonts w:ascii="Arial" w:eastAsia="Arial" w:hAnsi="Arial" w:cs="Arial"/>
                 <w:sz w:val="18"/>
               </w:rPr>
               <w:t xml:space="preserve">, </w:t>
             </w:r>
             <w:r>
               <w:rPr>
-                <w:rFonts w:ascii="Consolas" w:hAnsi="Consolas" w:cs="Consolas" w:eastAsia="Consolas"/>
-                <w:b w:val="0"/>
-                <w:i w:val="0"/>
+                <w:rFonts w:ascii="Consolas" w:eastAsia="Consolas" w:hAnsi="Consolas" w:cs="Consolas"/>
                 <w:sz w:val="17"/>
               </w:rPr>
               <w:t>ingest.py</w:t>
             </w:r>
             <w:r>
               <w:rPr>
-                <w:rFonts w:ascii="Arial" w:hAnsi="Arial" w:cs="Arial" w:eastAsia="Arial"/>
-                <w:b w:val="0"/>
-                <w:i w:val="0"/>
+                <w:rFonts w:ascii="Arial" w:eastAsia="Arial" w:hAnsi="Arial" w:cs="Arial"/>
                 <w:sz w:val="18"/>
               </w:rPr>
               <w:t xml:space="preserve">, </w:t>
             </w:r>
             <w:r>
               <w:rPr>
-                <w:rFonts w:ascii="Consolas" w:hAnsi="Consolas" w:cs="Consolas" w:eastAsia="Consolas"/>
-                <w:b w:val="0"/>
-                <w:i w:val="0"/>
+                <w:rFonts w:ascii="Consolas" w:eastAsia="Consolas" w:hAnsi="Consolas" w:cs="Consolas"/>
                 <w:sz w:val="17"/>
               </w:rPr>
               <w:t>query.py</w:t>
             </w:r>
             <w:r>
               <w:rPr>
-                <w:rFonts w:ascii="Arial" w:hAnsi="Arial" w:cs="Arial" w:eastAsia="Arial"/>
-                <w:b w:val="0"/>
-                <w:i w:val="0"/>
+                <w:rFonts w:ascii="Arial" w:eastAsia="Arial" w:hAnsi="Arial" w:cs="Arial"/>
                 <w:sz w:val="18"/>
               </w:rPr>
               <w:t xml:space="preserve">, </w:t>
             </w:r>
             <w:r>
               <w:rPr>
-                <w:rFonts w:ascii="Consolas" w:hAnsi="Consolas" w:cs="Consolas" w:eastAsia="Consolas"/>
-                <w:b w:val="0"/>
-                <w:i w:val="0"/>
+                <w:rFonts w:ascii="Consolas" w:eastAsia="Consolas" w:hAnsi="Consolas" w:cs="Consolas"/>
                 <w:sz w:val="17"/>
               </w:rPr>
               <w:t>.env</w:t>
             </w:r>
             <w:r>
               <w:rPr>
-                <w:rFonts w:ascii="Arial" w:hAnsi="Arial" w:cs="Arial" w:eastAsia="Arial"/>
-                <w:b w:val="0"/>
-                <w:i w:val="0"/>
+                <w:rFonts w:ascii="Arial" w:eastAsia="Arial" w:hAnsi="Arial" w:cs="Arial"/>
                 <w:sz w:val="18"/>
               </w:rPr>
               <w:t xml:space="preserve">, </w:t>
             </w:r>
             <w:r>
               <w:rPr>
-                <w:rFonts w:ascii="Consolas" w:hAnsi="Consolas" w:cs="Consolas" w:eastAsia="Consolas"/>
-                <w:b w:val="0"/>
-                <w:i w:val="0"/>
+                <w:rFonts w:ascii="Consolas" w:eastAsia="Consolas" w:hAnsi="Consolas" w:cs="Consolas"/>
                 <w:sz w:val="17"/>
               </w:rPr>
               <w:t>.gitignore</w:t>
             </w:r>
             <w:r>
               <w:rPr>
-                <w:rFonts w:ascii="Arial" w:hAnsi="Arial" w:cs="Arial" w:eastAsia="Arial"/>
-                <w:b w:val="0"/>
-                <w:i w:val="0"/>
+                <w:rFonts w:ascii="Arial" w:eastAsia="Arial" w:hAnsi="Arial" w:cs="Arial"/>
                 <w:sz w:val="18"/>
               </w:rPr>
               <w:t xml:space="preserve">, </w:t>
             </w:r>
             <w:r>
               <w:rPr>
-                <w:rFonts w:ascii="Consolas" w:hAnsi="Consolas" w:cs="Consolas" w:eastAsia="Consolas"/>
-                <w:b w:val="0"/>
-                <w:i w:val="0"/>
+                <w:rFonts w:ascii="Consolas" w:eastAsia="Consolas" w:hAnsi="Consolas" w:cs="Consolas"/>
                 <w:sz w:val="17"/>
               </w:rPr>
               <w:t>requirements.txt</w:t>
             </w:r>
             <w:r>
               <w:rPr>
-                <w:rFonts w:ascii="Arial" w:hAnsi="Arial" w:cs="Arial" w:eastAsia="Arial"/>
-                <w:b w:val="0"/>
-                <w:i w:val="0"/>
+                <w:rFonts w:ascii="Arial" w:eastAsia="Arial" w:hAnsi="Arial" w:cs="Arial"/>
                 <w:sz w:val="18"/>
               </w:rPr>
               <w:t xml:space="preserve">) and installed </w:t>
             </w:r>
             <w:r>
               <w:rPr>
-                <w:rFonts w:ascii="Consolas" w:hAnsi="Consolas" w:cs="Consolas" w:eastAsia="Consolas"/>
-                <w:b w:val="0"/>
-                <w:i w:val="0"/>
+                <w:rFonts w:ascii="Consolas" w:eastAsia="Consolas" w:hAnsi="Consolas" w:cs="Consolas"/>
                 <w:sz w:val="17"/>
               </w:rPr>
               <w:t>google-genai pinecone python-dotenv</w:t>
             </w:r>
             <w:r>
               <w:rPr>
-                <w:rFonts w:ascii="Arial" w:hAnsi="Arial" w:cs="Arial" w:eastAsia="Arial"/>
-                <w:b w:val="0"/>
-                <w:i w:val="0"/>
+                <w:rFonts w:ascii="Arial" w:eastAsia="Arial" w:hAnsi="Arial" w:cs="Arial"/>
                 <w:sz w:val="18"/>
               </w:rPr>
               <w:t xml:space="preserve">. Keys are only in </w:t>
             </w:r>
             <w:r>
               <w:rPr>
-                <w:rFonts w:ascii="Consolas" w:hAnsi="Consolas" w:cs="Consolas" w:eastAsia="Consolas"/>
-                <w:b w:val="0"/>
-                <w:i w:val="0"/>
+                <w:rFonts w:ascii="Consolas" w:eastAsia="Consolas" w:hAnsi="Consolas" w:cs="Consolas"/>
                 <w:sz w:val="17"/>
               </w:rPr>
               <w:t>.env</w:t>
             </w:r>
             <w:r>
               <w:rPr>
-                <w:rFonts w:ascii="Arial" w:hAnsi="Arial" w:cs="Arial" w:eastAsia="Arial"/>
-                <w:b w:val="0"/>
-                <w:i w:val="0"/>
+                <w:rFonts w:ascii="Arial" w:eastAsia="Arial" w:hAnsi="Arial" w:cs="Arial"/>
                 <w:sz w:val="18"/>
               </w:rPr>
               <w:t>, which git ignores.</w:t>
@@ -2874,49 +2642,40 @@
                 <w:ilvl w:val="0"/>
                 <w:numId w:val="1"/>
               </w:numPr>
-              <w:spacing w:before="0" w:after="60"/>
-            </w:pPr>
-            <w:r>
-              <w:rPr>
-                <w:rFonts w:ascii="Consolas" w:hAnsi="Consolas" w:cs="Consolas" w:eastAsia="Consolas"/>
-                <w:b w:val="0"/>
-                <w:i w:val="0"/>
+              <w:spacing w:after="60"/>
+            </w:pPr>
+            <w:r>
+              <w:rPr>
+                <w:rFonts w:ascii="Consolas" w:eastAsia="Consolas" w:hAnsi="Consolas" w:cs="Consolas"/>
                 <w:sz w:val="17"/>
               </w:rPr>
               <w:t>python ingest.py</w:t>
             </w:r>
             <w:r>
               <w:rPr>
-                <w:rFonts w:ascii="Arial" w:hAnsi="Arial" w:cs="Arial" w:eastAsia="Arial"/>
-                <w:b w:val="0"/>
-                <w:i w:val="0"/>
+                <w:rFonts w:ascii="Arial" w:eastAsia="Arial" w:hAnsi="Arial" w:cs="Arial"/>
                 <w:sz w:val="18"/>
               </w:rPr>
               <w:t xml:space="preserve">: 10,425 characters → </w:t>
             </w:r>
             <w:r>
               <w:rPr>
-                <w:rFonts w:ascii="Arial" w:hAnsi="Arial" w:cs="Arial" w:eastAsia="Arial"/>
-                <w:b/>
-                <w:i w:val="0"/>
+                <w:rFonts w:ascii="Arial" w:eastAsia="Arial" w:hAnsi="Arial" w:cs="Arial"/>
+                <w:b/>
                 <w:sz w:val="18"/>
               </w:rPr>
               <w:t>9 chunks</w:t>
             </w:r>
             <w:r>
               <w:rPr>
-                <w:rFonts w:ascii="Arial" w:hAnsi="Arial" w:cs="Arial" w:eastAsia="Arial"/>
-                <w:b w:val="0"/>
-                <w:i w:val="0"/>
+                <w:rFonts w:ascii="Arial" w:eastAsia="Arial" w:hAnsi="Arial" w:cs="Arial"/>
                 <w:sz w:val="18"/>
               </w:rPr>
               <w:t xml:space="preserve"> (eight of 200 words + one of 90) → 1024 numbers each → </w:t>
             </w:r>
             <w:r>
               <w:rPr>
-                <w:rFonts w:ascii="Arial" w:hAnsi="Arial" w:cs="Arial" w:eastAsia="Arial"/>
-                <w:b w:val="0"/>
-                <w:i w:val="0"/>
+                <w:rFonts w:ascii="Arial" w:eastAsia="Arial" w:hAnsi="Arial" w:cs="Arial"/>
                 <w:sz w:val="18"/>
                 <w:highlight w:val="yellow"/>
               </w:rPr>
@@ -2924,27 +2683,21 @@
             </w:r>
             <w:r>
               <w:rPr>
-                <w:rFonts w:ascii="Arial" w:hAnsi="Arial" w:cs="Arial" w:eastAsia="Arial"/>
-                <w:b w:val="0"/>
-                <w:i w:val="0"/>
+                <w:rFonts w:ascii="Arial" w:eastAsia="Arial" w:hAnsi="Arial" w:cs="Arial"/>
                 <w:sz w:val="18"/>
               </w:rPr>
               <w:t xml:space="preserve"> records in namespace </w:t>
             </w:r>
             <w:r>
               <w:rPr>
-                <w:rFonts w:ascii="Consolas" w:hAnsi="Consolas" w:cs="Consolas" w:eastAsia="Consolas"/>
-                <w:b w:val="0"/>
-                <w:i w:val="0"/>
+                <w:rFonts w:ascii="Consolas" w:eastAsia="Consolas" w:hAnsi="Consolas" w:cs="Consolas"/>
                 <w:sz w:val="17"/>
               </w:rPr>
               <w:t>week3-code-lab</w:t>
             </w:r>
             <w:r>
               <w:rPr>
-                <w:rFonts w:ascii="Arial" w:hAnsi="Arial" w:cs="Arial" w:eastAsia="Arial"/>
-                <w:b w:val="0"/>
-                <w:i w:val="0"/>
+                <w:rFonts w:ascii="Arial" w:eastAsia="Arial" w:hAnsi="Arial" w:cs="Arial"/>
                 <w:sz w:val="18"/>
               </w:rPr>
               <w:t>.</w:t>
@@ -2957,67 +2710,53 @@
                 <w:ilvl w:val="0"/>
                 <w:numId w:val="1"/>
               </w:numPr>
-              <w:spacing w:before="0" w:after="60"/>
-            </w:pPr>
-            <w:r>
-              <w:rPr>
-                <w:rFonts w:ascii="Arial" w:hAnsi="Arial" w:cs="Arial" w:eastAsia="Arial"/>
-                <w:b w:val="0"/>
-                <w:i w:val="0"/>
+              <w:spacing w:after="60"/>
+            </w:pPr>
+            <w:r>
+              <w:rPr>
+                <w:rFonts w:ascii="Arial" w:eastAsia="Arial" w:hAnsi="Arial" w:cs="Arial"/>
                 <w:sz w:val="18"/>
               </w:rPr>
               <w:t xml:space="preserve">Checked a record in the Pinecone console: the vector is there and the metadata has </w:t>
             </w:r>
             <w:r>
               <w:rPr>
-                <w:rFonts w:ascii="Consolas" w:hAnsi="Consolas" w:cs="Consolas" w:eastAsia="Consolas"/>
-                <w:b w:val="0"/>
-                <w:i w:val="0"/>
+                <w:rFonts w:ascii="Consolas" w:eastAsia="Consolas" w:hAnsi="Consolas" w:cs="Consolas"/>
                 <w:sz w:val="17"/>
               </w:rPr>
               <w:t>text</w:t>
             </w:r>
             <w:r>
               <w:rPr>
-                <w:rFonts w:ascii="Arial" w:hAnsi="Arial" w:cs="Arial" w:eastAsia="Arial"/>
-                <w:b w:val="0"/>
-                <w:i w:val="0"/>
+                <w:rFonts w:ascii="Arial" w:eastAsia="Arial" w:hAnsi="Arial" w:cs="Arial"/>
                 <w:sz w:val="18"/>
               </w:rPr>
               <w:t xml:space="preserve">, </w:t>
             </w:r>
             <w:r>
               <w:rPr>
-                <w:rFonts w:ascii="Consolas" w:hAnsi="Consolas" w:cs="Consolas" w:eastAsia="Consolas"/>
-                <w:b w:val="0"/>
-                <w:i w:val="0"/>
+                <w:rFonts w:ascii="Consolas" w:eastAsia="Consolas" w:hAnsi="Consolas" w:cs="Consolas"/>
                 <w:sz w:val="17"/>
               </w:rPr>
               <w:t>source</w:t>
             </w:r>
             <w:r>
               <w:rPr>
-                <w:rFonts w:ascii="Arial" w:hAnsi="Arial" w:cs="Arial" w:eastAsia="Arial"/>
-                <w:b w:val="0"/>
-                <w:i w:val="0"/>
+                <w:rFonts w:ascii="Arial" w:eastAsia="Arial" w:hAnsi="Arial" w:cs="Arial"/>
                 <w:sz w:val="18"/>
               </w:rPr>
               <w:t xml:space="preserve"> and </w:t>
             </w:r>
             <w:r>
               <w:rPr>
-                <w:rFonts w:ascii="Consolas" w:hAnsi="Consolas" w:cs="Consolas" w:eastAsia="Consolas"/>
-                <w:b w:val="0"/>
-                <w:i w:val="0"/>
+                <w:rFonts w:ascii="Consolas" w:eastAsia="Consolas" w:hAnsi="Consolas" w:cs="Consolas"/>
                 <w:sz w:val="17"/>
               </w:rPr>
               <w:t>chunk_number</w:t>
             </w:r>
             <w:r>
               <w:rPr>
-                <w:rFonts w:ascii="Arial" w:hAnsi="Arial" w:cs="Arial" w:eastAsia="Arial"/>
-                <w:b w:val="0"/>
-                <w:i w:val="0"/>
+                <w:rFonts w:ascii="Arial" w:eastAsia="Arial" w:hAnsi="Arial" w:cs="Arial"/>
                 <w:sz w:val="18"/>
               </w:rPr>
               <w:t>.</w:t>
@@ -3035,9 +2774,8 @@
             </w:pPr>
             <w:r>
               <w:rPr>
-                <w:rFonts w:ascii="Arial" w:hAnsi="Arial" w:cs="Arial" w:eastAsia="Arial"/>
-                <w:b/>
-                <w:i w:val="0"/>
+                <w:rFonts w:ascii="Arial" w:eastAsia="Arial" w:hAnsi="Arial" w:cs="Arial"/>
+                <w:b/>
                 <w:sz w:val="19"/>
               </w:rPr>
               <w:t>1 h</w:t>
@@ -3054,9 +2792,8 @@
             </w:pPr>
             <w:r>
               <w:rPr>
-                <w:rFonts w:ascii="Arial" w:hAnsi="Arial" w:cs="Arial" w:eastAsia="Arial"/>
-                <w:b/>
-                <w:i w:val="0"/>
+                <w:rFonts w:ascii="Arial" w:eastAsia="Arial" w:hAnsi="Arial" w:cs="Arial"/>
+                <w:b/>
                 <w:sz w:val="19"/>
               </w:rPr>
               <w:t>Learning:</w:t>
@@ -3069,13 +2806,11 @@
                 <w:ilvl w:val="0"/>
                 <w:numId w:val="1"/>
               </w:numPr>
-              <w:spacing w:before="0" w:after="40"/>
-            </w:pPr>
-            <w:r>
-              <w:rPr>
-                <w:rFonts w:ascii="Arial" w:hAnsi="Arial" w:cs="Arial" w:eastAsia="Arial"/>
-                <w:b w:val="0"/>
-                <w:i w:val="0"/>
+              <w:spacing w:after="40"/>
+            </w:pPr>
+            <w:r>
+              <w:rPr>
+                <w:rFonts w:ascii="Arial" w:eastAsia="Arial" w:hAnsi="Arial" w:cs="Arial"/>
                 <w:sz w:val="17"/>
               </w:rPr>
               <w:t>Overlap = the last 20 words of a chunk are repeated at the start of the next one, so a sentence cut at a boundary isn't lost.</w:t>
@@ -3088,13 +2823,11 @@
                 <w:ilvl w:val="0"/>
                 <w:numId w:val="1"/>
               </w:numPr>
-              <w:spacing w:before="0" w:after="40"/>
-            </w:pPr>
-            <w:r>
-              <w:rPr>
-                <w:rFonts w:ascii="Arial" w:hAnsi="Arial" w:cs="Arial" w:eastAsia="Arial"/>
-                <w:b w:val="0"/>
-                <w:i w:val="0"/>
+              <w:spacing w:after="40"/>
+            </w:pPr>
+            <w:r>
+              <w:rPr>
+                <w:rFonts w:ascii="Arial" w:eastAsia="Arial" w:hAnsi="Arial" w:cs="Arial"/>
                 <w:sz w:val="17"/>
               </w:rPr>
               <w:t>1024 has to be the same in three places: ingest, query and the index.</w:t>
@@ -3106,9 +2839,8 @@
             </w:pPr>
             <w:r>
               <w:rPr>
-                <w:rFonts w:ascii="Arial" w:hAnsi="Arial" w:cs="Arial" w:eastAsia="Arial"/>
-                <w:b/>
-                <w:i w:val="0"/>
+                <w:rFonts w:ascii="Arial" w:eastAsia="Arial" w:hAnsi="Arial" w:cs="Arial"/>
+                <w:b/>
                 <w:sz w:val="19"/>
               </w:rPr>
               <w:t>Problems:</w:t>
@@ -3121,31 +2853,25 @@
                 <w:ilvl w:val="0"/>
                 <w:numId w:val="1"/>
               </w:numPr>
-              <w:spacing w:before="0" w:after="40"/>
-            </w:pPr>
-            <w:r>
-              <w:rPr>
-                <w:rFonts w:ascii="Arial" w:hAnsi="Arial" w:cs="Arial" w:eastAsia="Arial"/>
-                <w:b w:val="0"/>
-                <w:i w:val="0"/>
+              <w:spacing w:after="40"/>
+            </w:pPr>
+            <w:r>
+              <w:rPr>
+                <w:rFonts w:ascii="Arial" w:eastAsia="Arial" w:hAnsi="Arial" w:cs="Arial"/>
                 <w:sz w:val="17"/>
               </w:rPr>
               <w:t xml:space="preserve">Pinecone can take a few seconds before new records show up (the sheet's troubleshooting mentions it), so </w:t>
             </w:r>
             <w:r>
               <w:rPr>
-                <w:rFonts w:ascii="Consolas" w:hAnsi="Consolas" w:cs="Consolas" w:eastAsia="Consolas"/>
-                <w:b w:val="0"/>
-                <w:i w:val="0"/>
+                <w:rFonts w:ascii="Consolas" w:eastAsia="Consolas" w:hAnsi="Consolas" w:cs="Consolas"/>
                 <w:sz w:val="16"/>
               </w:rPr>
               <w:t>ingest.py</w:t>
             </w:r>
             <w:r>
               <w:rPr>
-                <w:rFonts w:ascii="Arial" w:hAnsi="Arial" w:cs="Arial" w:eastAsia="Arial"/>
-                <w:b w:val="0"/>
-                <w:i w:val="0"/>
+                <w:rFonts w:ascii="Arial" w:eastAsia="Arial" w:hAnsi="Arial" w:cs="Arial"/>
                 <w:sz w:val="17"/>
               </w:rPr>
               <w:t xml:space="preserve"> waits until the count is right before it says it's done.</w:t>
@@ -3168,9 +2894,8 @@
             </w:pPr>
             <w:r>
               <w:rPr>
-                <w:rFonts w:ascii="Arial" w:hAnsi="Arial" w:cs="Arial" w:eastAsia="Arial"/>
-                <w:b/>
-                <w:i w:val="0"/>
+                <w:rFonts w:ascii="Arial" w:eastAsia="Arial" w:hAnsi="Arial" w:cs="Arial"/>
+                <w:b/>
                 <w:sz w:val="19"/>
               </w:rPr>
               <w:t>Python – query</w:t>
@@ -3178,12 +2903,11 @@
           </w:p>
           <w:p>
             <w:pPr>
-              <w:spacing w:before="0" w:after="40"/>
-            </w:pPr>
-            <w:r>
-              <w:rPr>
-                <w:rFonts w:ascii="Consolas" w:hAnsi="Consolas" w:cs="Consolas" w:eastAsia="Consolas"/>
-                <w:b w:val="0"/>
+              <w:spacing w:after="40"/>
+            </w:pPr>
+            <w:r>
+              <w:rPr>
+                <w:rFonts w:ascii="Consolas" w:eastAsia="Consolas" w:hAnsi="Consolas" w:cs="Consolas"/>
                 <w:i/>
                 <w:sz w:val="16"/>
               </w:rPr>
@@ -3202,31 +2926,25 @@
                 <w:ilvl w:val="0"/>
                 <w:numId w:val="1"/>
               </w:numPr>
-              <w:spacing w:before="0" w:after="60"/>
-            </w:pPr>
-            <w:r>
-              <w:rPr>
-                <w:rFonts w:ascii="Consolas" w:hAnsi="Consolas" w:cs="Consolas" w:eastAsia="Consolas"/>
-                <w:b w:val="0"/>
-                <w:i w:val="0"/>
+              <w:spacing w:after="60"/>
+            </w:pPr>
+            <w:r>
+              <w:rPr>
+                <w:rFonts w:ascii="Consolas" w:eastAsia="Consolas" w:hAnsi="Consolas" w:cs="Consolas"/>
                 <w:sz w:val="17"/>
               </w:rPr>
               <w:t>python query.py</w:t>
             </w:r>
             <w:r>
               <w:rPr>
-                <w:rFonts w:ascii="Arial" w:hAnsi="Arial" w:cs="Arial" w:eastAsia="Arial"/>
-                <w:b w:val="0"/>
-                <w:i w:val="0"/>
+                <w:rFonts w:ascii="Arial" w:eastAsia="Arial" w:hAnsi="Arial" w:cs="Arial"/>
                 <w:sz w:val="18"/>
               </w:rPr>
               <w:t xml:space="preserve"> – "What is a learning agent?": printed the top 3 chunks with their scores, then Gemini's answer </w:t>
             </w:r>
             <w:r>
               <w:rPr>
-                <w:rFonts w:ascii="Arial" w:hAnsi="Arial" w:cs="Arial" w:eastAsia="Arial"/>
-                <w:b w:val="0"/>
-                <w:i w:val="0"/>
+                <w:rFonts w:ascii="Arial" w:eastAsia="Arial" w:hAnsi="Arial" w:cs="Arial"/>
                 <w:sz w:val="18"/>
                 <w:highlight w:val="yellow"/>
               </w:rPr>
@@ -3234,9 +2952,7 @@
             </w:r>
             <w:r>
               <w:rPr>
-                <w:rFonts w:ascii="Arial" w:hAnsi="Arial" w:cs="Arial" w:eastAsia="Arial"/>
-                <w:b w:val="0"/>
-                <w:i w:val="0"/>
+                <w:rFonts w:ascii="Arial" w:eastAsia="Arial" w:hAnsi="Arial" w:cs="Arial"/>
                 <w:sz w:val="18"/>
               </w:rPr>
               <w:t>.</w:t>
@@ -3249,22 +2965,18 @@
                 <w:ilvl w:val="0"/>
                 <w:numId w:val="1"/>
               </w:numPr>
-              <w:spacing w:before="0" w:after="60"/>
-            </w:pPr>
-            <w:r>
-              <w:rPr>
-                <w:rFonts w:ascii="Arial" w:hAnsi="Arial" w:cs="Arial" w:eastAsia="Arial"/>
-                <w:b w:val="0"/>
-                <w:i w:val="0"/>
+              <w:spacing w:after="60"/>
+            </w:pPr>
+            <w:r>
+              <w:rPr>
+                <w:rFonts w:ascii="Arial" w:eastAsia="Arial" w:hAnsi="Arial" w:cs="Arial"/>
                 <w:sz w:val="18"/>
               </w:rPr>
               <w:t xml:space="preserve">Out-of-scope "What's the weather in Melbourne?": </w:t>
             </w:r>
             <w:r>
               <w:rPr>
-                <w:rFonts w:ascii="Arial" w:hAnsi="Arial" w:cs="Arial" w:eastAsia="Arial"/>
-                <w:b w:val="0"/>
-                <w:i w:val="0"/>
+                <w:rFonts w:ascii="Arial" w:eastAsia="Arial" w:hAnsi="Arial" w:cs="Arial"/>
                 <w:sz w:val="18"/>
                 <w:highlight w:val="yellow"/>
               </w:rPr>
@@ -3283,9 +2995,8 @@
             </w:pPr>
             <w:r>
               <w:rPr>
-                <w:rFonts w:ascii="Arial" w:hAnsi="Arial" w:cs="Arial" w:eastAsia="Arial"/>
-                <w:b/>
-                <w:i w:val="0"/>
+                <w:rFonts w:ascii="Arial" w:eastAsia="Arial" w:hAnsi="Arial" w:cs="Arial"/>
+                <w:b/>
                 <w:sz w:val="19"/>
               </w:rPr>
               <w:t>0.5 h</w:t>
@@ -3302,9 +3013,8 @@
             </w:pPr>
             <w:r>
               <w:rPr>
-                <w:rFonts w:ascii="Arial" w:hAnsi="Arial" w:cs="Arial" w:eastAsia="Arial"/>
-                <w:b/>
-                <w:i w:val="0"/>
+                <w:rFonts w:ascii="Arial" w:eastAsia="Arial" w:hAnsi="Arial" w:cs="Arial"/>
+                <w:b/>
                 <w:sz w:val="19"/>
               </w:rPr>
               <w:t>Learning:</w:t>
@@ -3317,13 +3027,11 @@
                 <w:ilvl w:val="0"/>
                 <w:numId w:val="1"/>
               </w:numPr>
-              <w:spacing w:before="0" w:after="40"/>
-            </w:pPr>
-            <w:r>
-              <w:rPr>
-                <w:rFonts w:ascii="Arial" w:hAnsi="Arial" w:cs="Arial" w:eastAsia="Arial"/>
-                <w:b w:val="0"/>
-                <w:i w:val="0"/>
+              <w:spacing w:after="40"/>
+            </w:pPr>
+            <w:r>
+              <w:rPr>
+                <w:rFonts w:ascii="Arial" w:eastAsia="Arial" w:hAnsi="Arial" w:cs="Arial"/>
                 <w:sz w:val="17"/>
               </w:rPr>
               <w:t>Printing the retrieved chunks first (the 'R' in RAG) shows whether a bad answer is the search's fault or Gemini's.</w:t>
@@ -3336,13 +3044,11 @@
                 <w:ilvl w:val="0"/>
                 <w:numId w:val="1"/>
               </w:numPr>
-              <w:spacing w:before="0" w:after="40"/>
-            </w:pPr>
-            <w:r>
-              <w:rPr>
-                <w:rFonts w:ascii="Arial" w:hAnsi="Arial" w:cs="Arial" w:eastAsia="Arial"/>
-                <w:b w:val="0"/>
-                <w:i w:val="0"/>
+              <w:spacing w:after="40"/>
+            </w:pPr>
+            <w:r>
+              <w:rPr>
+                <w:rFonts w:ascii="Arial" w:eastAsia="Arial" w:hAnsi="Arial" w:cs="Arial"/>
                 <w:sz w:val="17"/>
               </w:rPr>
               <w:t>A low top score is a good sign that the documents just don't cover the question.</w:t>
@@ -3354,9 +3060,8 @@
             </w:pPr>
             <w:r>
               <w:rPr>
-                <w:rFonts w:ascii="Arial" w:hAnsi="Arial" w:cs="Arial" w:eastAsia="Arial"/>
-                <w:b/>
-                <w:i w:val="0"/>
+                <w:rFonts w:ascii="Arial" w:eastAsia="Arial" w:hAnsi="Arial" w:cs="Arial"/>
+                <w:b/>
                 <w:sz w:val="19"/>
               </w:rPr>
               <w:t>Problems:</w:t>
@@ -3369,13 +3074,11 @@
                 <w:ilvl w:val="0"/>
                 <w:numId w:val="1"/>
               </w:numPr>
-              <w:spacing w:before="0" w:after="40"/>
-            </w:pPr>
-            <w:r>
-              <w:rPr>
-                <w:rFonts w:ascii="Arial" w:hAnsi="Arial" w:cs="Arial" w:eastAsia="Arial"/>
-                <w:b w:val="0"/>
-                <w:i w:val="0"/>
+              <w:spacing w:after="40"/>
+            </w:pPr>
+            <w:r>
+              <w:rPr>
+                <w:rFonts w:ascii="Arial" w:eastAsia="Arial" w:hAnsi="Arial" w:cs="Arial"/>
                 <w:sz w:val="17"/>
               </w:rPr>
               <w:t>None really for this one.</w:t>
@@ -3398,9 +3101,8 @@
             </w:pPr>
             <w:r>
               <w:rPr>
-                <w:rFonts w:ascii="Arial" w:hAnsi="Arial" w:cs="Arial" w:eastAsia="Arial"/>
-                <w:b/>
-                <w:i w:val="0"/>
+                <w:rFonts w:ascii="Arial" w:eastAsia="Arial" w:hAnsi="Arial" w:cs="Arial"/>
+                <w:b/>
                 <w:sz w:val="19"/>
               </w:rPr>
               <w:t>Experiment A – top-k</w:t>
@@ -3408,12 +3110,11 @@
           </w:p>
           <w:p>
             <w:pPr>
-              <w:spacing w:before="0" w:after="40"/>
-            </w:pPr>
-            <w:r>
-              <w:rPr>
-                <w:rFonts w:ascii="Consolas" w:hAnsi="Consolas" w:cs="Consolas" w:eastAsia="Consolas"/>
-                <w:b w:val="0"/>
+              <w:spacing w:after="40"/>
+            </w:pPr>
+            <w:r>
+              <w:rPr>
+                <w:rFonts w:ascii="Consolas" w:eastAsia="Consolas" w:hAnsi="Consolas" w:cs="Consolas"/>
                 <w:i/>
                 <w:sz w:val="16"/>
               </w:rPr>
@@ -3432,35 +3133,14 @@
                 <w:ilvl w:val="0"/>
                 <w:numId w:val="1"/>
               </w:numPr>
-              <w:spacing w:before="0" w:after="60"/>
-            </w:pPr>
-            <w:r>
-              <w:rPr>
-                <w:rFonts w:ascii="Arial" w:hAnsi="Arial" w:cs="Arial" w:eastAsia="Arial"/>
-                <w:b w:val="0"/>
-                <w:i w:val="0"/>
+              <w:spacing w:after="60"/>
+            </w:pPr>
+            <w:r>
+              <w:rPr>
+                <w:rFonts w:ascii="Arial" w:eastAsia="Arial" w:hAnsi="Arial" w:cs="Arial"/>
                 <w:sz w:val="18"/>
               </w:rPr>
               <w:t xml:space="preserve">Same question ('What is a learning agent?'), top-k 1 / 3 / 5: </w:t>
-            </w:r>
-            <w:r>
-              <w:rPr>
-                <w:rFonts w:ascii="Arial" w:hAnsi="Arial" w:cs="Arial" w:eastAsia="Arial"/>
-                <w:b w:val="0"/>
-                <w:i w:val="0"/>
-                <w:sz w:val="18"/>
-                <w:highlight w:val="yellow"/>
-              </w:rPr>
-              <w:t>which chunks came back, how many relevant, answer length</w:t>
-            </w:r>
-            <w:r>
-              <w:rPr>
-                <w:rFonts w:ascii="Arial" w:hAnsi="Arial" w:cs="Arial" w:eastAsia="Arial"/>
-                <w:b w:val="0"/>
-                <w:i w:val="0"/>
-                <w:sz w:val="18"/>
-              </w:rPr>
-              <w:t>.</w:t>
             </w:r>
           </w:p>
         </w:tc>
@@ -3475,9 +3155,8 @@
             </w:pPr>
             <w:r>
               <w:rPr>
-                <w:rFonts w:ascii="Arial" w:hAnsi="Arial" w:cs="Arial" w:eastAsia="Arial"/>
-                <w:b/>
-                <w:i w:val="0"/>
+                <w:rFonts w:ascii="Arial" w:eastAsia="Arial" w:hAnsi="Arial" w:cs="Arial"/>
+                <w:b/>
                 <w:sz w:val="19"/>
               </w:rPr>
               <w:t>0.5 h</w:t>
@@ -3494,12 +3173,24 @@
             </w:pPr>
             <w:r>
               <w:rPr>
-                <w:rFonts w:ascii="Arial" w:hAnsi="Arial" w:cs="Arial" w:eastAsia="Arial"/>
-                <w:b/>
-                <w:i w:val="0"/>
+                <w:rFonts w:ascii="Arial" w:eastAsia="Arial" w:hAnsi="Arial" w:cs="Arial"/>
+                <w:b/>
                 <w:sz w:val="19"/>
               </w:rPr>
               <w:t>Learning:</w:t>
+            </w:r>
+          </w:p>
+          <w:p>
+            <w:pPr>
+              <w:spacing w:before="80" w:after="20"/>
+            </w:pPr>
+            <w:r>
+              <w:rPr>
+                <w:rFonts w:ascii="Arial" w:eastAsia="Arial" w:hAnsi="Arial" w:cs="Arial"/>
+                <w:b/>
+                <w:sz w:val="19"/>
+              </w:rPr>
+              <w:t>Problems:</w:t>
             </w:r>
           </w:p>
           <w:p>
@@ -3509,47 +3200,11 @@
                 <w:ilvl w:val="0"/>
                 <w:numId w:val="1"/>
               </w:numPr>
-              <w:spacing w:before="0" w:after="40"/>
-            </w:pPr>
-            <w:r>
-              <w:rPr>
-                <w:rFonts w:ascii="Arial" w:hAnsi="Arial" w:cs="Arial" w:eastAsia="Arial"/>
-                <w:b w:val="0"/>
-                <w:i w:val="0"/>
-                <w:sz w:val="17"/>
-                <w:highlight w:val="yellow"/>
-              </w:rPr>
-              <w:t>did more chunks help, or just add unrelated text?</w:t>
-            </w:r>
-          </w:p>
-          <w:p>
-            <w:pPr>
-              <w:spacing w:before="80" w:after="20"/>
-            </w:pPr>
-            <w:r>
-              <w:rPr>
-                <w:rFonts w:ascii="Arial" w:hAnsi="Arial" w:cs="Arial" w:eastAsia="Arial"/>
-                <w:b/>
-                <w:i w:val="0"/>
-                <w:sz w:val="19"/>
-              </w:rPr>
-              <w:t>Problems:</w:t>
-            </w:r>
-          </w:p>
-          <w:p>
-            <w:pPr>
-              <w:pStyle w:val="ListParagraph"/>
-              <w:numPr>
-                <w:ilvl w:val="0"/>
-                <w:numId w:val="1"/>
-              </w:numPr>
-              <w:spacing w:before="0" w:after="40"/>
-            </w:pPr>
-            <w:r>
-              <w:rPr>
-                <w:rFonts w:ascii="Arial" w:hAnsi="Arial" w:cs="Arial" w:eastAsia="Arial"/>
-                <w:b w:val="0"/>
-                <w:i w:val="0"/>
+              <w:spacing w:after="40"/>
+            </w:pPr>
+            <w:r>
+              <w:rPr>
+                <w:rFonts w:ascii="Arial" w:eastAsia="Arial" w:hAnsi="Arial" w:cs="Arial"/>
                 <w:sz w:val="17"/>
               </w:rPr>
               <w:t>None really for this one.</w:t>
@@ -3572,22 +3227,21 @@
             </w:pPr>
             <w:r>
               <w:rPr>
-                <w:rFonts w:ascii="Arial" w:hAnsi="Arial" w:cs="Arial" w:eastAsia="Arial"/>
-                <w:b/>
-                <w:i w:val="0"/>
+                <w:rFonts w:ascii="Arial" w:eastAsia="Arial" w:hAnsi="Arial" w:cs="Arial"/>
+                <w:b/>
                 <w:sz w:val="19"/>
               </w:rPr>
+              <w:lastRenderedPageBreak/>
               <w:t>Experiment B – chunk size</w:t>
             </w:r>
           </w:p>
           <w:p>
             <w:pPr>
-              <w:spacing w:before="0" w:after="40"/>
-            </w:pPr>
-            <w:r>
-              <w:rPr>
-                <w:rFonts w:ascii="Arial" w:hAnsi="Arial" w:cs="Arial" w:eastAsia="Arial"/>
-                <w:b w:val="0"/>
+              <w:spacing w:after="40"/>
+            </w:pPr>
+            <w:r>
+              <w:rPr>
+                <w:rFonts w:ascii="Arial" w:eastAsia="Arial" w:hAnsi="Arial" w:cs="Arial"/>
                 <w:i/>
                 <w:sz w:val="17"/>
               </w:rPr>
@@ -3606,49 +3260,39 @@
                 <w:ilvl w:val="0"/>
                 <w:numId w:val="1"/>
               </w:numPr>
-              <w:spacing w:before="0" w:after="60"/>
-            </w:pPr>
-            <w:r>
-              <w:rPr>
-                <w:rFonts w:ascii="Arial" w:hAnsi="Arial" w:cs="Arial" w:eastAsia="Arial"/>
-                <w:b w:val="0"/>
-                <w:i w:val="0"/>
+              <w:spacing w:after="60"/>
+            </w:pPr>
+            <w:r>
+              <w:rPr>
+                <w:rFonts w:ascii="Arial" w:eastAsia="Arial" w:hAnsi="Arial" w:cs="Arial"/>
                 <w:sz w:val="18"/>
               </w:rPr>
               <w:t>Re-ingested with 100 and 400-word chunks into fresh namespaces (</w:t>
             </w:r>
             <w:r>
               <w:rPr>
-                <w:rFonts w:ascii="Consolas" w:hAnsi="Consolas" w:cs="Consolas" w:eastAsia="Consolas"/>
-                <w:b w:val="0"/>
-                <w:i w:val="0"/>
+                <w:rFonts w:ascii="Consolas" w:eastAsia="Consolas" w:hAnsi="Consolas" w:cs="Consolas"/>
                 <w:sz w:val="17"/>
               </w:rPr>
               <w:t>week3-code-100</w:t>
             </w:r>
             <w:r>
               <w:rPr>
-                <w:rFonts w:ascii="Arial" w:hAnsi="Arial" w:cs="Arial" w:eastAsia="Arial"/>
-                <w:b w:val="0"/>
-                <w:i w:val="0"/>
+                <w:rFonts w:ascii="Arial" w:eastAsia="Arial" w:hAnsi="Arial" w:cs="Arial"/>
                 <w:sz w:val="18"/>
               </w:rPr>
               <w:t xml:space="preserve">, </w:t>
             </w:r>
             <w:r>
               <w:rPr>
-                <w:rFonts w:ascii="Consolas" w:hAnsi="Consolas" w:cs="Consolas" w:eastAsia="Consolas"/>
-                <w:b w:val="0"/>
-                <w:i w:val="0"/>
+                <w:rFonts w:ascii="Consolas" w:eastAsia="Consolas" w:hAnsi="Consolas" w:cs="Consolas"/>
                 <w:sz w:val="17"/>
               </w:rPr>
               <w:t>week3-code-400</w:t>
             </w:r>
             <w:r>
               <w:rPr>
-                <w:rFonts w:ascii="Arial" w:hAnsi="Arial" w:cs="Arial" w:eastAsia="Arial"/>
-                <w:b w:val="0"/>
-                <w:i w:val="0"/>
+                <w:rFonts w:ascii="Arial" w:eastAsia="Arial" w:hAnsi="Arial" w:cs="Arial"/>
                 <w:sz w:val="18"/>
               </w:rPr>
               <w:t>) so old chunk IDs couldn't mix in, and asked the same questions (+ 'What is reward hacking?', which is only one sentence in the document).</w:t>
@@ -3661,58 +3305,46 @@
                 <w:ilvl w:val="0"/>
                 <w:numId w:val="1"/>
               </w:numPr>
-              <w:spacing w:before="0" w:after="60"/>
-            </w:pPr>
-            <w:r>
-              <w:rPr>
-                <w:rFonts w:ascii="Arial" w:hAnsi="Arial" w:cs="Arial" w:eastAsia="Arial"/>
-                <w:b w:val="0"/>
-                <w:i w:val="0"/>
+              <w:spacing w:after="60"/>
+            </w:pPr>
+            <w:r>
+              <w:rPr>
+                <w:rFonts w:ascii="Arial" w:eastAsia="Arial" w:hAnsi="Arial" w:cs="Arial"/>
                 <w:sz w:val="18"/>
               </w:rPr>
               <w:t xml:space="preserve">100 words → 19 chunks, 200 → 9, 400 → 4 (fresh namespaces </w:t>
             </w:r>
             <w:r>
               <w:rPr>
-                <w:rFonts w:ascii="Consolas" w:hAnsi="Consolas" w:cs="Consolas" w:eastAsia="Consolas"/>
-                <w:b w:val="0"/>
-                <w:i w:val="0"/>
+                <w:rFonts w:ascii="Consolas" w:eastAsia="Consolas" w:hAnsi="Consolas" w:cs="Consolas"/>
                 <w:sz w:val="17"/>
               </w:rPr>
               <w:t>week3-code-100</w:t>
             </w:r>
             <w:r>
               <w:rPr>
-                <w:rFonts w:ascii="Arial" w:hAnsi="Arial" w:cs="Arial" w:eastAsia="Arial"/>
-                <w:b w:val="0"/>
-                <w:i w:val="0"/>
+                <w:rFonts w:ascii="Arial" w:eastAsia="Arial" w:hAnsi="Arial" w:cs="Arial"/>
                 <w:sz w:val="18"/>
               </w:rPr>
               <w:t xml:space="preserve"> / </w:t>
             </w:r>
             <w:r>
               <w:rPr>
-                <w:rFonts w:ascii="Consolas" w:hAnsi="Consolas" w:cs="Consolas" w:eastAsia="Consolas"/>
-                <w:b w:val="0"/>
-                <w:i w:val="0"/>
+                <w:rFonts w:ascii="Consolas" w:eastAsia="Consolas" w:hAnsi="Consolas" w:cs="Consolas"/>
                 <w:sz w:val="17"/>
               </w:rPr>
               <w:t>week3-code-400</w:t>
             </w:r>
             <w:r>
               <w:rPr>
-                <w:rFonts w:ascii="Arial" w:hAnsi="Arial" w:cs="Arial" w:eastAsia="Arial"/>
-                <w:b w:val="0"/>
-                <w:i w:val="0"/>
+                <w:rFonts w:ascii="Arial" w:eastAsia="Arial" w:hAnsi="Arial" w:cs="Arial"/>
                 <w:sz w:val="18"/>
               </w:rPr>
               <w:t xml:space="preserve">) – </w:t>
             </w:r>
             <w:r>
               <w:rPr>
-                <w:rFonts w:ascii="Arial" w:hAnsi="Arial" w:cs="Arial" w:eastAsia="Arial"/>
-                <w:b w:val="0"/>
-                <w:i w:val="0"/>
+                <w:rFonts w:ascii="Arial" w:eastAsia="Arial" w:hAnsi="Arial" w:cs="Arial"/>
                 <w:sz w:val="18"/>
                 <w:highlight w:val="yellow"/>
               </w:rPr>
@@ -3720,9 +3352,7 @@
             </w:r>
             <w:r>
               <w:rPr>
-                <w:rFonts w:ascii="Arial" w:hAnsi="Arial" w:cs="Arial" w:eastAsia="Arial"/>
-                <w:b w:val="0"/>
-                <w:i w:val="0"/>
+                <w:rFonts w:ascii="Arial" w:eastAsia="Arial" w:hAnsi="Arial" w:cs="Arial"/>
                 <w:sz w:val="18"/>
               </w:rPr>
               <w:t>.</w:t>
@@ -3740,9 +3370,8 @@
             </w:pPr>
             <w:r>
               <w:rPr>
-                <w:rFonts w:ascii="Arial" w:hAnsi="Arial" w:cs="Arial" w:eastAsia="Arial"/>
-                <w:b/>
-                <w:i w:val="0"/>
+                <w:rFonts w:ascii="Arial" w:eastAsia="Arial" w:hAnsi="Arial" w:cs="Arial"/>
+                <w:b/>
                 <w:sz w:val="19"/>
               </w:rPr>
               <w:t>1 h</w:t>
@@ -3759,9 +3388,8 @@
             </w:pPr>
             <w:r>
               <w:rPr>
-                <w:rFonts w:ascii="Arial" w:hAnsi="Arial" w:cs="Arial" w:eastAsia="Arial"/>
-                <w:b/>
-                <w:i w:val="0"/>
+                <w:rFonts w:ascii="Arial" w:eastAsia="Arial" w:hAnsi="Arial" w:cs="Arial"/>
+                <w:b/>
                 <w:sz w:val="19"/>
               </w:rPr>
               <w:t>Learning:</w:t>
@@ -3774,13 +3402,11 @@
                 <w:ilvl w:val="0"/>
                 <w:numId w:val="1"/>
               </w:numPr>
-              <w:spacing w:before="0" w:after="40"/>
-            </w:pPr>
-            <w:r>
-              <w:rPr>
-                <w:rFonts w:ascii="Arial" w:hAnsi="Arial" w:cs="Arial" w:eastAsia="Arial"/>
-                <w:b w:val="0"/>
-                <w:i w:val="0"/>
+              <w:spacing w:after="40"/>
+            </w:pPr>
+            <w:r>
+              <w:rPr>
+                <w:rFonts w:ascii="Arial" w:eastAsia="Arial" w:hAnsi="Arial" w:cs="Arial"/>
                 <w:sz w:val="17"/>
                 <w:highlight w:val="yellow"/>
               </w:rPr>
@@ -3793,9 +3419,8 @@
             </w:pPr>
             <w:r>
               <w:rPr>
-                <w:rFonts w:ascii="Arial" w:hAnsi="Arial" w:cs="Arial" w:eastAsia="Arial"/>
-                <w:b/>
-                <w:i w:val="0"/>
+                <w:rFonts w:ascii="Arial" w:eastAsia="Arial" w:hAnsi="Arial" w:cs="Arial"/>
+                <w:b/>
                 <w:sz w:val="19"/>
               </w:rPr>
               <w:t>Problems:</w:t>
@@ -3808,13 +3433,11 @@
                 <w:ilvl w:val="0"/>
                 <w:numId w:val="1"/>
               </w:numPr>
-              <w:spacing w:before="0" w:after="40"/>
-            </w:pPr>
-            <w:r>
-              <w:rPr>
-                <w:rFonts w:ascii="Arial" w:hAnsi="Arial" w:cs="Arial" w:eastAsia="Arial"/>
-                <w:b w:val="0"/>
-                <w:i w:val="0"/>
+              <w:spacing w:after="40"/>
+            </w:pPr>
+            <w:r>
+              <w:rPr>
+                <w:rFonts w:ascii="Arial" w:eastAsia="Arial" w:hAnsi="Arial" w:cs="Arial"/>
                 <w:sz w:val="17"/>
               </w:rPr>
               <w:t>Re-using the same namespace would leave old records behind (upsert only overwrites the same IDs) – that's why each chunk size gets its own namespace.</w:t>
@@ -3837,9 +3460,8 @@
             </w:pPr>
             <w:r>
               <w:rPr>
-                <w:rFonts w:ascii="Arial" w:hAnsi="Arial" w:cs="Arial" w:eastAsia="Arial"/>
-                <w:b/>
-                <w:i w:val="0"/>
+                <w:rFonts w:ascii="Arial" w:eastAsia="Arial" w:hAnsi="Arial" w:cs="Arial"/>
+                <w:b/>
                 <w:sz w:val="19"/>
               </w:rPr>
               <w:t>Experiment C + explain questions</w:t>
@@ -3847,12 +3469,11 @@
           </w:p>
           <w:p>
             <w:pPr>
-              <w:spacing w:before="0" w:after="40"/>
-            </w:pPr>
-            <w:r>
-              <w:rPr>
-                <w:rFonts w:ascii="Arial" w:hAnsi="Arial" w:cs="Arial" w:eastAsia="Arial"/>
-                <w:b w:val="0"/>
+              <w:spacing w:after="40"/>
+            </w:pPr>
+            <w:r>
+              <w:rPr>
+                <w:rFonts w:ascii="Arial" w:eastAsia="Arial" w:hAnsi="Arial" w:cs="Arial"/>
                 <w:i/>
                 <w:sz w:val="17"/>
               </w:rPr>
@@ -3871,13 +3492,11 @@
                 <w:ilvl w:val="0"/>
                 <w:numId w:val="1"/>
               </w:numPr>
-              <w:spacing w:before="0" w:after="60"/>
-            </w:pPr>
-            <w:r>
-              <w:rPr>
-                <w:rFonts w:ascii="Arial" w:hAnsi="Arial" w:cs="Arial" w:eastAsia="Arial"/>
-                <w:b w:val="0"/>
-                <w:i w:val="0"/>
+              <w:spacing w:after="60"/>
+            </w:pPr>
+            <w:r>
+              <w:rPr>
+                <w:rFonts w:ascii="Arial" w:eastAsia="Arial" w:hAnsi="Arial" w:cs="Arial"/>
                 <w:sz w:val="18"/>
               </w:rPr>
               <w:t>Filled in the Make.com → Python table and answered the 10 'what you should be able to explain' questions + the 3 Make checkpoint questions (all below).</w:t>
@@ -3895,9 +3514,8 @@
             </w:pPr>
             <w:r>
               <w:rPr>
-                <w:rFonts w:ascii="Arial" w:hAnsi="Arial" w:cs="Arial" w:eastAsia="Arial"/>
-                <w:b/>
-                <w:i w:val="0"/>
+                <w:rFonts w:ascii="Arial" w:eastAsia="Arial" w:hAnsi="Arial" w:cs="Arial"/>
+                <w:b/>
                 <w:sz w:val="19"/>
               </w:rPr>
               <w:t>0.5 h</w:t>
@@ -3914,9 +3532,8 @@
             </w:pPr>
             <w:r>
               <w:rPr>
-                <w:rFonts w:ascii="Arial" w:hAnsi="Arial" w:cs="Arial" w:eastAsia="Arial"/>
-                <w:b/>
-                <w:i w:val="0"/>
+                <w:rFonts w:ascii="Arial" w:eastAsia="Arial" w:hAnsi="Arial" w:cs="Arial"/>
+                <w:b/>
                 <w:sz w:val="19"/>
               </w:rPr>
               <w:t>Learning:</w:t>
@@ -3929,13 +3546,11 @@
                 <w:ilvl w:val="0"/>
                 <w:numId w:val="1"/>
               </w:numPr>
-              <w:spacing w:before="0" w:after="40"/>
-            </w:pPr>
-            <w:r>
-              <w:rPr>
-                <w:rFonts w:ascii="Arial" w:hAnsi="Arial" w:cs="Arial" w:eastAsia="Arial"/>
-                <w:b w:val="0"/>
-                <w:i w:val="0"/>
+              <w:spacing w:after="40"/>
+            </w:pPr>
+            <w:r>
+              <w:rPr>
+                <w:rFonts w:ascii="Arial" w:eastAsia="Arial" w:hAnsi="Arial" w:cs="Arial"/>
                 <w:sz w:val="17"/>
               </w:rPr>
               <w:t>Make and Python do exactly the same steps – Python just makes every step visible (and testable).</w:t>
@@ -3947,9 +3562,8 @@
             </w:pPr>
             <w:r>
               <w:rPr>
-                <w:rFonts w:ascii="Arial" w:hAnsi="Arial" w:cs="Arial" w:eastAsia="Arial"/>
-                <w:b/>
-                <w:i w:val="0"/>
+                <w:rFonts w:ascii="Arial" w:eastAsia="Arial" w:hAnsi="Arial" w:cs="Arial"/>
+                <w:b/>
                 <w:sz w:val="19"/>
               </w:rPr>
               <w:t>Problems:</w:t>
@@ -3962,13 +3576,11 @@
                 <w:ilvl w:val="0"/>
                 <w:numId w:val="1"/>
               </w:numPr>
-              <w:spacing w:before="0" w:after="40"/>
-            </w:pPr>
-            <w:r>
-              <w:rPr>
-                <w:rFonts w:ascii="Arial" w:hAnsi="Arial" w:cs="Arial" w:eastAsia="Arial"/>
-                <w:b w:val="0"/>
-                <w:i w:val="0"/>
+              <w:spacing w:after="40"/>
+            </w:pPr>
+            <w:r>
+              <w:rPr>
+                <w:rFonts w:ascii="Arial" w:eastAsia="Arial" w:hAnsi="Arial" w:cs="Arial"/>
                 <w:sz w:val="17"/>
               </w:rPr>
               <w:t>None really for this one.</w:t>
@@ -3977,7 +3589,6 @@
         </w:tc>
       </w:tr>
       <w:tr>
-        <w:trPr/>
         <w:tc>
           <w:tcPr>
             <w:tcW w:w="5699" w:type="dxa"/>
@@ -3991,9 +3602,8 @@
             </w:pPr>
             <w:r>
               <w:rPr>
-                <w:rFonts w:ascii="Arial" w:hAnsi="Arial" w:cs="Arial" w:eastAsia="Arial"/>
-                <w:b/>
-                <w:i w:val="0"/>
+                <w:rFonts w:ascii="Arial" w:eastAsia="Arial" w:hAnsi="Arial" w:cs="Arial"/>
+                <w:b/>
                 <w:sz w:val="19"/>
               </w:rPr>
               <w:t>TOTAL TIME THIS WEEK</w:t>
@@ -4012,9 +3622,8 @@
             </w:pPr>
             <w:r>
               <w:rPr>
-                <w:rFonts w:ascii="Arial" w:hAnsi="Arial" w:cs="Arial" w:eastAsia="Arial"/>
-                <w:b/>
-                <w:i w:val="0"/>
+                <w:rFonts w:ascii="Arial" w:eastAsia="Arial" w:hAnsi="Arial" w:cs="Arial"/>
+                <w:b/>
                 <w:sz w:val="19"/>
               </w:rPr>
               <w:t>6.5 h</w:t>
@@ -4032,8 +3641,7 @@
             </w:pPr>
             <w:r>
               <w:rPr>
-                <w:rFonts w:ascii="Arial" w:hAnsi="Arial" w:cs="Arial" w:eastAsia="Arial"/>
-                <w:b w:val="0"/>
+                <w:rFonts w:ascii="Arial" w:eastAsia="Arial" w:hAnsi="Arial" w:cs="Arial"/>
                 <w:i/>
                 <w:sz w:val="17"/>
               </w:rPr>
@@ -4088,8 +3696,7 @@
       </w:pPr>
       <w:r>
         <w:rPr>
-          <w:rFonts w:ascii="Arial" w:hAnsi="Arial" w:cs="Arial" w:eastAsia="Arial"/>
-          <w:b w:val="0"/>
+          <w:rFonts w:ascii="Arial" w:eastAsia="Arial" w:hAnsi="Arial" w:cs="Arial"/>
           <w:i/>
           <w:sz w:val="18"/>
         </w:rPr>
@@ -4097,7 +3704,7 @@
       </w:r>
       <w:r>
         <w:rPr>
-          <w:rFonts w:ascii="Arial" w:hAnsi="Arial" w:cs="Arial" w:eastAsia="Arial"/>
+          <w:rFonts w:ascii="Arial" w:eastAsia="Arial" w:hAnsi="Arial" w:cs="Arial"/>
           <w:b/>
           <w:i/>
           <w:sz w:val="18"/>
@@ -4106,8 +3713,7 @@
       </w:r>
       <w:r>
         <w:rPr>
-          <w:rFonts w:ascii="Arial" w:hAnsi="Arial" w:cs="Arial" w:eastAsia="Arial"/>
-          <w:b w:val="0"/>
+          <w:rFonts w:ascii="Arial" w:eastAsia="Arial" w:hAnsi="Arial" w:cs="Arial"/>
           <w:i/>
           <w:sz w:val="18"/>
         </w:rPr>
@@ -4117,7 +3723,7 @@
     <w:tbl>
       <w:tblPr>
         <w:tblStyle w:val="TableGrid"/>
-        <w:tblW w:type="dxa" w:w="8965"/>
+        <w:tblW w:w="8965" w:type="dxa"/>
         <w:tblBorders>
           <w:top w:val="dashed" w:sz="8" w:space="0" w:color="BF8F00"/>
           <w:left w:val="dashed" w:sz="8" w:space="0" w:color="BF8F00"/>
@@ -4127,7 +3733,7 @@
           <w:insideV w:val="dashed" w:sz="8" w:space="0" w:color="BF8F00"/>
         </w:tblBorders>
         <w:tblLayout w:type="fixed"/>
-        <w:tblLook w:firstColumn="1" w:firstRow="1" w:lastColumn="0" w:lastRow="0" w:noHBand="0" w:noVBand="1" w:val="04A0"/>
+        <w:tblLook w:val="04A0" w:firstRow="1" w:lastRow="0" w:firstColumn="1" w:lastColumn="0" w:noHBand="0" w:noVBand="1"/>
       </w:tblPr>
       <w:tblGrid>
         <w:gridCol w:w="8965"/>
@@ -4135,7 +3741,7 @@
       <w:tr>
         <w:tc>
           <w:tcPr>
-            <w:tcW w:type="dxa" w:w="9026"/>
+            <w:tcW w:w="9026" w:type="dxa"/>
             <w:shd w:val="clear" w:color="auto" w:fill="FFF2CC"/>
           </w:tcPr>
           <w:p>
@@ -4145,9 +3751,8 @@
             </w:pPr>
             <w:r>
               <w:rPr>
-                <w:rFonts w:ascii="Arial" w:hAnsi="Arial" w:cs="Arial" w:eastAsia="Arial"/>
-                <w:b/>
-                <w:i w:val="0"/>
+                <w:rFonts w:ascii="Arial" w:eastAsia="Arial" w:hAnsi="Arial" w:cs="Arial"/>
+                <w:b/>
                 <w:color w:val="9C5700"/>
                 <w:sz w:val="19"/>
               </w:rPr>
@@ -4155,9 +3760,8 @@
             </w:r>
             <w:r>
               <w:rPr>
-                <w:rFonts w:ascii="Arial" w:hAnsi="Arial" w:cs="Arial" w:eastAsia="Arial"/>
-                <w:b/>
-                <w:i w:val="0"/>
+                <w:rFonts w:ascii="Arial" w:eastAsia="Arial" w:hAnsi="Arial" w:cs="Arial"/>
+                <w:b/>
                 <w:sz w:val="19"/>
               </w:rPr>
               <w:t>Pinecone – my index</w:t>
@@ -4166,13 +3770,11 @@
           <w:p>
             <w:pPr>
               <w:keepNext/>
-              <w:spacing w:before="0" w:after="40"/>
-            </w:pPr>
-            <w:r>
-              <w:rPr>
-                <w:rFonts w:ascii="Arial" w:hAnsi="Arial" w:cs="Arial" w:eastAsia="Arial"/>
-                <w:b w:val="0"/>
-                <w:i w:val="0"/>
+              <w:spacing w:after="40"/>
+            </w:pPr>
+            <w:r>
+              <w:rPr>
+                <w:rFonts w:ascii="Arial" w:eastAsia="Arial" w:hAnsi="Arial" w:cs="Arial"/>
                 <w:sz w:val="17"/>
               </w:rPr>
               <w:t>What to capture: the Pinecone console page of your index showing dimension 1024, metric cosine, type dense.</w:t>
@@ -4181,12 +3783,11 @@
           <w:p>
             <w:pPr>
               <w:keepNext/>
-              <w:spacing w:before="0" w:after="80"/>
-            </w:pPr>
-            <w:r>
-              <w:rPr>
-                <w:rFonts w:ascii="Arial" w:hAnsi="Arial" w:cs="Arial" w:eastAsia="Arial"/>
-                <w:b w:val="0"/>
+              <w:spacing w:after="80"/>
+            </w:pPr>
+            <w:r>
+              <w:rPr>
+                <w:rFonts w:ascii="Arial" w:eastAsia="Arial" w:hAnsi="Arial" w:cs="Arial"/>
                 <w:i/>
                 <w:sz w:val="16"/>
               </w:rPr>
@@ -4194,8 +3795,7 @@
             </w:r>
             <w:r>
               <w:rPr>
-                <w:rFonts w:ascii="Consolas" w:hAnsi="Consolas" w:cs="Consolas" w:eastAsia="Consolas"/>
-                <w:b w:val="0"/>
+                <w:rFonts w:ascii="Consolas" w:eastAsia="Consolas" w:hAnsi="Consolas" w:cs="Consolas"/>
                 <w:i/>
                 <w:sz w:val="15"/>
               </w:rPr>
@@ -4203,8 +3803,7 @@
             </w:r>
             <w:r>
               <w:rPr>
-                <w:rFonts w:ascii="Arial" w:hAnsi="Arial" w:cs="Arial" w:eastAsia="Arial"/>
-                <w:b w:val="0"/>
+                <w:rFonts w:ascii="Arial" w:eastAsia="Arial" w:hAnsi="Arial" w:cs="Arial"/>
                 <w:i/>
                 <w:sz w:val="16"/>
               </w:rPr>
@@ -4212,8 +3811,7 @@
             </w:r>
             <w:r>
               <w:rPr>
-                <w:rFonts w:ascii="Consolas" w:hAnsi="Consolas" w:cs="Consolas" w:eastAsia="Consolas"/>
-                <w:b w:val="0"/>
+                <w:rFonts w:ascii="Consolas" w:eastAsia="Consolas" w:hAnsi="Consolas" w:cs="Consolas"/>
                 <w:i/>
                 <w:sz w:val="15"/>
               </w:rPr>
@@ -4221,8 +3819,7 @@
             </w:r>
             <w:r>
               <w:rPr>
-                <w:rFonts w:ascii="Arial" w:hAnsi="Arial" w:cs="Arial" w:eastAsia="Arial"/>
-                <w:b w:val="0"/>
+                <w:rFonts w:ascii="Arial" w:eastAsia="Arial" w:hAnsi="Arial" w:cs="Arial"/>
                 <w:i/>
                 <w:sz w:val="16"/>
               </w:rPr>
@@ -4234,13 +3831,12 @@
     </w:tbl>
     <w:p>
       <w:pPr>
-        <w:spacing w:before="40" w:after="160"/>
+        <w:spacing w:before="40"/>
         <w:jc w:val="center"/>
       </w:pPr>
       <w:r>
         <w:rPr>
-          <w:rFonts w:ascii="Arial" w:hAnsi="Arial" w:cs="Arial" w:eastAsia="Arial"/>
-          <w:b w:val="0"/>
+          <w:rFonts w:ascii="Arial" w:eastAsia="Arial" w:hAnsi="Arial" w:cs="Arial"/>
           <w:i/>
           <w:sz w:val="17"/>
         </w:rPr>
@@ -4250,7 +3846,7 @@
     <w:tbl>
       <w:tblPr>
         <w:tblStyle w:val="TableGrid"/>
-        <w:tblW w:type="dxa" w:w="8965"/>
+        <w:tblW w:w="8965" w:type="dxa"/>
         <w:tblBorders>
           <w:top w:val="dashed" w:sz="8" w:space="0" w:color="BF8F00"/>
           <w:left w:val="dashed" w:sz="8" w:space="0" w:color="BF8F00"/>
@@ -4260,7 +3856,7 @@
           <w:insideV w:val="dashed" w:sz="8" w:space="0" w:color="BF8F00"/>
         </w:tblBorders>
         <w:tblLayout w:type="fixed"/>
-        <w:tblLook w:firstColumn="1" w:firstRow="1" w:lastColumn="0" w:lastRow="0" w:noHBand="0" w:noVBand="1" w:val="04A0"/>
+        <w:tblLook w:val="04A0" w:firstRow="1" w:lastRow="0" w:firstColumn="1" w:lastColumn="0" w:noHBand="0" w:noVBand="1"/>
       </w:tblPr>
       <w:tblGrid>
         <w:gridCol w:w="8965"/>
@@ -4268,7 +3864,7 @@
       <w:tr>
         <w:tc>
           <w:tcPr>
-            <w:tcW w:type="dxa" w:w="9026"/>
+            <w:tcW w:w="9026" w:type="dxa"/>
             <w:shd w:val="clear" w:color="auto" w:fill="FFF2CC"/>
           </w:tcPr>
           <w:p>
@@ -4278,9 +3874,8 @@
             </w:pPr>
             <w:r>
               <w:rPr>
-                <w:rFonts w:ascii="Arial" w:hAnsi="Arial" w:cs="Arial" w:eastAsia="Arial"/>
-                <w:b/>
-                <w:i w:val="0"/>
+                <w:rFonts w:ascii="Arial" w:eastAsia="Arial" w:hAnsi="Arial" w:cs="Arial"/>
+                <w:b/>
                 <w:color w:val="9C5700"/>
                 <w:sz w:val="19"/>
               </w:rPr>
@@ -4288,9 +3883,8 @@
             </w:r>
             <w:r>
               <w:rPr>
-                <w:rFonts w:ascii="Arial" w:hAnsi="Arial" w:cs="Arial" w:eastAsia="Arial"/>
-                <w:b/>
-                <w:i w:val="0"/>
+                <w:rFonts w:ascii="Arial" w:eastAsia="Arial" w:hAnsi="Arial" w:cs="Arial"/>
+                <w:b/>
                 <w:sz w:val="19"/>
               </w:rPr>
               <w:t>Make – RAG Ingestion after Run once</w:t>
@@ -4299,13 +3893,11 @@
           <w:p>
             <w:pPr>
               <w:keepNext/>
-              <w:spacing w:before="0" w:after="40"/>
-            </w:pPr>
-            <w:r>
-              <w:rPr>
-                <w:rFonts w:ascii="Arial" w:hAnsi="Arial" w:cs="Arial" w:eastAsia="Arial"/>
-                <w:b w:val="0"/>
-                <w:i w:val="0"/>
+              <w:spacing w:after="40"/>
+            </w:pPr>
+            <w:r>
+              <w:rPr>
+                <w:rFonts w:ascii="Arial" w:eastAsia="Arial" w:hAnsi="Arial" w:cs="Arial"/>
                 <w:sz w:val="17"/>
               </w:rPr>
               <w:t>What to capture: the RAG Ingestion scenario canvas after *Run once* – all 5 modules with green ticks and the little bubbles showing how many operations each did.</w:t>
@@ -4314,12 +3906,11 @@
           <w:p>
             <w:pPr>
               <w:keepNext/>
-              <w:spacing w:before="0" w:after="80"/>
-            </w:pPr>
-            <w:r>
-              <w:rPr>
-                <w:rFonts w:ascii="Arial" w:hAnsi="Arial" w:cs="Arial" w:eastAsia="Arial"/>
-                <w:b w:val="0"/>
+              <w:spacing w:after="80"/>
+            </w:pPr>
+            <w:r>
+              <w:rPr>
+                <w:rFonts w:ascii="Arial" w:eastAsia="Arial" w:hAnsi="Arial" w:cs="Arial"/>
                 <w:i/>
                 <w:sz w:val="16"/>
               </w:rPr>
@@ -4327,8 +3918,7 @@
             </w:r>
             <w:r>
               <w:rPr>
-                <w:rFonts w:ascii="Consolas" w:hAnsi="Consolas" w:cs="Consolas" w:eastAsia="Consolas"/>
-                <w:b w:val="0"/>
+                <w:rFonts w:ascii="Consolas" w:eastAsia="Consolas" w:hAnsi="Consolas" w:cs="Consolas"/>
                 <w:i/>
                 <w:sz w:val="15"/>
               </w:rPr>
@@ -4336,8 +3926,7 @@
             </w:r>
             <w:r>
               <w:rPr>
-                <w:rFonts w:ascii="Arial" w:hAnsi="Arial" w:cs="Arial" w:eastAsia="Arial"/>
-                <w:b w:val="0"/>
+                <w:rFonts w:ascii="Arial" w:eastAsia="Arial" w:hAnsi="Arial" w:cs="Arial"/>
                 <w:i/>
                 <w:sz w:val="16"/>
               </w:rPr>
@@ -4345,8 +3934,7 @@
             </w:r>
             <w:r>
               <w:rPr>
-                <w:rFonts w:ascii="Consolas" w:hAnsi="Consolas" w:cs="Consolas" w:eastAsia="Consolas"/>
-                <w:b w:val="0"/>
+                <w:rFonts w:ascii="Consolas" w:eastAsia="Consolas" w:hAnsi="Consolas" w:cs="Consolas"/>
                 <w:i/>
                 <w:sz w:val="15"/>
               </w:rPr>
@@ -4354,8 +3942,7 @@
             </w:r>
             <w:r>
               <w:rPr>
-                <w:rFonts w:ascii="Arial" w:hAnsi="Arial" w:cs="Arial" w:eastAsia="Arial"/>
-                <w:b w:val="0"/>
+                <w:rFonts w:ascii="Arial" w:eastAsia="Arial" w:hAnsi="Arial" w:cs="Arial"/>
                 <w:i/>
                 <w:sz w:val="16"/>
               </w:rPr>
@@ -4367,13 +3954,12 @@
     </w:tbl>
     <w:p>
       <w:pPr>
-        <w:spacing w:before="40" w:after="160"/>
+        <w:spacing w:before="40"/>
         <w:jc w:val="center"/>
       </w:pPr>
       <w:r>
         <w:rPr>
-          <w:rFonts w:ascii="Arial" w:hAnsi="Arial" w:cs="Arial" w:eastAsia="Arial"/>
-          <w:b w:val="0"/>
+          <w:rFonts w:ascii="Arial" w:eastAsia="Arial" w:hAnsi="Arial" w:cs="Arial"/>
           <w:i/>
           <w:sz w:val="17"/>
         </w:rPr>
@@ -4383,7 +3969,7 @@
     <w:tbl>
       <w:tblPr>
         <w:tblStyle w:val="TableGrid"/>
-        <w:tblW w:type="dxa" w:w="8965"/>
+        <w:tblW w:w="8965" w:type="dxa"/>
         <w:tblBorders>
           <w:top w:val="dashed" w:sz="8" w:space="0" w:color="BF8F00"/>
           <w:left w:val="dashed" w:sz="8" w:space="0" w:color="BF8F00"/>
@@ -4393,7 +3979,7 @@
           <w:insideV w:val="dashed" w:sz="8" w:space="0" w:color="BF8F00"/>
         </w:tblBorders>
         <w:tblLayout w:type="fixed"/>
-        <w:tblLook w:firstColumn="1" w:firstRow="1" w:lastColumn="0" w:lastRow="0" w:noHBand="0" w:noVBand="1" w:val="04A0"/>
+        <w:tblLook w:val="04A0" w:firstRow="1" w:lastRow="0" w:firstColumn="1" w:lastColumn="0" w:noHBand="0" w:noVBand="1"/>
       </w:tblPr>
       <w:tblGrid>
         <w:gridCol w:w="8965"/>
@@ -4401,7 +3987,7 @@
       <w:tr>
         <w:tc>
           <w:tcPr>
-            <w:tcW w:type="dxa" w:w="9026"/>
+            <w:tcW w:w="9026" w:type="dxa"/>
             <w:shd w:val="clear" w:color="auto" w:fill="FFF2CC"/>
           </w:tcPr>
           <w:p>
@@ -4411,9 +3997,8 @@
             </w:pPr>
             <w:r>
               <w:rPr>
-                <w:rFonts w:ascii="Arial" w:hAnsi="Arial" w:cs="Arial" w:eastAsia="Arial"/>
-                <w:b/>
-                <w:i w:val="0"/>
+                <w:rFonts w:ascii="Arial" w:eastAsia="Arial" w:hAnsi="Arial" w:cs="Arial"/>
+                <w:b/>
                 <w:color w:val="9C5700"/>
                 <w:sz w:val="19"/>
               </w:rPr>
@@ -4421,9 +4006,8 @@
             </w:r>
             <w:r>
               <w:rPr>
-                <w:rFonts w:ascii="Arial" w:hAnsi="Arial" w:cs="Arial" w:eastAsia="Arial"/>
-                <w:b/>
-                <w:i w:val="0"/>
+                <w:rFonts w:ascii="Arial" w:eastAsia="Arial" w:hAnsi="Arial" w:cs="Arial"/>
+                <w:b/>
                 <w:sz w:val="19"/>
               </w:rPr>
               <w:t>Pinecone – a record stored by Make (DELIVERABLE)</w:t>
@@ -4432,67 +4016,53 @@
           <w:p>
             <w:pPr>
               <w:keepNext/>
-              <w:spacing w:before="0" w:after="40"/>
-            </w:pPr>
-            <w:r>
-              <w:rPr>
-                <w:rFonts w:ascii="Arial" w:hAnsi="Arial" w:cs="Arial" w:eastAsia="Arial"/>
-                <w:b w:val="0"/>
-                <w:i w:val="0"/>
+              <w:spacing w:after="40"/>
+            </w:pPr>
+            <w:r>
+              <w:rPr>
+                <w:rFonts w:ascii="Arial" w:eastAsia="Arial" w:hAnsi="Arial" w:cs="Arial"/>
                 <w:sz w:val="17"/>
               </w:rPr>
               <w:t xml:space="preserve">What to capture: Pinecone console → your index → Browser → namespace </w:t>
             </w:r>
             <w:r>
               <w:rPr>
-                <w:rFonts w:ascii="Consolas" w:hAnsi="Consolas" w:cs="Consolas" w:eastAsia="Consolas"/>
-                <w:b w:val="0"/>
-                <w:i w:val="0"/>
+                <w:rFonts w:ascii="Consolas" w:eastAsia="Consolas" w:hAnsi="Consolas" w:cs="Consolas"/>
                 <w:sz w:val="16"/>
               </w:rPr>
               <w:t>week3-lab</w:t>
             </w:r>
             <w:r>
               <w:rPr>
-                <w:rFonts w:ascii="Arial" w:hAnsi="Arial" w:cs="Arial" w:eastAsia="Arial"/>
-                <w:b w:val="0"/>
-                <w:i w:val="0"/>
+                <w:rFonts w:ascii="Arial" w:eastAsia="Arial" w:hAnsi="Arial" w:cs="Arial"/>
                 <w:sz w:val="17"/>
               </w:rPr>
               <w:t xml:space="preserve"> → one record opened, showing its ID and the </w:t>
             </w:r>
             <w:r>
               <w:rPr>
-                <w:rFonts w:ascii="Consolas" w:hAnsi="Consolas" w:cs="Consolas" w:eastAsia="Consolas"/>
-                <w:b w:val="0"/>
-                <w:i w:val="0"/>
+                <w:rFonts w:ascii="Consolas" w:eastAsia="Consolas" w:hAnsi="Consolas" w:cs="Consolas"/>
                 <w:sz w:val="16"/>
               </w:rPr>
               <w:t>text</w:t>
             </w:r>
             <w:r>
               <w:rPr>
-                <w:rFonts w:ascii="Arial" w:hAnsi="Arial" w:cs="Arial" w:eastAsia="Arial"/>
-                <w:b w:val="0"/>
-                <w:i w:val="0"/>
+                <w:rFonts w:ascii="Arial" w:eastAsia="Arial" w:hAnsi="Arial" w:cs="Arial"/>
                 <w:sz w:val="17"/>
               </w:rPr>
               <w:t xml:space="preserve"> + </w:t>
             </w:r>
             <w:r>
               <w:rPr>
-                <w:rFonts w:ascii="Consolas" w:hAnsi="Consolas" w:cs="Consolas" w:eastAsia="Consolas"/>
-                <w:b w:val="0"/>
-                <w:i w:val="0"/>
+                <w:rFonts w:ascii="Consolas" w:eastAsia="Consolas" w:hAnsi="Consolas" w:cs="Consolas"/>
                 <w:sz w:val="16"/>
               </w:rPr>
               <w:t>source</w:t>
             </w:r>
             <w:r>
               <w:rPr>
-                <w:rFonts w:ascii="Arial" w:hAnsi="Arial" w:cs="Arial" w:eastAsia="Arial"/>
-                <w:b w:val="0"/>
-                <w:i w:val="0"/>
+                <w:rFonts w:ascii="Arial" w:eastAsia="Arial" w:hAnsi="Arial" w:cs="Arial"/>
                 <w:sz w:val="17"/>
               </w:rPr>
               <w:t xml:space="preserve"> metadata.</w:t>
@@ -4501,12 +4071,11 @@
           <w:p>
             <w:pPr>
               <w:keepNext/>
-              <w:spacing w:before="0" w:after="80"/>
-            </w:pPr>
-            <w:r>
-              <w:rPr>
-                <w:rFonts w:ascii="Arial" w:hAnsi="Arial" w:cs="Arial" w:eastAsia="Arial"/>
-                <w:b w:val="0"/>
+              <w:spacing w:after="80"/>
+            </w:pPr>
+            <w:r>
+              <w:rPr>
+                <w:rFonts w:ascii="Arial" w:eastAsia="Arial" w:hAnsi="Arial" w:cs="Arial"/>
                 <w:i/>
                 <w:sz w:val="16"/>
               </w:rPr>
@@ -4514,8 +4083,7 @@
             </w:r>
             <w:r>
               <w:rPr>
-                <w:rFonts w:ascii="Consolas" w:hAnsi="Consolas" w:cs="Consolas" w:eastAsia="Consolas"/>
-                <w:b w:val="0"/>
+                <w:rFonts w:ascii="Consolas" w:eastAsia="Consolas" w:hAnsi="Consolas" w:cs="Consolas"/>
                 <w:i/>
                 <w:sz w:val="15"/>
               </w:rPr>
@@ -4523,8 +4091,7 @@
             </w:r>
             <w:r>
               <w:rPr>
-                <w:rFonts w:ascii="Arial" w:hAnsi="Arial" w:cs="Arial" w:eastAsia="Arial"/>
-                <w:b w:val="0"/>
+                <w:rFonts w:ascii="Arial" w:eastAsia="Arial" w:hAnsi="Arial" w:cs="Arial"/>
                 <w:i/>
                 <w:sz w:val="16"/>
               </w:rPr>
@@ -4532,8 +4099,7 @@
             </w:r>
             <w:r>
               <w:rPr>
-                <w:rFonts w:ascii="Consolas" w:hAnsi="Consolas" w:cs="Consolas" w:eastAsia="Consolas"/>
-                <w:b w:val="0"/>
+                <w:rFonts w:ascii="Consolas" w:eastAsia="Consolas" w:hAnsi="Consolas" w:cs="Consolas"/>
                 <w:i/>
                 <w:sz w:val="15"/>
               </w:rPr>
@@ -4541,8 +4107,7 @@
             </w:r>
             <w:r>
               <w:rPr>
-                <w:rFonts w:ascii="Arial" w:hAnsi="Arial" w:cs="Arial" w:eastAsia="Arial"/>
-                <w:b w:val="0"/>
+                <w:rFonts w:ascii="Arial" w:eastAsia="Arial" w:hAnsi="Arial" w:cs="Arial"/>
                 <w:i/>
                 <w:sz w:val="16"/>
               </w:rPr>
@@ -4554,13 +4119,12 @@
     </w:tbl>
     <w:p>
       <w:pPr>
-        <w:spacing w:before="40" w:after="160"/>
+        <w:spacing w:before="40"/>
         <w:jc w:val="center"/>
       </w:pPr>
       <w:r>
         <w:rPr>
-          <w:rFonts w:ascii="Arial" w:hAnsi="Arial" w:cs="Arial" w:eastAsia="Arial"/>
-          <w:b w:val="0"/>
+          <w:rFonts w:ascii="Arial" w:eastAsia="Arial" w:hAnsi="Arial" w:cs="Arial"/>
           <w:i/>
           <w:sz w:val="17"/>
         </w:rPr>
@@ -4570,7 +4134,7 @@
     <w:tbl>
       <w:tblPr>
         <w:tblStyle w:val="TableGrid"/>
-        <w:tblW w:type="dxa" w:w="8965"/>
+        <w:tblW w:w="8965" w:type="dxa"/>
         <w:tblBorders>
           <w:top w:val="dashed" w:sz="8" w:space="0" w:color="BF8F00"/>
           <w:left w:val="dashed" w:sz="8" w:space="0" w:color="BF8F00"/>
@@ -4580,7 +4144,7 @@
           <w:insideV w:val="dashed" w:sz="8" w:space="0" w:color="BF8F00"/>
         </w:tblBorders>
         <w:tblLayout w:type="fixed"/>
-        <w:tblLook w:firstColumn="1" w:firstRow="1" w:lastColumn="0" w:lastRow="0" w:noHBand="0" w:noVBand="1" w:val="04A0"/>
+        <w:tblLook w:val="04A0" w:firstRow="1" w:lastRow="0" w:firstColumn="1" w:lastColumn="0" w:noHBand="0" w:noVBand="1"/>
       </w:tblPr>
       <w:tblGrid>
         <w:gridCol w:w="8965"/>
@@ -4588,7 +4152,7 @@
       <w:tr>
         <w:tc>
           <w:tcPr>
-            <w:tcW w:type="dxa" w:w="9026"/>
+            <w:tcW w:w="9026" w:type="dxa"/>
             <w:shd w:val="clear" w:color="auto" w:fill="FFF2CC"/>
           </w:tcPr>
           <w:p>
@@ -4598,9 +4162,8 @@
             </w:pPr>
             <w:r>
               <w:rPr>
-                <w:rFonts w:ascii="Arial" w:hAnsi="Arial" w:cs="Arial" w:eastAsia="Arial"/>
-                <w:b/>
-                <w:i w:val="0"/>
+                <w:rFonts w:ascii="Arial" w:eastAsia="Arial" w:hAnsi="Arial" w:cs="Arial"/>
+                <w:b/>
                 <w:color w:val="9C5700"/>
                 <w:sz w:val="19"/>
               </w:rPr>
@@ -4608,9 +4171,8 @@
             </w:r>
             <w:r>
               <w:rPr>
-                <w:rFonts w:ascii="Arial" w:hAnsi="Arial" w:cs="Arial" w:eastAsia="Arial"/>
-                <w:b/>
-                <w:i w:val="0"/>
+                <w:rFonts w:ascii="Arial" w:eastAsia="Arial" w:hAnsi="Arial" w:cs="Arial"/>
+                <w:b/>
                 <w:sz w:val="19"/>
               </w:rPr>
               <w:t>Make – RAG Query run with the final answer (DELIVERABLE)</w:t>
@@ -4619,13 +4181,11 @@
           <w:p>
             <w:pPr>
               <w:keepNext/>
-              <w:spacing w:before="0" w:after="40"/>
-            </w:pPr>
-            <w:r>
-              <w:rPr>
-                <w:rFonts w:ascii="Arial" w:hAnsi="Arial" w:cs="Arial" w:eastAsia="Arial"/>
-                <w:b w:val="0"/>
-                <w:i w:val="0"/>
+              <w:spacing w:after="40"/>
+            </w:pPr>
+            <w:r>
+              <w:rPr>
+                <w:rFonts w:ascii="Arial" w:eastAsia="Arial" w:hAnsi="Arial" w:cs="Arial"/>
                 <w:sz w:val="17"/>
               </w:rPr>
               <w:t>What to capture: the RAG Query scenario after *Run once* with 'What is a learning agent?' – click the bubble on the last module so the answer is visible (like the last picture in the sheet).</w:t>
@@ -4634,12 +4194,11 @@
           <w:p>
             <w:pPr>
               <w:keepNext/>
-              <w:spacing w:before="0" w:after="80"/>
-            </w:pPr>
-            <w:r>
-              <w:rPr>
-                <w:rFonts w:ascii="Arial" w:hAnsi="Arial" w:cs="Arial" w:eastAsia="Arial"/>
-                <w:b w:val="0"/>
+              <w:spacing w:after="80"/>
+            </w:pPr>
+            <w:r>
+              <w:rPr>
+                <w:rFonts w:ascii="Arial" w:eastAsia="Arial" w:hAnsi="Arial" w:cs="Arial"/>
                 <w:i/>
                 <w:sz w:val="16"/>
               </w:rPr>
@@ -4647,8 +4206,7 @@
             </w:r>
             <w:r>
               <w:rPr>
-                <w:rFonts w:ascii="Consolas" w:hAnsi="Consolas" w:cs="Consolas" w:eastAsia="Consolas"/>
-                <w:b w:val="0"/>
+                <w:rFonts w:ascii="Consolas" w:eastAsia="Consolas" w:hAnsi="Consolas" w:cs="Consolas"/>
                 <w:i/>
                 <w:sz w:val="15"/>
               </w:rPr>
@@ -4656,8 +4214,7 @@
             </w:r>
             <w:r>
               <w:rPr>
-                <w:rFonts w:ascii="Arial" w:hAnsi="Arial" w:cs="Arial" w:eastAsia="Arial"/>
-                <w:b w:val="0"/>
+                <w:rFonts w:ascii="Arial" w:eastAsia="Arial" w:hAnsi="Arial" w:cs="Arial"/>
                 <w:i/>
                 <w:sz w:val="16"/>
               </w:rPr>
@@ -4665,8 +4222,7 @@
             </w:r>
             <w:r>
               <w:rPr>
-                <w:rFonts w:ascii="Consolas" w:hAnsi="Consolas" w:cs="Consolas" w:eastAsia="Consolas"/>
-                <w:b w:val="0"/>
+                <w:rFonts w:ascii="Consolas" w:eastAsia="Consolas" w:hAnsi="Consolas" w:cs="Consolas"/>
                 <w:i/>
                 <w:sz w:val="15"/>
               </w:rPr>
@@ -4674,8 +4230,7 @@
             </w:r>
             <w:r>
               <w:rPr>
-                <w:rFonts w:ascii="Arial" w:hAnsi="Arial" w:cs="Arial" w:eastAsia="Arial"/>
-                <w:b w:val="0"/>
+                <w:rFonts w:ascii="Arial" w:eastAsia="Arial" w:hAnsi="Arial" w:cs="Arial"/>
                 <w:i/>
                 <w:sz w:val="16"/>
               </w:rPr>
@@ -4687,13 +4242,12 @@
     </w:tbl>
     <w:p>
       <w:pPr>
-        <w:spacing w:before="40" w:after="160"/>
+        <w:spacing w:before="40"/>
         <w:jc w:val="center"/>
       </w:pPr>
       <w:r>
         <w:rPr>
-          <w:rFonts w:ascii="Arial" w:hAnsi="Arial" w:cs="Arial" w:eastAsia="Arial"/>
-          <w:b w:val="0"/>
+          <w:rFonts w:ascii="Arial" w:eastAsia="Arial" w:hAnsi="Arial" w:cs="Arial"/>
           <w:i/>
           <w:sz w:val="17"/>
         </w:rPr>
@@ -4703,7 +4257,7 @@
     <w:tbl>
       <w:tblPr>
         <w:tblStyle w:val="TableGrid"/>
-        <w:tblW w:type="dxa" w:w="8965"/>
+        <w:tblW w:w="8965" w:type="dxa"/>
         <w:tblBorders>
           <w:top w:val="dashed" w:sz="8" w:space="0" w:color="BF8F00"/>
           <w:left w:val="dashed" w:sz="8" w:space="0" w:color="BF8F00"/>
@@ -4713,7 +4267,7 @@
           <w:insideV w:val="dashed" w:sz="8" w:space="0" w:color="BF8F00"/>
         </w:tblBorders>
         <w:tblLayout w:type="fixed"/>
-        <w:tblLook w:firstColumn="1" w:firstRow="1" w:lastColumn="0" w:lastRow="0" w:noHBand="0" w:noVBand="1" w:val="04A0"/>
+        <w:tblLook w:val="04A0" w:firstRow="1" w:lastRow="0" w:firstColumn="1" w:lastColumn="0" w:noHBand="0" w:noVBand="1"/>
       </w:tblPr>
       <w:tblGrid>
         <w:gridCol w:w="8965"/>
@@ -4721,7 +4275,7 @@
       <w:tr>
         <w:tc>
           <w:tcPr>
-            <w:tcW w:type="dxa" w:w="9026"/>
+            <w:tcW w:w="9026" w:type="dxa"/>
             <w:shd w:val="clear" w:color="auto" w:fill="FFF2CC"/>
           </w:tcPr>
           <w:p>
@@ -4731,19 +4285,18 @@
             </w:pPr>
             <w:r>
               <w:rPr>
-                <w:rFonts w:ascii="Arial" w:hAnsi="Arial" w:cs="Arial" w:eastAsia="Arial"/>
-                <w:b/>
-                <w:i w:val="0"/>
+                <w:rFonts w:ascii="Arial" w:eastAsia="Arial" w:hAnsi="Arial" w:cs="Arial"/>
+                <w:b/>
                 <w:color w:val="9C5700"/>
                 <w:sz w:val="19"/>
               </w:rPr>
+              <w:lastRenderedPageBreak/>
               <w:t xml:space="preserve">[SCREENSHOT 3.5]  </w:t>
             </w:r>
             <w:r>
               <w:rPr>
-                <w:rFonts w:ascii="Arial" w:hAnsi="Arial" w:cs="Arial" w:eastAsia="Arial"/>
-                <w:b/>
-                <w:i w:val="0"/>
+                <w:rFonts w:ascii="Arial" w:eastAsia="Arial" w:hAnsi="Arial" w:cs="Arial"/>
+                <w:b/>
                 <w:sz w:val="19"/>
               </w:rPr>
               <w:t>Make – out-of-scope question</w:t>
@@ -4752,13 +4305,11 @@
           <w:p>
             <w:pPr>
               <w:keepNext/>
-              <w:spacing w:before="0" w:after="40"/>
-            </w:pPr>
-            <w:r>
-              <w:rPr>
-                <w:rFonts w:ascii="Arial" w:hAnsi="Arial" w:cs="Arial" w:eastAsia="Arial"/>
-                <w:b w:val="0"/>
-                <w:i w:val="0"/>
+              <w:spacing w:after="40"/>
+            </w:pPr>
+            <w:r>
+              <w:rPr>
+                <w:rFonts w:ascii="Arial" w:eastAsia="Arial" w:hAnsi="Arial" w:cs="Arial"/>
                 <w:sz w:val="17"/>
               </w:rPr>
               <w:t>What to capture: same as 3.4 but with 'What's the weather in Melbourne?' – the answer saying it doesn't have enough information.</w:t>
@@ -4767,12 +4318,11 @@
           <w:p>
             <w:pPr>
               <w:keepNext/>
-              <w:spacing w:before="0" w:after="80"/>
-            </w:pPr>
-            <w:r>
-              <w:rPr>
-                <w:rFonts w:ascii="Arial" w:hAnsi="Arial" w:cs="Arial" w:eastAsia="Arial"/>
-                <w:b w:val="0"/>
+              <w:spacing w:after="80"/>
+            </w:pPr>
+            <w:r>
+              <w:rPr>
+                <w:rFonts w:ascii="Arial" w:eastAsia="Arial" w:hAnsi="Arial" w:cs="Arial"/>
                 <w:i/>
                 <w:sz w:val="16"/>
               </w:rPr>
@@ -4780,8 +4330,7 @@
             </w:r>
             <w:r>
               <w:rPr>
-                <w:rFonts w:ascii="Consolas" w:hAnsi="Consolas" w:cs="Consolas" w:eastAsia="Consolas"/>
-                <w:b w:val="0"/>
+                <w:rFonts w:ascii="Consolas" w:eastAsia="Consolas" w:hAnsi="Consolas" w:cs="Consolas"/>
                 <w:i/>
                 <w:sz w:val="15"/>
               </w:rPr>
@@ -4789,8 +4338,7 @@
             </w:r>
             <w:r>
               <w:rPr>
-                <w:rFonts w:ascii="Arial" w:hAnsi="Arial" w:cs="Arial" w:eastAsia="Arial"/>
-                <w:b w:val="0"/>
+                <w:rFonts w:ascii="Arial" w:eastAsia="Arial" w:hAnsi="Arial" w:cs="Arial"/>
                 <w:i/>
                 <w:sz w:val="16"/>
               </w:rPr>
@@ -4798,8 +4346,7 @@
             </w:r>
             <w:r>
               <w:rPr>
-                <w:rFonts w:ascii="Consolas" w:hAnsi="Consolas" w:cs="Consolas" w:eastAsia="Consolas"/>
-                <w:b w:val="0"/>
+                <w:rFonts w:ascii="Consolas" w:eastAsia="Consolas" w:hAnsi="Consolas" w:cs="Consolas"/>
                 <w:i/>
                 <w:sz w:val="15"/>
               </w:rPr>
@@ -4807,8 +4354,7 @@
             </w:r>
             <w:r>
               <w:rPr>
-                <w:rFonts w:ascii="Arial" w:hAnsi="Arial" w:cs="Arial" w:eastAsia="Arial"/>
-                <w:b w:val="0"/>
+                <w:rFonts w:ascii="Arial" w:eastAsia="Arial" w:hAnsi="Arial" w:cs="Arial"/>
                 <w:i/>
                 <w:sz w:val="16"/>
               </w:rPr>
@@ -4820,13 +4366,12 @@
     </w:tbl>
     <w:p>
       <w:pPr>
-        <w:spacing w:before="40" w:after="160"/>
+        <w:spacing w:before="40"/>
         <w:jc w:val="center"/>
       </w:pPr>
       <w:r>
         <w:rPr>
-          <w:rFonts w:ascii="Arial" w:hAnsi="Arial" w:cs="Arial" w:eastAsia="Arial"/>
-          <w:b w:val="0"/>
+          <w:rFonts w:ascii="Arial" w:eastAsia="Arial" w:hAnsi="Arial" w:cs="Arial"/>
           <w:i/>
           <w:sz w:val="17"/>
         </w:rPr>
@@ -4836,7 +4381,7 @@
     <w:tbl>
       <w:tblPr>
         <w:tblStyle w:val="TableGrid"/>
-        <w:tblW w:type="dxa" w:w="8965"/>
+        <w:tblW w:w="8965" w:type="dxa"/>
         <w:tblBorders>
           <w:top w:val="dashed" w:sz="8" w:space="0" w:color="BF8F00"/>
           <w:left w:val="dashed" w:sz="8" w:space="0" w:color="BF8F00"/>
@@ -4846,7 +4391,7 @@
           <w:insideV w:val="dashed" w:sz="8" w:space="0" w:color="BF8F00"/>
         </w:tblBorders>
         <w:tblLayout w:type="fixed"/>
-        <w:tblLook w:firstColumn="1" w:firstRow="1" w:lastColumn="0" w:lastRow="0" w:noHBand="0" w:noVBand="1" w:val="04A0"/>
+        <w:tblLook w:val="04A0" w:firstRow="1" w:lastRow="0" w:firstColumn="1" w:lastColumn="0" w:noHBand="0" w:noVBand="1"/>
       </w:tblPr>
       <w:tblGrid>
         <w:gridCol w:w="8965"/>
@@ -4854,7 +4399,7 @@
       <w:tr>
         <w:tc>
           <w:tcPr>
-            <w:tcW w:type="dxa" w:w="9026"/>
+            <w:tcW w:w="9026" w:type="dxa"/>
             <w:shd w:val="clear" w:color="auto" w:fill="FFF2CC"/>
           </w:tcPr>
           <w:p>
@@ -4864,9 +4409,8 @@
             </w:pPr>
             <w:r>
               <w:rPr>
-                <w:rFonts w:ascii="Arial" w:hAnsi="Arial" w:cs="Arial" w:eastAsia="Arial"/>
-                <w:b/>
-                <w:i w:val="0"/>
+                <w:rFonts w:ascii="Arial" w:eastAsia="Arial" w:hAnsi="Arial" w:cs="Arial"/>
+                <w:b/>
                 <w:color w:val="9C5700"/>
                 <w:sz w:val="19"/>
               </w:rPr>
@@ -4874,9 +4418,8 @@
             </w:r>
             <w:r>
               <w:rPr>
-                <w:rFonts w:ascii="Arial" w:hAnsi="Arial" w:cs="Arial" w:eastAsia="Arial"/>
-                <w:b/>
-                <w:i w:val="0"/>
+                <w:rFonts w:ascii="Arial" w:eastAsia="Arial" w:hAnsi="Arial" w:cs="Arial"/>
+                <w:b/>
                 <w:sz w:val="19"/>
               </w:rPr>
               <w:t>Make – after changing Limit</w:t>
@@ -4885,49 +4428,39 @@
           <w:p>
             <w:pPr>
               <w:keepNext/>
-              <w:spacing w:before="0" w:after="40"/>
-            </w:pPr>
-            <w:r>
-              <w:rPr>
-                <w:rFonts w:ascii="Arial" w:hAnsi="Arial" w:cs="Arial" w:eastAsia="Arial"/>
-                <w:b w:val="0"/>
-                <w:i w:val="0"/>
+              <w:spacing w:after="40"/>
+            </w:pPr>
+            <w:r>
+              <w:rPr>
+                <w:rFonts w:ascii="Arial" w:eastAsia="Arial" w:hAnsi="Arial" w:cs="Arial"/>
                 <w:sz w:val="17"/>
               </w:rPr>
               <w:t xml:space="preserve">What to capture: the Pinecone 'Search with a query' module settings with Limit changed (1 or 5) + the answer bubble after running again. Two shots are fine: </w:t>
             </w:r>
             <w:r>
               <w:rPr>
-                <w:rFonts w:ascii="Consolas" w:hAnsi="Consolas" w:cs="Consolas" w:eastAsia="Consolas"/>
-                <w:b w:val="0"/>
-                <w:i w:val="0"/>
+                <w:rFonts w:ascii="Consolas" w:eastAsia="Consolas" w:hAnsi="Consolas" w:cs="Consolas"/>
                 <w:sz w:val="16"/>
               </w:rPr>
               <w:t>3.6a_…</w:t>
             </w:r>
             <w:r>
               <w:rPr>
-                <w:rFonts w:ascii="Arial" w:hAnsi="Arial" w:cs="Arial" w:eastAsia="Arial"/>
-                <w:b w:val="0"/>
-                <w:i w:val="0"/>
+                <w:rFonts w:ascii="Arial" w:eastAsia="Arial" w:hAnsi="Arial" w:cs="Arial"/>
                 <w:sz w:val="17"/>
               </w:rPr>
               <w:t xml:space="preserve"> + </w:t>
             </w:r>
             <w:r>
               <w:rPr>
-                <w:rFonts w:ascii="Consolas" w:hAnsi="Consolas" w:cs="Consolas" w:eastAsia="Consolas"/>
-                <w:b w:val="0"/>
-                <w:i w:val="0"/>
+                <w:rFonts w:ascii="Consolas" w:eastAsia="Consolas" w:hAnsi="Consolas" w:cs="Consolas"/>
                 <w:sz w:val="16"/>
               </w:rPr>
               <w:t>3.6b_…</w:t>
             </w:r>
             <w:r>
               <w:rPr>
-                <w:rFonts w:ascii="Arial" w:hAnsi="Arial" w:cs="Arial" w:eastAsia="Arial"/>
-                <w:b w:val="0"/>
-                <w:i w:val="0"/>
+                <w:rFonts w:ascii="Arial" w:eastAsia="Arial" w:hAnsi="Arial" w:cs="Arial"/>
                 <w:sz w:val="17"/>
               </w:rPr>
               <w:t>.</w:t>
@@ -4936,12 +4469,11 @@
           <w:p>
             <w:pPr>
               <w:keepNext/>
-              <w:spacing w:before="0" w:after="80"/>
-            </w:pPr>
-            <w:r>
-              <w:rPr>
-                <w:rFonts w:ascii="Arial" w:hAnsi="Arial" w:cs="Arial" w:eastAsia="Arial"/>
-                <w:b w:val="0"/>
+              <w:spacing w:after="80"/>
+            </w:pPr>
+            <w:r>
+              <w:rPr>
+                <w:rFonts w:ascii="Arial" w:eastAsia="Arial" w:hAnsi="Arial" w:cs="Arial"/>
                 <w:i/>
                 <w:sz w:val="16"/>
               </w:rPr>
@@ -4949,8 +4481,7 @@
             </w:r>
             <w:r>
               <w:rPr>
-                <w:rFonts w:ascii="Consolas" w:hAnsi="Consolas" w:cs="Consolas" w:eastAsia="Consolas"/>
-                <w:b w:val="0"/>
+                <w:rFonts w:ascii="Consolas" w:eastAsia="Consolas" w:hAnsi="Consolas" w:cs="Consolas"/>
                 <w:i/>
                 <w:sz w:val="15"/>
               </w:rPr>
@@ -4958,8 +4489,7 @@
             </w:r>
             <w:r>
               <w:rPr>
-                <w:rFonts w:ascii="Arial" w:hAnsi="Arial" w:cs="Arial" w:eastAsia="Arial"/>
-                <w:b w:val="0"/>
+                <w:rFonts w:ascii="Arial" w:eastAsia="Arial" w:hAnsi="Arial" w:cs="Arial"/>
                 <w:i/>
                 <w:sz w:val="16"/>
               </w:rPr>
@@ -4967,8 +4497,7 @@
             </w:r>
             <w:r>
               <w:rPr>
-                <w:rFonts w:ascii="Consolas" w:hAnsi="Consolas" w:cs="Consolas" w:eastAsia="Consolas"/>
-                <w:b w:val="0"/>
+                <w:rFonts w:ascii="Consolas" w:eastAsia="Consolas" w:hAnsi="Consolas" w:cs="Consolas"/>
                 <w:i/>
                 <w:sz w:val="15"/>
               </w:rPr>
@@ -4976,8 +4505,7 @@
             </w:r>
             <w:r>
               <w:rPr>
-                <w:rFonts w:ascii="Arial" w:hAnsi="Arial" w:cs="Arial" w:eastAsia="Arial"/>
-                <w:b w:val="0"/>
+                <w:rFonts w:ascii="Arial" w:eastAsia="Arial" w:hAnsi="Arial" w:cs="Arial"/>
                 <w:i/>
                 <w:sz w:val="16"/>
               </w:rPr>
@@ -4989,13 +4517,12 @@
     </w:tbl>
     <w:p>
       <w:pPr>
-        <w:spacing w:before="40" w:after="160"/>
+        <w:spacing w:before="40"/>
         <w:jc w:val="center"/>
       </w:pPr>
       <w:r>
         <w:rPr>
-          <w:rFonts w:ascii="Arial" w:hAnsi="Arial" w:cs="Arial" w:eastAsia="Arial"/>
-          <w:b w:val="0"/>
+          <w:rFonts w:ascii="Arial" w:eastAsia="Arial" w:hAnsi="Arial" w:cs="Arial"/>
           <w:i/>
           <w:sz w:val="17"/>
         </w:rPr>
@@ -5005,7 +4532,7 @@
     <w:tbl>
       <w:tblPr>
         <w:tblStyle w:val="TableGrid"/>
-        <w:tblW w:type="dxa" w:w="8965"/>
+        <w:tblW w:w="8965" w:type="dxa"/>
         <w:tblBorders>
           <w:top w:val="dashed" w:sz="8" w:space="0" w:color="BF8F00"/>
           <w:left w:val="dashed" w:sz="8" w:space="0" w:color="BF8F00"/>
@@ -5015,7 +4542,7 @@
           <w:insideV w:val="dashed" w:sz="8" w:space="0" w:color="BF8F00"/>
         </w:tblBorders>
         <w:tblLayout w:type="fixed"/>
-        <w:tblLook w:firstColumn="1" w:firstRow="1" w:lastColumn="0" w:lastRow="0" w:noHBand="0" w:noVBand="1" w:val="04A0"/>
+        <w:tblLook w:val="04A0" w:firstRow="1" w:lastRow="0" w:firstColumn="1" w:lastColumn="0" w:noHBand="0" w:noVBand="1"/>
       </w:tblPr>
       <w:tblGrid>
         <w:gridCol w:w="8965"/>
@@ -5023,7 +4550,7 @@
       <w:tr>
         <w:tc>
           <w:tcPr>
-            <w:tcW w:type="dxa" w:w="9026"/>
+            <w:tcW w:w="9026" w:type="dxa"/>
             <w:shd w:val="clear" w:color="auto" w:fill="FFF2CC"/>
           </w:tcPr>
           <w:p>
@@ -5033,9 +4560,8 @@
             </w:pPr>
             <w:r>
               <w:rPr>
-                <w:rFonts w:ascii="Arial" w:hAnsi="Arial" w:cs="Arial" w:eastAsia="Arial"/>
-                <w:b/>
-                <w:i w:val="0"/>
+                <w:rFonts w:ascii="Arial" w:eastAsia="Arial" w:hAnsi="Arial" w:cs="Arial"/>
+                <w:b/>
                 <w:color w:val="9C5700"/>
                 <w:sz w:val="19"/>
               </w:rPr>
@@ -5043,9 +4569,8 @@
             </w:r>
             <w:r>
               <w:rPr>
-                <w:rFonts w:ascii="Arial" w:hAnsi="Arial" w:cs="Arial" w:eastAsia="Arial"/>
-                <w:b/>
-                <w:i w:val="0"/>
+                <w:rFonts w:ascii="Arial" w:eastAsia="Arial" w:hAnsi="Arial" w:cs="Arial"/>
+                <w:b/>
                 <w:sz w:val="19"/>
               </w:rPr>
               <w:t>Terminal – concept_demo.py</w:t>
@@ -5054,31 +4579,25 @@
           <w:p>
             <w:pPr>
               <w:keepNext/>
-              <w:spacing w:before="0" w:after="40"/>
-            </w:pPr>
-            <w:r>
-              <w:rPr>
-                <w:rFonts w:ascii="Arial" w:hAnsi="Arial" w:cs="Arial" w:eastAsia="Arial"/>
-                <w:b w:val="0"/>
-                <w:i w:val="0"/>
+              <w:spacing w:after="40"/>
+            </w:pPr>
+            <w:r>
+              <w:rPr>
+                <w:rFonts w:ascii="Arial" w:eastAsia="Arial" w:hAnsi="Arial" w:cs="Arial"/>
                 <w:sz w:val="17"/>
               </w:rPr>
               <w:t xml:space="preserve">What to capture: the output of </w:t>
             </w:r>
             <w:r>
               <w:rPr>
-                <w:rFonts w:ascii="Consolas" w:hAnsi="Consolas" w:cs="Consolas" w:eastAsia="Consolas"/>
-                <w:b w:val="0"/>
-                <w:i w:val="0"/>
+                <w:rFonts w:ascii="Consolas" w:eastAsia="Consolas" w:hAnsi="Consolas" w:cs="Consolas"/>
                 <w:sz w:val="16"/>
               </w:rPr>
               <w:t>python concept_demo.py</w:t>
             </w:r>
             <w:r>
               <w:rPr>
-                <w:rFonts w:ascii="Arial" w:hAnsi="Arial" w:cs="Arial" w:eastAsia="Arial"/>
-                <w:b w:val="0"/>
-                <w:i w:val="0"/>
+                <w:rFonts w:ascii="Arial" w:eastAsia="Arial" w:hAnsi="Arial" w:cs="Arial"/>
                 <w:sz w:val="17"/>
               </w:rPr>
               <w:t xml:space="preserve"> – the answer with NO context and WITH the chunk.</w:t>
@@ -5087,12 +4606,11 @@
           <w:p>
             <w:pPr>
               <w:keepNext/>
-              <w:spacing w:before="0" w:after="80"/>
-            </w:pPr>
-            <w:r>
-              <w:rPr>
-                <w:rFonts w:ascii="Arial" w:hAnsi="Arial" w:cs="Arial" w:eastAsia="Arial"/>
-                <w:b w:val="0"/>
+              <w:spacing w:after="80"/>
+            </w:pPr>
+            <w:r>
+              <w:rPr>
+                <w:rFonts w:ascii="Arial" w:eastAsia="Arial" w:hAnsi="Arial" w:cs="Arial"/>
                 <w:i/>
                 <w:sz w:val="16"/>
               </w:rPr>
@@ -5100,8 +4618,7 @@
             </w:r>
             <w:r>
               <w:rPr>
-                <w:rFonts w:ascii="Consolas" w:hAnsi="Consolas" w:cs="Consolas" w:eastAsia="Consolas"/>
-                <w:b w:val="0"/>
+                <w:rFonts w:ascii="Consolas" w:eastAsia="Consolas" w:hAnsi="Consolas" w:cs="Consolas"/>
                 <w:i/>
                 <w:sz w:val="15"/>
               </w:rPr>
@@ -5109,8 +4626,7 @@
             </w:r>
             <w:r>
               <w:rPr>
-                <w:rFonts w:ascii="Arial" w:hAnsi="Arial" w:cs="Arial" w:eastAsia="Arial"/>
-                <w:b w:val="0"/>
+                <w:rFonts w:ascii="Arial" w:eastAsia="Arial" w:hAnsi="Arial" w:cs="Arial"/>
                 <w:i/>
                 <w:sz w:val="16"/>
               </w:rPr>
@@ -5118,8 +4634,7 @@
             </w:r>
             <w:r>
               <w:rPr>
-                <w:rFonts w:ascii="Consolas" w:hAnsi="Consolas" w:cs="Consolas" w:eastAsia="Consolas"/>
-                <w:b w:val="0"/>
+                <w:rFonts w:ascii="Consolas" w:eastAsia="Consolas" w:hAnsi="Consolas" w:cs="Consolas"/>
                 <w:i/>
                 <w:sz w:val="15"/>
               </w:rPr>
@@ -5127,8 +4642,7 @@
             </w:r>
             <w:r>
               <w:rPr>
-                <w:rFonts w:ascii="Arial" w:hAnsi="Arial" w:cs="Arial" w:eastAsia="Arial"/>
-                <w:b w:val="0"/>
+                <w:rFonts w:ascii="Arial" w:eastAsia="Arial" w:hAnsi="Arial" w:cs="Arial"/>
                 <w:i/>
                 <w:sz w:val="16"/>
               </w:rPr>
@@ -5140,13 +4654,12 @@
     </w:tbl>
     <w:p>
       <w:pPr>
-        <w:spacing w:before="40" w:after="160"/>
+        <w:spacing w:before="40"/>
         <w:jc w:val="center"/>
       </w:pPr>
       <w:r>
         <w:rPr>
-          <w:rFonts w:ascii="Arial" w:hAnsi="Arial" w:cs="Arial" w:eastAsia="Arial"/>
-          <w:b w:val="0"/>
+          <w:rFonts w:ascii="Arial" w:eastAsia="Arial" w:hAnsi="Arial" w:cs="Arial"/>
           <w:i/>
           <w:sz w:val="17"/>
         </w:rPr>
@@ -5156,7 +4669,7 @@
     <w:tbl>
       <w:tblPr>
         <w:tblStyle w:val="TableGrid"/>
-        <w:tblW w:type="dxa" w:w="8965"/>
+        <w:tblW w:w="8965" w:type="dxa"/>
         <w:tblBorders>
           <w:top w:val="dashed" w:sz="8" w:space="0" w:color="BF8F00"/>
           <w:left w:val="dashed" w:sz="8" w:space="0" w:color="BF8F00"/>
@@ -5166,7 +4679,7 @@
           <w:insideV w:val="dashed" w:sz="8" w:space="0" w:color="BF8F00"/>
         </w:tblBorders>
         <w:tblLayout w:type="fixed"/>
-        <w:tblLook w:firstColumn="1" w:firstRow="1" w:lastColumn="0" w:lastRow="0" w:noHBand="0" w:noVBand="1" w:val="04A0"/>
+        <w:tblLook w:val="04A0" w:firstRow="1" w:lastRow="0" w:firstColumn="1" w:lastColumn="0" w:noHBand="0" w:noVBand="1"/>
       </w:tblPr>
       <w:tblGrid>
         <w:gridCol w:w="8965"/>
@@ -5174,7 +4687,7 @@
       <w:tr>
         <w:tc>
           <w:tcPr>
-            <w:tcW w:type="dxa" w:w="9026"/>
+            <w:tcW w:w="9026" w:type="dxa"/>
             <w:shd w:val="clear" w:color="auto" w:fill="FFF2CC"/>
           </w:tcPr>
           <w:p>
@@ -5184,9 +4697,8 @@
             </w:pPr>
             <w:r>
               <w:rPr>
-                <w:rFonts w:ascii="Arial" w:hAnsi="Arial" w:cs="Arial" w:eastAsia="Arial"/>
-                <w:b/>
-                <w:i w:val="0"/>
+                <w:rFonts w:ascii="Arial" w:eastAsia="Arial" w:hAnsi="Arial" w:cs="Arial"/>
+                <w:b/>
                 <w:color w:val="9C5700"/>
                 <w:sz w:val="19"/>
               </w:rPr>
@@ -5194,9 +4706,8 @@
             </w:r>
             <w:r>
               <w:rPr>
-                <w:rFonts w:ascii="Arial" w:hAnsi="Arial" w:cs="Arial" w:eastAsia="Arial"/>
-                <w:b/>
-                <w:i w:val="0"/>
+                <w:rFonts w:ascii="Arial" w:eastAsia="Arial" w:hAnsi="Arial" w:cs="Arial"/>
+                <w:b/>
                 <w:sz w:val="19"/>
               </w:rPr>
               <w:t>Terminal – ingest.py</w:t>
@@ -5205,31 +4716,25 @@
           <w:p>
             <w:pPr>
               <w:keepNext/>
-              <w:spacing w:before="0" w:after="40"/>
-            </w:pPr>
-            <w:r>
-              <w:rPr>
-                <w:rFonts w:ascii="Arial" w:hAnsi="Arial" w:cs="Arial" w:eastAsia="Arial"/>
-                <w:b w:val="0"/>
-                <w:i w:val="0"/>
+              <w:spacing w:after="40"/>
+            </w:pPr>
+            <w:r>
+              <w:rPr>
+                <w:rFonts w:ascii="Arial" w:eastAsia="Arial" w:hAnsi="Arial" w:cs="Arial"/>
                 <w:sz w:val="17"/>
               </w:rPr>
               <w:t xml:space="preserve">What to capture: the output of </w:t>
             </w:r>
             <w:r>
               <w:rPr>
-                <w:rFonts w:ascii="Consolas" w:hAnsi="Consolas" w:cs="Consolas" w:eastAsia="Consolas"/>
-                <w:b w:val="0"/>
-                <w:i w:val="0"/>
+                <w:rFonts w:ascii="Consolas" w:eastAsia="Consolas" w:hAnsi="Consolas" w:cs="Consolas"/>
                 <w:sz w:val="16"/>
               </w:rPr>
               <w:t>python ingest.py</w:t>
             </w:r>
             <w:r>
               <w:rPr>
-                <w:rFonts w:ascii="Arial" w:hAnsi="Arial" w:cs="Arial" w:eastAsia="Arial"/>
-                <w:b w:val="0"/>
-                <w:i w:val="0"/>
+                <w:rFonts w:ascii="Arial" w:eastAsia="Arial" w:hAnsi="Arial" w:cs="Arial"/>
                 <w:sz w:val="17"/>
               </w:rPr>
               <w:t xml:space="preserve"> (Loaded…, Characters…, Created 9 chunks, Processing chunk 1/9 … 9/9, Ingestion complete).</w:t>
@@ -5238,12 +4743,11 @@
           <w:p>
             <w:pPr>
               <w:keepNext/>
-              <w:spacing w:before="0" w:after="80"/>
-            </w:pPr>
-            <w:r>
-              <w:rPr>
-                <w:rFonts w:ascii="Arial" w:hAnsi="Arial" w:cs="Arial" w:eastAsia="Arial"/>
-                <w:b w:val="0"/>
+              <w:spacing w:after="80"/>
+            </w:pPr>
+            <w:r>
+              <w:rPr>
+                <w:rFonts w:ascii="Arial" w:eastAsia="Arial" w:hAnsi="Arial" w:cs="Arial"/>
                 <w:i/>
                 <w:sz w:val="16"/>
               </w:rPr>
@@ -5251,8 +4755,7 @@
             </w:r>
             <w:r>
               <w:rPr>
-                <w:rFonts w:ascii="Consolas" w:hAnsi="Consolas" w:cs="Consolas" w:eastAsia="Consolas"/>
-                <w:b w:val="0"/>
+                <w:rFonts w:ascii="Consolas" w:eastAsia="Consolas" w:hAnsi="Consolas" w:cs="Consolas"/>
                 <w:i/>
                 <w:sz w:val="15"/>
               </w:rPr>
@@ -5260,8 +4763,7 @@
             </w:r>
             <w:r>
               <w:rPr>
-                <w:rFonts w:ascii="Arial" w:hAnsi="Arial" w:cs="Arial" w:eastAsia="Arial"/>
-                <w:b w:val="0"/>
+                <w:rFonts w:ascii="Arial" w:eastAsia="Arial" w:hAnsi="Arial" w:cs="Arial"/>
                 <w:i/>
                 <w:sz w:val="16"/>
               </w:rPr>
@@ -5269,8 +4771,7 @@
             </w:r>
             <w:r>
               <w:rPr>
-                <w:rFonts w:ascii="Consolas" w:hAnsi="Consolas" w:cs="Consolas" w:eastAsia="Consolas"/>
-                <w:b w:val="0"/>
+                <w:rFonts w:ascii="Consolas" w:eastAsia="Consolas" w:hAnsi="Consolas" w:cs="Consolas"/>
                 <w:i/>
                 <w:sz w:val="15"/>
               </w:rPr>
@@ -5278,8 +4779,7 @@
             </w:r>
             <w:r>
               <w:rPr>
-                <w:rFonts w:ascii="Arial" w:hAnsi="Arial" w:cs="Arial" w:eastAsia="Arial"/>
-                <w:b w:val="0"/>
+                <w:rFonts w:ascii="Arial" w:eastAsia="Arial" w:hAnsi="Arial" w:cs="Arial"/>
                 <w:i/>
                 <w:sz w:val="16"/>
               </w:rPr>
@@ -5291,13 +4791,12 @@
     </w:tbl>
     <w:p>
       <w:pPr>
-        <w:spacing w:before="40" w:after="160"/>
+        <w:spacing w:before="40"/>
         <w:jc w:val="center"/>
       </w:pPr>
       <w:r>
         <w:rPr>
-          <w:rFonts w:ascii="Arial" w:hAnsi="Arial" w:cs="Arial" w:eastAsia="Arial"/>
-          <w:b w:val="0"/>
+          <w:rFonts w:ascii="Arial" w:eastAsia="Arial" w:hAnsi="Arial" w:cs="Arial"/>
           <w:i/>
           <w:sz w:val="17"/>
         </w:rPr>
@@ -5307,7 +4806,7 @@
     <w:tbl>
       <w:tblPr>
         <w:tblStyle w:val="TableGrid"/>
-        <w:tblW w:type="dxa" w:w="8965"/>
+        <w:tblW w:w="8965" w:type="dxa"/>
         <w:tblBorders>
           <w:top w:val="dashed" w:sz="8" w:space="0" w:color="BF8F00"/>
           <w:left w:val="dashed" w:sz="8" w:space="0" w:color="BF8F00"/>
@@ -5317,7 +4816,7 @@
           <w:insideV w:val="dashed" w:sz="8" w:space="0" w:color="BF8F00"/>
         </w:tblBorders>
         <w:tblLayout w:type="fixed"/>
-        <w:tblLook w:firstColumn="1" w:firstRow="1" w:lastColumn="0" w:lastRow="0" w:noHBand="0" w:noVBand="1" w:val="04A0"/>
+        <w:tblLook w:val="04A0" w:firstRow="1" w:lastRow="0" w:firstColumn="1" w:lastColumn="0" w:noHBand="0" w:noVBand="1"/>
       </w:tblPr>
       <w:tblGrid>
         <w:gridCol w:w="8965"/>
@@ -5325,7 +4824,7 @@
       <w:tr>
         <w:tc>
           <w:tcPr>
-            <w:tcW w:type="dxa" w:w="9026"/>
+            <w:tcW w:w="9026" w:type="dxa"/>
             <w:shd w:val="clear" w:color="auto" w:fill="FFF2CC"/>
           </w:tcPr>
           <w:p>
@@ -5335,9 +4834,8 @@
             </w:pPr>
             <w:r>
               <w:rPr>
-                <w:rFonts w:ascii="Arial" w:hAnsi="Arial" w:cs="Arial" w:eastAsia="Arial"/>
-                <w:b/>
-                <w:i w:val="0"/>
+                <w:rFonts w:ascii="Arial" w:eastAsia="Arial" w:hAnsi="Arial" w:cs="Arial"/>
+                <w:b/>
                 <w:color w:val="9C5700"/>
                 <w:sz w:val="19"/>
               </w:rPr>
@@ -5345,9 +4843,8 @@
             </w:r>
             <w:r>
               <w:rPr>
-                <w:rFonts w:ascii="Arial" w:hAnsi="Arial" w:cs="Arial" w:eastAsia="Arial"/>
-                <w:b/>
-                <w:i w:val="0"/>
+                <w:rFonts w:ascii="Arial" w:eastAsia="Arial" w:hAnsi="Arial" w:cs="Arial"/>
+                <w:b/>
                 <w:sz w:val="19"/>
               </w:rPr>
               <w:t>Pinecone – a record from Python (DELIVERABLE)</w:t>
@@ -5356,85 +4853,67 @@
           <w:p>
             <w:pPr>
               <w:keepNext/>
-              <w:spacing w:before="0" w:after="40"/>
-            </w:pPr>
-            <w:r>
-              <w:rPr>
-                <w:rFonts w:ascii="Arial" w:hAnsi="Arial" w:cs="Arial" w:eastAsia="Arial"/>
-                <w:b w:val="0"/>
-                <w:i w:val="0"/>
+              <w:spacing w:after="40"/>
+            </w:pPr>
+            <w:r>
+              <w:rPr>
+                <w:rFonts w:ascii="Arial" w:eastAsia="Arial" w:hAnsi="Arial" w:cs="Arial"/>
                 <w:sz w:val="17"/>
               </w:rPr>
               <w:t xml:space="preserve">What to capture: Pinecone console → namespace </w:t>
             </w:r>
             <w:r>
               <w:rPr>
-                <w:rFonts w:ascii="Consolas" w:hAnsi="Consolas" w:cs="Consolas" w:eastAsia="Consolas"/>
-                <w:b w:val="0"/>
-                <w:i w:val="0"/>
+                <w:rFonts w:ascii="Consolas" w:eastAsia="Consolas" w:hAnsi="Consolas" w:cs="Consolas"/>
                 <w:sz w:val="16"/>
               </w:rPr>
               <w:t>week3-code-lab</w:t>
             </w:r>
             <w:r>
               <w:rPr>
-                <w:rFonts w:ascii="Arial" w:hAnsi="Arial" w:cs="Arial" w:eastAsia="Arial"/>
-                <w:b w:val="0"/>
-                <w:i w:val="0"/>
+                <w:rFonts w:ascii="Arial" w:eastAsia="Arial" w:hAnsi="Arial" w:cs="Arial"/>
                 <w:sz w:val="17"/>
               </w:rPr>
               <w:t xml:space="preserve"> → one record opened with </w:t>
             </w:r>
             <w:r>
               <w:rPr>
-                <w:rFonts w:ascii="Consolas" w:hAnsi="Consolas" w:cs="Consolas" w:eastAsia="Consolas"/>
-                <w:b w:val="0"/>
-                <w:i w:val="0"/>
+                <w:rFonts w:ascii="Consolas" w:eastAsia="Consolas" w:hAnsi="Consolas" w:cs="Consolas"/>
                 <w:sz w:val="16"/>
               </w:rPr>
               <w:t>text</w:t>
             </w:r>
             <w:r>
               <w:rPr>
-                <w:rFonts w:ascii="Arial" w:hAnsi="Arial" w:cs="Arial" w:eastAsia="Arial"/>
-                <w:b w:val="0"/>
-                <w:i w:val="0"/>
+                <w:rFonts w:ascii="Arial" w:eastAsia="Arial" w:hAnsi="Arial" w:cs="Arial"/>
                 <w:sz w:val="17"/>
               </w:rPr>
               <w:t xml:space="preserve">, </w:t>
             </w:r>
             <w:r>
               <w:rPr>
-                <w:rFonts w:ascii="Consolas" w:hAnsi="Consolas" w:cs="Consolas" w:eastAsia="Consolas"/>
-                <w:b w:val="0"/>
-                <w:i w:val="0"/>
+                <w:rFonts w:ascii="Consolas" w:eastAsia="Consolas" w:hAnsi="Consolas" w:cs="Consolas"/>
                 <w:sz w:val="16"/>
               </w:rPr>
               <w:t>source</w:t>
             </w:r>
             <w:r>
               <w:rPr>
-                <w:rFonts w:ascii="Arial" w:hAnsi="Arial" w:cs="Arial" w:eastAsia="Arial"/>
-                <w:b w:val="0"/>
-                <w:i w:val="0"/>
+                <w:rFonts w:ascii="Arial" w:eastAsia="Arial" w:hAnsi="Arial" w:cs="Arial"/>
                 <w:sz w:val="17"/>
               </w:rPr>
               <w:t xml:space="preserve"> and </w:t>
             </w:r>
             <w:r>
               <w:rPr>
-                <w:rFonts w:ascii="Consolas" w:hAnsi="Consolas" w:cs="Consolas" w:eastAsia="Consolas"/>
-                <w:b w:val="0"/>
-                <w:i w:val="0"/>
+                <w:rFonts w:ascii="Consolas" w:eastAsia="Consolas" w:hAnsi="Consolas" w:cs="Consolas"/>
                 <w:sz w:val="16"/>
               </w:rPr>
               <w:t>chunk_number</w:t>
             </w:r>
             <w:r>
               <w:rPr>
-                <w:rFonts w:ascii="Arial" w:hAnsi="Arial" w:cs="Arial" w:eastAsia="Arial"/>
-                <w:b w:val="0"/>
-                <w:i w:val="0"/>
+                <w:rFonts w:ascii="Arial" w:eastAsia="Arial" w:hAnsi="Arial" w:cs="Arial"/>
                 <w:sz w:val="17"/>
               </w:rPr>
               <w:t xml:space="preserve"> metadata.</w:t>
@@ -5443,12 +4922,11 @@
           <w:p>
             <w:pPr>
               <w:keepNext/>
-              <w:spacing w:before="0" w:after="80"/>
-            </w:pPr>
-            <w:r>
-              <w:rPr>
-                <w:rFonts w:ascii="Arial" w:hAnsi="Arial" w:cs="Arial" w:eastAsia="Arial"/>
-                <w:b w:val="0"/>
+              <w:spacing w:after="80"/>
+            </w:pPr>
+            <w:r>
+              <w:rPr>
+                <w:rFonts w:ascii="Arial" w:eastAsia="Arial" w:hAnsi="Arial" w:cs="Arial"/>
                 <w:i/>
                 <w:sz w:val="16"/>
               </w:rPr>
@@ -5456,8 +4934,7 @@
             </w:r>
             <w:r>
               <w:rPr>
-                <w:rFonts w:ascii="Consolas" w:hAnsi="Consolas" w:cs="Consolas" w:eastAsia="Consolas"/>
-                <w:b w:val="0"/>
+                <w:rFonts w:ascii="Consolas" w:eastAsia="Consolas" w:hAnsi="Consolas" w:cs="Consolas"/>
                 <w:i/>
                 <w:sz w:val="15"/>
               </w:rPr>
@@ -5465,8 +4942,7 @@
             </w:r>
             <w:r>
               <w:rPr>
-                <w:rFonts w:ascii="Arial" w:hAnsi="Arial" w:cs="Arial" w:eastAsia="Arial"/>
-                <w:b w:val="0"/>
+                <w:rFonts w:ascii="Arial" w:eastAsia="Arial" w:hAnsi="Arial" w:cs="Arial"/>
                 <w:i/>
                 <w:sz w:val="16"/>
               </w:rPr>
@@ -5474,8 +4950,7 @@
             </w:r>
             <w:r>
               <w:rPr>
-                <w:rFonts w:ascii="Consolas" w:hAnsi="Consolas" w:cs="Consolas" w:eastAsia="Consolas"/>
-                <w:b w:val="0"/>
+                <w:rFonts w:ascii="Consolas" w:eastAsia="Consolas" w:hAnsi="Consolas" w:cs="Consolas"/>
                 <w:i/>
                 <w:sz w:val="15"/>
               </w:rPr>
@@ -5483,8 +4958,7 @@
             </w:r>
             <w:r>
               <w:rPr>
-                <w:rFonts w:ascii="Arial" w:hAnsi="Arial" w:cs="Arial" w:eastAsia="Arial"/>
-                <w:b w:val="0"/>
+                <w:rFonts w:ascii="Arial" w:eastAsia="Arial" w:hAnsi="Arial" w:cs="Arial"/>
                 <w:i/>
                 <w:sz w:val="16"/>
               </w:rPr>
@@ -5496,13 +4970,12 @@
     </w:tbl>
     <w:p>
       <w:pPr>
-        <w:spacing w:before="40" w:after="160"/>
+        <w:spacing w:before="40"/>
         <w:jc w:val="center"/>
       </w:pPr>
       <w:r>
         <w:rPr>
-          <w:rFonts w:ascii="Arial" w:hAnsi="Arial" w:cs="Arial" w:eastAsia="Arial"/>
-          <w:b w:val="0"/>
+          <w:rFonts w:ascii="Arial" w:eastAsia="Arial" w:hAnsi="Arial" w:cs="Arial"/>
           <w:i/>
           <w:sz w:val="17"/>
         </w:rPr>
@@ -5512,7 +4985,7 @@
     <w:tbl>
       <w:tblPr>
         <w:tblStyle w:val="TableGrid"/>
-        <w:tblW w:type="dxa" w:w="8965"/>
+        <w:tblW w:w="8965" w:type="dxa"/>
         <w:tblBorders>
           <w:top w:val="dashed" w:sz="8" w:space="0" w:color="BF8F00"/>
           <w:left w:val="dashed" w:sz="8" w:space="0" w:color="BF8F00"/>
@@ -5522,7 +4995,7 @@
           <w:insideV w:val="dashed" w:sz="8" w:space="0" w:color="BF8F00"/>
         </w:tblBorders>
         <w:tblLayout w:type="fixed"/>
-        <w:tblLook w:firstColumn="1" w:firstRow="1" w:lastColumn="0" w:lastRow="0" w:noHBand="0" w:noVBand="1" w:val="04A0"/>
+        <w:tblLook w:val="04A0" w:firstRow="1" w:lastRow="0" w:firstColumn="1" w:lastColumn="0" w:noHBand="0" w:noVBand="1"/>
       </w:tblPr>
       <w:tblGrid>
         <w:gridCol w:w="8965"/>
@@ -5530,7 +5003,7 @@
       <w:tr>
         <w:tc>
           <w:tcPr>
-            <w:tcW w:type="dxa" w:w="9026"/>
+            <w:tcW w:w="9026" w:type="dxa"/>
             <w:shd w:val="clear" w:color="auto" w:fill="FFF2CC"/>
           </w:tcPr>
           <w:p>
@@ -5540,9 +5013,8 @@
             </w:pPr>
             <w:r>
               <w:rPr>
-                <w:rFonts w:ascii="Arial" w:hAnsi="Arial" w:cs="Arial" w:eastAsia="Arial"/>
-                <w:b/>
-                <w:i w:val="0"/>
+                <w:rFonts w:ascii="Arial" w:eastAsia="Arial" w:hAnsi="Arial" w:cs="Arial"/>
+                <w:b/>
                 <w:color w:val="9C5700"/>
                 <w:sz w:val="19"/>
               </w:rPr>
@@ -5550,9 +5022,8 @@
             </w:r>
             <w:r>
               <w:rPr>
-                <w:rFonts w:ascii="Arial" w:hAnsi="Arial" w:cs="Arial" w:eastAsia="Arial"/>
-                <w:b/>
-                <w:i w:val="0"/>
+                <w:rFonts w:ascii="Arial" w:eastAsia="Arial" w:hAnsi="Arial" w:cs="Arial"/>
+                <w:b/>
                 <w:sz w:val="19"/>
               </w:rPr>
               <w:t>Terminal – query.py with chunks + answer (DELIVERABLE)</w:t>
@@ -5561,67 +5032,53 @@
           <w:p>
             <w:pPr>
               <w:keepNext/>
-              <w:spacing w:before="0" w:after="40"/>
-            </w:pPr>
-            <w:r>
-              <w:rPr>
-                <w:rFonts w:ascii="Arial" w:hAnsi="Arial" w:cs="Arial" w:eastAsia="Arial"/>
-                <w:b w:val="0"/>
-                <w:i w:val="0"/>
+              <w:spacing w:after="40"/>
+            </w:pPr>
+            <w:r>
+              <w:rPr>
+                <w:rFonts w:ascii="Arial" w:eastAsia="Arial" w:hAnsi="Arial" w:cs="Arial"/>
                 <w:sz w:val="17"/>
               </w:rPr>
               <w:t xml:space="preserve">What to capture: </w:t>
             </w:r>
             <w:r>
               <w:rPr>
-                <w:rFonts w:ascii="Consolas" w:hAnsi="Consolas" w:cs="Consolas" w:eastAsia="Consolas"/>
-                <w:b w:val="0"/>
-                <w:i w:val="0"/>
+                <w:rFonts w:ascii="Consolas" w:eastAsia="Consolas" w:hAnsi="Consolas" w:cs="Consolas"/>
                 <w:sz w:val="16"/>
               </w:rPr>
               <w:t>python query.py</w:t>
             </w:r>
             <w:r>
               <w:rPr>
-                <w:rFonts w:ascii="Arial" w:hAnsi="Arial" w:cs="Arial" w:eastAsia="Arial"/>
-                <w:b w:val="0"/>
-                <w:i w:val="0"/>
+                <w:rFonts w:ascii="Arial" w:eastAsia="Arial" w:hAnsi="Arial" w:cs="Arial"/>
                 <w:sz w:val="17"/>
               </w:rPr>
               <w:t xml:space="preserve">, type 'What is a learning agent?' – the retrieved chunks (rank, ID, score, text) and the FINAL ANSWER. Two shots are fine: </w:t>
             </w:r>
             <w:r>
               <w:rPr>
-                <w:rFonts w:ascii="Consolas" w:hAnsi="Consolas" w:cs="Consolas" w:eastAsia="Consolas"/>
-                <w:b w:val="0"/>
-                <w:i w:val="0"/>
+                <w:rFonts w:ascii="Consolas" w:eastAsia="Consolas" w:hAnsi="Consolas" w:cs="Consolas"/>
                 <w:sz w:val="16"/>
               </w:rPr>
               <w:t>3.10a_…</w:t>
             </w:r>
             <w:r>
               <w:rPr>
-                <w:rFonts w:ascii="Arial" w:hAnsi="Arial" w:cs="Arial" w:eastAsia="Arial"/>
-                <w:b w:val="0"/>
-                <w:i w:val="0"/>
+                <w:rFonts w:ascii="Arial" w:eastAsia="Arial" w:hAnsi="Arial" w:cs="Arial"/>
                 <w:sz w:val="17"/>
               </w:rPr>
               <w:t xml:space="preserve"> + </w:t>
             </w:r>
             <w:r>
               <w:rPr>
-                <w:rFonts w:ascii="Consolas" w:hAnsi="Consolas" w:cs="Consolas" w:eastAsia="Consolas"/>
-                <w:b w:val="0"/>
-                <w:i w:val="0"/>
+                <w:rFonts w:ascii="Consolas" w:eastAsia="Consolas" w:hAnsi="Consolas" w:cs="Consolas"/>
                 <w:sz w:val="16"/>
               </w:rPr>
               <w:t>3.10b_…</w:t>
             </w:r>
             <w:r>
               <w:rPr>
-                <w:rFonts w:ascii="Arial" w:hAnsi="Arial" w:cs="Arial" w:eastAsia="Arial"/>
-                <w:b w:val="0"/>
-                <w:i w:val="0"/>
+                <w:rFonts w:ascii="Arial" w:eastAsia="Arial" w:hAnsi="Arial" w:cs="Arial"/>
                 <w:sz w:val="17"/>
               </w:rPr>
               <w:t>.</w:t>
@@ -5630,12 +5087,11 @@
           <w:p>
             <w:pPr>
               <w:keepNext/>
-              <w:spacing w:before="0" w:after="80"/>
-            </w:pPr>
-            <w:r>
-              <w:rPr>
-                <w:rFonts w:ascii="Arial" w:hAnsi="Arial" w:cs="Arial" w:eastAsia="Arial"/>
-                <w:b w:val="0"/>
+              <w:spacing w:after="80"/>
+            </w:pPr>
+            <w:r>
+              <w:rPr>
+                <w:rFonts w:ascii="Arial" w:eastAsia="Arial" w:hAnsi="Arial" w:cs="Arial"/>
                 <w:i/>
                 <w:sz w:val="16"/>
               </w:rPr>
@@ -5643,8 +5099,7 @@
             </w:r>
             <w:r>
               <w:rPr>
-                <w:rFonts w:ascii="Consolas" w:hAnsi="Consolas" w:cs="Consolas" w:eastAsia="Consolas"/>
-                <w:b w:val="0"/>
+                <w:rFonts w:ascii="Consolas" w:eastAsia="Consolas" w:hAnsi="Consolas" w:cs="Consolas"/>
                 <w:i/>
                 <w:sz w:val="15"/>
               </w:rPr>
@@ -5652,8 +5107,7 @@
             </w:r>
             <w:r>
               <w:rPr>
-                <w:rFonts w:ascii="Arial" w:hAnsi="Arial" w:cs="Arial" w:eastAsia="Arial"/>
-                <w:b w:val="0"/>
+                <w:rFonts w:ascii="Arial" w:eastAsia="Arial" w:hAnsi="Arial" w:cs="Arial"/>
                 <w:i/>
                 <w:sz w:val="16"/>
               </w:rPr>
@@ -5661,8 +5115,7 @@
             </w:r>
             <w:r>
               <w:rPr>
-                <w:rFonts w:ascii="Consolas" w:hAnsi="Consolas" w:cs="Consolas" w:eastAsia="Consolas"/>
-                <w:b w:val="0"/>
+                <w:rFonts w:ascii="Consolas" w:eastAsia="Consolas" w:hAnsi="Consolas" w:cs="Consolas"/>
                 <w:i/>
                 <w:sz w:val="15"/>
               </w:rPr>
@@ -5670,8 +5123,7 @@
             </w:r>
             <w:r>
               <w:rPr>
-                <w:rFonts w:ascii="Arial" w:hAnsi="Arial" w:cs="Arial" w:eastAsia="Arial"/>
-                <w:b w:val="0"/>
+                <w:rFonts w:ascii="Arial" w:eastAsia="Arial" w:hAnsi="Arial" w:cs="Arial"/>
                 <w:i/>
                 <w:sz w:val="16"/>
               </w:rPr>
@@ -5683,13 +5135,12 @@
     </w:tbl>
     <w:p>
       <w:pPr>
-        <w:spacing w:before="40" w:after="160"/>
+        <w:spacing w:before="40"/>
         <w:jc w:val="center"/>
       </w:pPr>
       <w:r>
         <w:rPr>
-          <w:rFonts w:ascii="Arial" w:hAnsi="Arial" w:cs="Arial" w:eastAsia="Arial"/>
-          <w:b w:val="0"/>
+          <w:rFonts w:ascii="Arial" w:eastAsia="Arial" w:hAnsi="Arial" w:cs="Arial"/>
           <w:i/>
           <w:sz w:val="17"/>
         </w:rPr>
@@ -5699,7 +5150,7 @@
     <w:tbl>
       <w:tblPr>
         <w:tblStyle w:val="TableGrid"/>
-        <w:tblW w:type="dxa" w:w="8965"/>
+        <w:tblW w:w="8965" w:type="dxa"/>
         <w:tblBorders>
           <w:top w:val="dashed" w:sz="8" w:space="0" w:color="BF8F00"/>
           <w:left w:val="dashed" w:sz="8" w:space="0" w:color="BF8F00"/>
@@ -5709,7 +5160,7 @@
           <w:insideV w:val="dashed" w:sz="8" w:space="0" w:color="BF8F00"/>
         </w:tblBorders>
         <w:tblLayout w:type="fixed"/>
-        <w:tblLook w:firstColumn="1" w:firstRow="1" w:lastColumn="0" w:lastRow="0" w:noHBand="0" w:noVBand="1" w:val="04A0"/>
+        <w:tblLook w:val="04A0" w:firstRow="1" w:lastRow="0" w:firstColumn="1" w:lastColumn="0" w:noHBand="0" w:noVBand="1"/>
       </w:tblPr>
       <w:tblGrid>
         <w:gridCol w:w="8965"/>
@@ -5717,7 +5168,7 @@
       <w:tr>
         <w:tc>
           <w:tcPr>
-            <w:tcW w:type="dxa" w:w="9026"/>
+            <w:tcW w:w="9026" w:type="dxa"/>
             <w:shd w:val="clear" w:color="auto" w:fill="FFF2CC"/>
           </w:tcPr>
           <w:p>
@@ -5727,9 +5178,8 @@
             </w:pPr>
             <w:r>
               <w:rPr>
-                <w:rFonts w:ascii="Arial" w:hAnsi="Arial" w:cs="Arial" w:eastAsia="Arial"/>
-                <w:b/>
-                <w:i w:val="0"/>
+                <w:rFonts w:ascii="Arial" w:eastAsia="Arial" w:hAnsi="Arial" w:cs="Arial"/>
+                <w:b/>
                 <w:color w:val="9C5700"/>
                 <w:sz w:val="19"/>
               </w:rPr>
@@ -5737,9 +5187,8 @@
             </w:r>
             <w:r>
               <w:rPr>
-                <w:rFonts w:ascii="Arial" w:hAnsi="Arial" w:cs="Arial" w:eastAsia="Arial"/>
-                <w:b/>
-                <w:i w:val="0"/>
+                <w:rFonts w:ascii="Arial" w:eastAsia="Arial" w:hAnsi="Arial" w:cs="Arial"/>
+                <w:b/>
                 <w:sz w:val="19"/>
               </w:rPr>
               <w:t>Terminal – out-of-scope question (DELIVERABLE)</w:t>
@@ -5748,31 +5197,25 @@
           <w:p>
             <w:pPr>
               <w:keepNext/>
-              <w:spacing w:before="0" w:after="40"/>
-            </w:pPr>
-            <w:r>
-              <w:rPr>
-                <w:rFonts w:ascii="Arial" w:hAnsi="Arial" w:cs="Arial" w:eastAsia="Arial"/>
-                <w:b w:val="0"/>
-                <w:i w:val="0"/>
+              <w:spacing w:after="40"/>
+            </w:pPr>
+            <w:r>
+              <w:rPr>
+                <w:rFonts w:ascii="Arial" w:eastAsia="Arial" w:hAnsi="Arial" w:cs="Arial"/>
                 <w:sz w:val="17"/>
               </w:rPr>
               <w:t xml:space="preserve">What to capture: </w:t>
             </w:r>
             <w:r>
               <w:rPr>
-                <w:rFonts w:ascii="Consolas" w:hAnsi="Consolas" w:cs="Consolas" w:eastAsia="Consolas"/>
-                <w:b w:val="0"/>
-                <w:i w:val="0"/>
+                <w:rFonts w:ascii="Consolas" w:eastAsia="Consolas" w:hAnsi="Consolas" w:cs="Consolas"/>
                 <w:sz w:val="16"/>
               </w:rPr>
               <w:t>python query.py "What's the weather in Melbourne?"</w:t>
             </w:r>
             <w:r>
               <w:rPr>
-                <w:rFonts w:ascii="Arial" w:hAnsi="Arial" w:cs="Arial" w:eastAsia="Arial"/>
-                <w:b w:val="0"/>
-                <w:i w:val="0"/>
+                <w:rFonts w:ascii="Arial" w:eastAsia="Arial" w:hAnsi="Arial" w:cs="Arial"/>
                 <w:sz w:val="17"/>
               </w:rPr>
               <w:t xml:space="preserve"> – the low scores and the 'not enough information' answer.</w:t>
@@ -5781,12 +5224,11 @@
           <w:p>
             <w:pPr>
               <w:keepNext/>
-              <w:spacing w:before="0" w:after="80"/>
-            </w:pPr>
-            <w:r>
-              <w:rPr>
-                <w:rFonts w:ascii="Arial" w:hAnsi="Arial" w:cs="Arial" w:eastAsia="Arial"/>
-                <w:b w:val="0"/>
+              <w:spacing w:after="80"/>
+            </w:pPr>
+            <w:r>
+              <w:rPr>
+                <w:rFonts w:ascii="Arial" w:eastAsia="Arial" w:hAnsi="Arial" w:cs="Arial"/>
                 <w:i/>
                 <w:sz w:val="16"/>
               </w:rPr>
@@ -5794,8 +5236,7 @@
             </w:r>
             <w:r>
               <w:rPr>
-                <w:rFonts w:ascii="Consolas" w:hAnsi="Consolas" w:cs="Consolas" w:eastAsia="Consolas"/>
-                <w:b w:val="0"/>
+                <w:rFonts w:ascii="Consolas" w:eastAsia="Consolas" w:hAnsi="Consolas" w:cs="Consolas"/>
                 <w:i/>
                 <w:sz w:val="15"/>
               </w:rPr>
@@ -5803,8 +5244,7 @@
             </w:r>
             <w:r>
               <w:rPr>
-                <w:rFonts w:ascii="Arial" w:hAnsi="Arial" w:cs="Arial" w:eastAsia="Arial"/>
-                <w:b w:val="0"/>
+                <w:rFonts w:ascii="Arial" w:eastAsia="Arial" w:hAnsi="Arial" w:cs="Arial"/>
                 <w:i/>
                 <w:sz w:val="16"/>
               </w:rPr>
@@ -5812,8 +5252,7 @@
             </w:r>
             <w:r>
               <w:rPr>
-                <w:rFonts w:ascii="Consolas" w:hAnsi="Consolas" w:cs="Consolas" w:eastAsia="Consolas"/>
-                <w:b w:val="0"/>
+                <w:rFonts w:ascii="Consolas" w:eastAsia="Consolas" w:hAnsi="Consolas" w:cs="Consolas"/>
                 <w:i/>
                 <w:sz w:val="15"/>
               </w:rPr>
@@ -5821,8 +5260,7 @@
             </w:r>
             <w:r>
               <w:rPr>
-                <w:rFonts w:ascii="Arial" w:hAnsi="Arial" w:cs="Arial" w:eastAsia="Arial"/>
-                <w:b w:val="0"/>
+                <w:rFonts w:ascii="Arial" w:eastAsia="Arial" w:hAnsi="Arial" w:cs="Arial"/>
                 <w:i/>
                 <w:sz w:val="16"/>
               </w:rPr>
@@ -5834,13 +5272,12 @@
     </w:tbl>
     <w:p>
       <w:pPr>
-        <w:spacing w:before="40" w:after="160"/>
+        <w:spacing w:before="40"/>
         <w:jc w:val="center"/>
       </w:pPr>
       <w:r>
         <w:rPr>
-          <w:rFonts w:ascii="Arial" w:hAnsi="Arial" w:cs="Arial" w:eastAsia="Arial"/>
-          <w:b w:val="0"/>
+          <w:rFonts w:ascii="Arial" w:eastAsia="Arial" w:hAnsi="Arial" w:cs="Arial"/>
           <w:i/>
           <w:sz w:val="17"/>
         </w:rPr>
@@ -5850,7 +5287,7 @@
     <w:tbl>
       <w:tblPr>
         <w:tblStyle w:val="TableGrid"/>
-        <w:tblW w:type="dxa" w:w="8965"/>
+        <w:tblW w:w="8965" w:type="dxa"/>
         <w:tblBorders>
           <w:top w:val="dashed" w:sz="8" w:space="0" w:color="BF8F00"/>
           <w:left w:val="dashed" w:sz="8" w:space="0" w:color="BF8F00"/>
@@ -5860,7 +5297,7 @@
           <w:insideV w:val="dashed" w:sz="8" w:space="0" w:color="BF8F00"/>
         </w:tblBorders>
         <w:tblLayout w:type="fixed"/>
-        <w:tblLook w:firstColumn="1" w:firstRow="1" w:lastColumn="0" w:lastRow="0" w:noHBand="0" w:noVBand="1" w:val="04A0"/>
+        <w:tblLook w:val="04A0" w:firstRow="1" w:lastRow="0" w:firstColumn="1" w:lastColumn="0" w:noHBand="0" w:noVBand="1"/>
       </w:tblPr>
       <w:tblGrid>
         <w:gridCol w:w="8965"/>
@@ -5868,7 +5305,7 @@
       <w:tr>
         <w:tc>
           <w:tcPr>
-            <w:tcW w:type="dxa" w:w="9026"/>
+            <w:tcW w:w="9026" w:type="dxa"/>
             <w:shd w:val="clear" w:color="auto" w:fill="FFF2CC"/>
           </w:tcPr>
           <w:p>
@@ -5878,9 +5315,8 @@
             </w:pPr>
             <w:r>
               <w:rPr>
-                <w:rFonts w:ascii="Arial" w:hAnsi="Arial" w:cs="Arial" w:eastAsia="Arial"/>
-                <w:b/>
-                <w:i w:val="0"/>
+                <w:rFonts w:ascii="Arial" w:eastAsia="Arial" w:hAnsi="Arial" w:cs="Arial"/>
+                <w:b/>
                 <w:color w:val="9C5700"/>
                 <w:sz w:val="19"/>
               </w:rPr>
@@ -5888,9 +5324,8 @@
             </w:r>
             <w:r>
               <w:rPr>
-                <w:rFonts w:ascii="Arial" w:hAnsi="Arial" w:cs="Arial" w:eastAsia="Arial"/>
-                <w:b/>
-                <w:i w:val="0"/>
+                <w:rFonts w:ascii="Arial" w:eastAsia="Arial" w:hAnsi="Arial" w:cs="Arial"/>
+                <w:b/>
                 <w:sz w:val="19"/>
               </w:rPr>
               <w:t>Terminal – experiments.py (DELIVERABLE)</w:t>
@@ -5899,67 +5334,53 @@
           <w:p>
             <w:pPr>
               <w:keepNext/>
-              <w:spacing w:before="0" w:after="40"/>
-            </w:pPr>
-            <w:r>
-              <w:rPr>
-                <w:rFonts w:ascii="Arial" w:hAnsi="Arial" w:cs="Arial" w:eastAsia="Arial"/>
-                <w:b w:val="0"/>
-                <w:i w:val="0"/>
+              <w:spacing w:after="40"/>
+            </w:pPr>
+            <w:r>
+              <w:rPr>
+                <w:rFonts w:ascii="Arial" w:eastAsia="Arial" w:hAnsi="Arial" w:cs="Arial"/>
                 <w:sz w:val="17"/>
               </w:rPr>
               <w:t xml:space="preserve">What to capture: the output of </w:t>
             </w:r>
             <w:r>
               <w:rPr>
-                <w:rFonts w:ascii="Consolas" w:hAnsi="Consolas" w:cs="Consolas" w:eastAsia="Consolas"/>
-                <w:b w:val="0"/>
-                <w:i w:val="0"/>
+                <w:rFonts w:ascii="Consolas" w:eastAsia="Consolas" w:hAnsi="Consolas" w:cs="Consolas"/>
                 <w:sz w:val="16"/>
               </w:rPr>
               <w:t>python experiments.py</w:t>
             </w:r>
             <w:r>
               <w:rPr>
-                <w:rFonts w:ascii="Arial" w:hAnsi="Arial" w:cs="Arial" w:eastAsia="Arial"/>
-                <w:b w:val="0"/>
-                <w:i w:val="0"/>
+                <w:rFonts w:ascii="Arial" w:eastAsia="Arial" w:hAnsi="Arial" w:cs="Arial"/>
                 <w:sz w:val="17"/>
               </w:rPr>
               <w:t xml:space="preserve"> – the Experiment A part (TOP_K = 1 / 3 / 5) and the Experiment B part (chunk size 100 / 200 / 400). Two shots are fine: </w:t>
             </w:r>
             <w:r>
               <w:rPr>
-                <w:rFonts w:ascii="Consolas" w:hAnsi="Consolas" w:cs="Consolas" w:eastAsia="Consolas"/>
-                <w:b w:val="0"/>
-                <w:i w:val="0"/>
+                <w:rFonts w:ascii="Consolas" w:eastAsia="Consolas" w:hAnsi="Consolas" w:cs="Consolas"/>
                 <w:sz w:val="16"/>
               </w:rPr>
               <w:t>3.12a_…</w:t>
             </w:r>
             <w:r>
               <w:rPr>
-                <w:rFonts w:ascii="Arial" w:hAnsi="Arial" w:cs="Arial" w:eastAsia="Arial"/>
-                <w:b w:val="0"/>
-                <w:i w:val="0"/>
+                <w:rFonts w:ascii="Arial" w:eastAsia="Arial" w:hAnsi="Arial" w:cs="Arial"/>
                 <w:sz w:val="17"/>
               </w:rPr>
               <w:t xml:space="preserve"> + </w:t>
             </w:r>
             <w:r>
               <w:rPr>
-                <w:rFonts w:ascii="Consolas" w:hAnsi="Consolas" w:cs="Consolas" w:eastAsia="Consolas"/>
-                <w:b w:val="0"/>
-                <w:i w:val="0"/>
+                <w:rFonts w:ascii="Consolas" w:eastAsia="Consolas" w:hAnsi="Consolas" w:cs="Consolas"/>
                 <w:sz w:val="16"/>
               </w:rPr>
               <w:t>3.12b_…</w:t>
             </w:r>
             <w:r>
               <w:rPr>
-                <w:rFonts w:ascii="Arial" w:hAnsi="Arial" w:cs="Arial" w:eastAsia="Arial"/>
-                <w:b w:val="0"/>
-                <w:i w:val="0"/>
+                <w:rFonts w:ascii="Arial" w:eastAsia="Arial" w:hAnsi="Arial" w:cs="Arial"/>
                 <w:sz w:val="17"/>
               </w:rPr>
               <w:t>.</w:t>
@@ -5968,12 +5389,11 @@
           <w:p>
             <w:pPr>
               <w:keepNext/>
-              <w:spacing w:before="0" w:after="80"/>
-            </w:pPr>
-            <w:r>
-              <w:rPr>
-                <w:rFonts w:ascii="Arial" w:hAnsi="Arial" w:cs="Arial" w:eastAsia="Arial"/>
-                <w:b w:val="0"/>
+              <w:spacing w:after="80"/>
+            </w:pPr>
+            <w:r>
+              <w:rPr>
+                <w:rFonts w:ascii="Arial" w:eastAsia="Arial" w:hAnsi="Arial" w:cs="Arial"/>
                 <w:i/>
                 <w:sz w:val="16"/>
               </w:rPr>
@@ -5981,8 +5401,7 @@
             </w:r>
             <w:r>
               <w:rPr>
-                <w:rFonts w:ascii="Consolas" w:hAnsi="Consolas" w:cs="Consolas" w:eastAsia="Consolas"/>
-                <w:b w:val="0"/>
+                <w:rFonts w:ascii="Consolas" w:eastAsia="Consolas" w:hAnsi="Consolas" w:cs="Consolas"/>
                 <w:i/>
                 <w:sz w:val="15"/>
               </w:rPr>
@@ -5990,8 +5409,7 @@
             </w:r>
             <w:r>
               <w:rPr>
-                <w:rFonts w:ascii="Arial" w:hAnsi="Arial" w:cs="Arial" w:eastAsia="Arial"/>
-                <w:b w:val="0"/>
+                <w:rFonts w:ascii="Arial" w:eastAsia="Arial" w:hAnsi="Arial" w:cs="Arial"/>
                 <w:i/>
                 <w:sz w:val="16"/>
               </w:rPr>
@@ -5999,8 +5417,7 @@
             </w:r>
             <w:r>
               <w:rPr>
-                <w:rFonts w:ascii="Consolas" w:hAnsi="Consolas" w:cs="Consolas" w:eastAsia="Consolas"/>
-                <w:b w:val="0"/>
+                <w:rFonts w:ascii="Consolas" w:eastAsia="Consolas" w:hAnsi="Consolas" w:cs="Consolas"/>
                 <w:i/>
                 <w:sz w:val="15"/>
               </w:rPr>
@@ -6008,8 +5425,7 @@
             </w:r>
             <w:r>
               <w:rPr>
-                <w:rFonts w:ascii="Arial" w:hAnsi="Arial" w:cs="Arial" w:eastAsia="Arial"/>
-                <w:b w:val="0"/>
+                <w:rFonts w:ascii="Arial" w:eastAsia="Arial" w:hAnsi="Arial" w:cs="Arial"/>
                 <w:i/>
                 <w:sz w:val="16"/>
               </w:rPr>
@@ -6021,13 +5437,12 @@
     </w:tbl>
     <w:p>
       <w:pPr>
-        <w:spacing w:before="40" w:after="160"/>
+        <w:spacing w:before="40"/>
         <w:jc w:val="center"/>
       </w:pPr>
       <w:r>
         <w:rPr>
-          <w:rFonts w:ascii="Arial" w:hAnsi="Arial" w:cs="Arial" w:eastAsia="Arial"/>
-          <w:b w:val="0"/>
+          <w:rFonts w:ascii="Arial" w:eastAsia="Arial" w:hAnsi="Arial" w:cs="Arial"/>
           <w:i/>
           <w:sz w:val="17"/>
         </w:rPr>
@@ -6041,87 +5456,83 @@
       </w:pPr>
       <w:r>
         <w:rPr>
-          <w:rFonts w:ascii="Arial" w:hAnsi="Arial" w:cs="Arial" w:eastAsia="Arial"/>
+          <w:rFonts w:ascii="Arial" w:eastAsia="Arial" w:hAnsi="Arial" w:cs="Arial"/>
           <w:b/>
-          <w:i w:val="0"/>
-          <w:sz w:val="22"/>
         </w:rPr>
         <w:t>Deliverable – Part 1 (Make.com)</w:t>
       </w:r>
     </w:p>
     <w:p>
       <w:pPr>
-        <w:spacing w:before="0" w:after="80"/>
+        <w:spacing w:after="80"/>
+        <w:rPr>
+          <w:rFonts w:ascii="Arial" w:eastAsia="Arial" w:hAnsi="Arial" w:cs="Arial"/>
+          <w:sz w:val="18"/>
+        </w:rPr>
       </w:pPr>
       <w:r>
         <w:rPr>
-          <w:rFonts w:ascii="Arial" w:hAnsi="Arial" w:cs="Arial" w:eastAsia="Arial"/>
+          <w:rFonts w:ascii="Arial" w:eastAsia="Arial" w:hAnsi="Arial" w:cs="Arial"/>
           <w:b/>
-          <w:i w:val="0"/>
           <w:sz w:val="18"/>
         </w:rPr>
         <w:t>Pinecone record with stored metadata:</w:t>
       </w:r>
       <w:r>
         <w:rPr>
-          <w:rFonts w:ascii="Arial" w:hAnsi="Arial" w:cs="Arial" w:eastAsia="Arial"/>
-          <w:b w:val="0"/>
-          <w:i w:val="0"/>
+          <w:rFonts w:ascii="Arial" w:eastAsia="Arial" w:hAnsi="Arial" w:cs="Arial"/>
           <w:sz w:val="18"/>
         </w:rPr>
-        <w:t xml:space="preserve"> Screenshot 3.3.</w:t>
+        <w:t xml:space="preserve"> </w:t>
       </w:r>
     </w:p>
     <w:p>
       <w:pPr>
-        <w:spacing w:before="0" w:after="80"/>
+        <w:spacing w:after="80"/>
       </w:pPr>
-      <w:r>
-        <w:rPr>
-          <w:rFonts w:ascii="Arial" w:hAnsi="Arial" w:cs="Arial" w:eastAsia="Arial"/>
-          <w:b/>
-          <w:i w:val="0"/>
-          <w:sz w:val="18"/>
-        </w:rPr>
-        <w:t>Part 2 run with the final answer:</w:t>
-      </w:r>
-      <w:r>
-        <w:rPr>
-          <w:rFonts w:ascii="Arial" w:hAnsi="Arial" w:cs="Arial" w:eastAsia="Arial"/>
-          <w:b w:val="0"/>
-          <w:i w:val="0"/>
-          <w:sz w:val="18"/>
-        </w:rPr>
-        <w:t xml:space="preserve"> Screenshot 3.4 (and the out-of-scope run in 3.5).</w:t>
-      </w:r>
     </w:p>
     <w:p>
       <w:pPr>
-        <w:spacing w:before="0" w:after="80"/>
+        <w:spacing w:after="80"/>
       </w:pPr>
       <w:r>
         <w:rPr>
-          <w:rFonts w:ascii="Arial" w:hAnsi="Arial" w:cs="Arial" w:eastAsia="Arial"/>
+          <w:rFonts w:ascii="Arial" w:eastAsia="Arial" w:hAnsi="Arial" w:cs="Arial"/>
           <w:b/>
-          <w:i w:val="0"/>
           <w:sz w:val="18"/>
         </w:rPr>
+        <w:t>Part 2 run with the final answer:</w:t>
+      </w:r>
+      <w:r>
+        <w:rPr>
+          <w:rFonts w:ascii="Arial" w:eastAsia="Arial" w:hAnsi="Arial" w:cs="Arial"/>
+          <w:sz w:val="18"/>
+        </w:rPr>
+        <w:t xml:space="preserve"> Screenshot 3.4 (and the out-of-scope run in 3.5).</w:t>
+      </w:r>
+    </w:p>
+    <w:p>
+      <w:pPr>
+        <w:spacing w:after="80"/>
+      </w:pPr>
+      <w:r>
+        <w:rPr>
+          <w:rFonts w:ascii="Arial" w:eastAsia="Arial" w:hAnsi="Arial" w:cs="Arial"/>
+          <w:b/>
+          <w:sz w:val="18"/>
+        </w:rPr>
         <w:t>Modification:</w:t>
       </w:r>
       <w:r>
         <w:rPr>
-          <w:rFonts w:ascii="Arial" w:hAnsi="Arial" w:cs="Arial" w:eastAsia="Arial"/>
-          <w:b w:val="0"/>
-          <w:i w:val="0"/>
+          <w:rFonts w:ascii="Arial" w:eastAsia="Arial" w:hAnsi="Arial" w:cs="Arial"/>
           <w:sz w:val="18"/>
         </w:rPr>
         <w:t xml:space="preserve"> changed Limit (top-k) in the Pinecone 'Search with a query' module from 3 to 1 and to 5, and ran the same question again – </w:t>
       </w:r>
       <w:r>
         <w:rPr>
-          <w:rFonts w:ascii="Arial" w:hAnsi="Arial" w:cs="Arial" w:eastAsia="Arial"/>
-          <w:b w:val="0"/>
-          <w:i w:val="0"/>
+          <w:rFonts w:ascii="Arial" w:eastAsia="Arial" w:hAnsi="Arial" w:cs="Arial"/>
           <w:sz w:val="18"/>
           <w:highlight w:val="yellow"/>
         </w:rPr>
@@ -6129,9 +5540,7 @@
       </w:r>
       <w:r>
         <w:rPr>
-          <w:rFonts w:ascii="Arial" w:hAnsi="Arial" w:cs="Arial" w:eastAsia="Arial"/>
-          <w:b w:val="0"/>
-          <w:i w:val="0"/>
+          <w:rFonts w:ascii="Arial" w:eastAsia="Arial" w:hAnsi="Arial" w:cs="Arial"/>
           <w:sz w:val="18"/>
         </w:rPr>
         <w:t>.</w:t>
@@ -6144,50 +5553,42 @@
       </w:pPr>
       <w:r>
         <w:rPr>
-          <w:rFonts w:ascii="Arial" w:hAnsi="Arial" w:cs="Arial" w:eastAsia="Arial"/>
+          <w:rFonts w:ascii="Arial" w:eastAsia="Arial" w:hAnsi="Arial" w:cs="Arial"/>
           <w:b/>
-          <w:i w:val="0"/>
-          <w:sz w:val="22"/>
         </w:rPr>
         <w:t>Deliverable – Part 2 (Python)</w:t>
       </w:r>
     </w:p>
     <w:p>
       <w:pPr>
-        <w:spacing w:before="0" w:after="80"/>
+        <w:spacing w:after="80"/>
       </w:pPr>
       <w:r>
         <w:rPr>
-          <w:rFonts w:ascii="Arial" w:hAnsi="Arial" w:cs="Arial" w:eastAsia="Arial"/>
+          <w:rFonts w:ascii="Arial" w:eastAsia="Arial" w:hAnsi="Arial" w:cs="Arial"/>
           <w:b/>
-          <w:i w:val="0"/>
           <w:sz w:val="18"/>
         </w:rPr>
         <w:t>Pinecone record from the Python namespace:</w:t>
       </w:r>
       <w:r>
         <w:rPr>
-          <w:rFonts w:ascii="Arial" w:hAnsi="Arial" w:cs="Arial" w:eastAsia="Arial"/>
-          <w:b w:val="0"/>
-          <w:i w:val="0"/>
+          <w:rFonts w:ascii="Arial" w:eastAsia="Arial" w:hAnsi="Arial" w:cs="Arial"/>
           <w:sz w:val="18"/>
         </w:rPr>
         <w:t xml:space="preserve"> Screenshot 3.9. </w:t>
       </w:r>
       <w:r>
         <w:rPr>
-          <w:rFonts w:ascii="Arial" w:hAnsi="Arial" w:cs="Arial" w:eastAsia="Arial"/>
+          <w:rFonts w:ascii="Arial" w:eastAsia="Arial" w:hAnsi="Arial" w:cs="Arial"/>
           <w:b/>
-          <w:i w:val="0"/>
           <w:sz w:val="18"/>
         </w:rPr>
         <w:t>query.py run with retrieved chunks and final answer:</w:t>
       </w:r>
       <w:r>
         <w:rPr>
-          <w:rFonts w:ascii="Arial" w:hAnsi="Arial" w:cs="Arial" w:eastAsia="Arial"/>
-          <w:b w:val="0"/>
-          <w:i w:val="0"/>
+          <w:rFonts w:ascii="Arial" w:eastAsia="Arial" w:hAnsi="Arial" w:cs="Arial"/>
           <w:sz w:val="18"/>
         </w:rPr>
         <w:t xml:space="preserve"> Screenshot 3.10.</w:t>
@@ -6195,31 +5596,26 @@
     </w:p>
     <w:p>
       <w:pPr>
-        <w:spacing w:before="0" w:after="80"/>
+        <w:spacing w:after="80"/>
       </w:pPr>
       <w:r>
         <w:rPr>
-          <w:rFonts w:ascii="Arial" w:hAnsi="Arial" w:cs="Arial" w:eastAsia="Arial"/>
+          <w:rFonts w:ascii="Arial" w:eastAsia="Arial" w:hAnsi="Arial" w:cs="Arial"/>
           <w:b/>
-          <w:i w:val="0"/>
           <w:sz w:val="18"/>
         </w:rPr>
         <w:t>Out-of-scope question:</w:t>
       </w:r>
       <w:r>
         <w:rPr>
-          <w:rFonts w:ascii="Arial" w:hAnsi="Arial" w:cs="Arial" w:eastAsia="Arial"/>
-          <w:b w:val="0"/>
-          <w:i w:val="0"/>
+          <w:rFonts w:ascii="Arial" w:eastAsia="Arial" w:hAnsi="Arial" w:cs="Arial"/>
           <w:sz w:val="18"/>
         </w:rPr>
         <w:t xml:space="preserve"> </w:t>
       </w:r>
       <w:r>
         <w:rPr>
-          <w:rFonts w:ascii="Arial" w:hAnsi="Arial" w:cs="Arial" w:eastAsia="Arial"/>
-          <w:b w:val="0"/>
-          <w:i w:val="0"/>
+          <w:rFonts w:ascii="Arial" w:eastAsia="Arial" w:hAnsi="Arial" w:cs="Arial"/>
           <w:sz w:val="18"/>
           <w:highlight w:val="yellow"/>
         </w:rPr>
@@ -6227,9 +5623,7 @@
       </w:r>
       <w:r>
         <w:rPr>
-          <w:rFonts w:ascii="Arial" w:hAnsi="Arial" w:cs="Arial" w:eastAsia="Arial"/>
-          <w:b w:val="0"/>
-          <w:i w:val="0"/>
+          <w:rFonts w:ascii="Arial" w:eastAsia="Arial" w:hAnsi="Arial" w:cs="Arial"/>
           <w:sz w:val="18"/>
         </w:rPr>
         <w:t xml:space="preserve"> That's also why I always look at the retrieved chunks and their scores (Screenshot 3.11).</w:t>
@@ -6237,22 +5631,19 @@
     </w:p>
     <w:p>
       <w:pPr>
-        <w:spacing w:before="0" w:after="80"/>
+        <w:spacing w:after="80"/>
       </w:pPr>
       <w:r>
         <w:rPr>
-          <w:rFonts w:ascii="Arial" w:hAnsi="Arial" w:cs="Arial" w:eastAsia="Arial"/>
+          <w:rFonts w:ascii="Arial" w:eastAsia="Arial" w:hAnsi="Arial" w:cs="Arial"/>
           <w:b/>
-          <w:i w:val="0"/>
           <w:sz w:val="18"/>
         </w:rPr>
         <w:t>Modification – before/after (Experiment A, top-k):</w:t>
       </w:r>
       <w:r>
         <w:rPr>
-          <w:rFonts w:ascii="Arial" w:hAnsi="Arial" w:cs="Arial" w:eastAsia="Arial"/>
-          <w:b w:val="0"/>
-          <w:i w:val="0"/>
+          <w:rFonts w:ascii="Arial" w:eastAsia="Arial" w:hAnsi="Arial" w:cs="Arial"/>
           <w:sz w:val="18"/>
         </w:rPr>
         <w:t xml:space="preserve"> same question 'What is a learning agent?'.</w:t>
@@ -6261,7 +5652,7 @@
     <w:tbl>
       <w:tblPr>
         <w:tblStyle w:val="TableGrid"/>
-        <w:tblW w:type="dxa" w:w="8965"/>
+        <w:tblW w:w="8965" w:type="dxa"/>
         <w:tblBorders>
           <w:top w:val="single" w:sz="4" w:space="0" w:color="808080"/>
           <w:left w:val="single" w:sz="4" w:space="0" w:color="808080"/>
@@ -6271,15 +5662,15 @@
           <w:insideV w:val="single" w:sz="4" w:space="0" w:color="808080"/>
         </w:tblBorders>
         <w:tblLayout w:type="fixed"/>
-        <w:tblLook w:firstColumn="1" w:firstRow="1" w:lastColumn="0" w:lastRow="0" w:noHBand="0" w:noVBand="1" w:val="04A0"/>
+        <w:tblLook w:val="04A0" w:firstRow="1" w:lastRow="0" w:firstColumn="1" w:lastColumn="0" w:noHBand="0" w:noVBand="1"/>
       </w:tblPr>
       <w:tblGrid>
-        <w:gridCol w:w="1100"/>
-        <w:gridCol w:w="1500"/>
-        <w:gridCol w:w="2365"/>
-        <w:gridCol w:w="1200"/>
-        <w:gridCol w:w="1400"/>
-        <w:gridCol w:w="1400"/>
+        <w:gridCol w:w="1495"/>
+        <w:gridCol w:w="1494"/>
+        <w:gridCol w:w="1494"/>
+        <w:gridCol w:w="1494"/>
+        <w:gridCol w:w="1494"/>
+        <w:gridCol w:w="1494"/>
       </w:tblGrid>
       <w:tr>
         <w:trPr>
@@ -6287,7 +5678,7 @@
         </w:trPr>
         <w:tc>
           <w:tcPr>
-            <w:tcW w:type="dxa" w:w="1504"/>
+            <w:tcW w:w="1504" w:type="dxa"/>
             <w:shd w:val="clear" w:color="auto" w:fill="DEEAF6"/>
           </w:tcPr>
           <w:p>
@@ -6298,7 +5689,7 @@
         </w:tc>
         <w:tc>
           <w:tcPr>
-            <w:tcW w:type="dxa" w:w="1504"/>
+            <w:tcW w:w="1504" w:type="dxa"/>
             <w:shd w:val="clear" w:color="auto" w:fill="DEEAF6"/>
           </w:tcPr>
           <w:p>
@@ -6307,9 +5698,8 @@
             </w:pPr>
             <w:r>
               <w:rPr>
-                <w:rFonts w:ascii="Arial" w:hAnsi="Arial" w:cs="Arial" w:eastAsia="Arial"/>
-                <w:b/>
-                <w:i w:val="0"/>
+                <w:rFonts w:ascii="Arial" w:eastAsia="Arial" w:hAnsi="Arial" w:cs="Arial"/>
+                <w:b/>
                 <w:sz w:val="17"/>
               </w:rPr>
               <w:t>Chunks retrieved</w:t>
@@ -6318,7 +5708,7 @@
         </w:tc>
         <w:tc>
           <w:tcPr>
-            <w:tcW w:type="dxa" w:w="1504"/>
+            <w:tcW w:w="1504" w:type="dxa"/>
             <w:shd w:val="clear" w:color="auto" w:fill="DEEAF6"/>
           </w:tcPr>
           <w:p>
@@ -6327,9 +5717,8 @@
             </w:pPr>
             <w:r>
               <w:rPr>
-                <w:rFonts w:ascii="Arial" w:hAnsi="Arial" w:cs="Arial" w:eastAsia="Arial"/>
-                <w:b/>
-                <w:i w:val="0"/>
+                <w:rFonts w:ascii="Arial" w:eastAsia="Arial" w:hAnsi="Arial" w:cs="Arial"/>
+                <w:b/>
                 <w:sz w:val="17"/>
               </w:rPr>
               <w:t>Scores</w:t>
@@ -6338,7 +5727,7 @@
         </w:tc>
         <w:tc>
           <w:tcPr>
-            <w:tcW w:type="dxa" w:w="1504"/>
+            <w:tcW w:w="1504" w:type="dxa"/>
             <w:shd w:val="clear" w:color="auto" w:fill="DEEAF6"/>
           </w:tcPr>
           <w:p>
@@ -6347,9 +5736,8 @@
             </w:pPr>
             <w:r>
               <w:rPr>
-                <w:rFonts w:ascii="Arial" w:hAnsi="Arial" w:cs="Arial" w:eastAsia="Arial"/>
-                <w:b/>
-                <w:i w:val="0"/>
+                <w:rFonts w:ascii="Arial" w:eastAsia="Arial" w:hAnsi="Arial" w:cs="Arial"/>
+                <w:b/>
                 <w:sz w:val="17"/>
               </w:rPr>
               <w:t>Relevant</w:t>
@@ -6358,7 +5746,7 @@
         </w:tc>
         <w:tc>
           <w:tcPr>
-            <w:tcW w:type="dxa" w:w="1504"/>
+            <w:tcW w:w="1504" w:type="dxa"/>
             <w:shd w:val="clear" w:color="auto" w:fill="DEEAF6"/>
           </w:tcPr>
           <w:p>
@@ -6367,9 +5755,8 @@
             </w:pPr>
             <w:r>
               <w:rPr>
-                <w:rFonts w:ascii="Arial" w:hAnsi="Arial" w:cs="Arial" w:eastAsia="Arial"/>
-                <w:b/>
-                <w:i w:val="0"/>
+                <w:rFonts w:ascii="Arial" w:eastAsia="Arial" w:hAnsi="Arial" w:cs="Arial"/>
+                <w:b/>
                 <w:sz w:val="17"/>
               </w:rPr>
               <w:t>Context words</w:t>
@@ -6378,7 +5765,7 @@
         </w:tc>
         <w:tc>
           <w:tcPr>
-            <w:tcW w:type="dxa" w:w="1504"/>
+            <w:tcW w:w="1504" w:type="dxa"/>
             <w:shd w:val="clear" w:color="auto" w:fill="DEEAF6"/>
           </w:tcPr>
           <w:p>
@@ -6387,9 +5774,8 @@
             </w:pPr>
             <w:r>
               <w:rPr>
-                <w:rFonts w:ascii="Arial" w:hAnsi="Arial" w:cs="Arial" w:eastAsia="Arial"/>
-                <w:b/>
-                <w:i w:val="0"/>
+                <w:rFonts w:ascii="Arial" w:eastAsia="Arial" w:hAnsi="Arial" w:cs="Arial"/>
+                <w:b/>
                 <w:sz w:val="17"/>
               </w:rPr>
               <w:t>Answer words</w:t>
@@ -6403,17 +5789,16 @@
         </w:trPr>
         <w:tc>
           <w:tcPr>
-            <w:tcW w:type="dxa" w:w="1504"/>
-          </w:tcPr>
-          <w:p>
-            <w:pPr>
-              <w:spacing w:before="40" w:after="40"/>
-            </w:pPr>
-            <w:r>
-              <w:rPr>
-                <w:rFonts w:ascii="Arial" w:hAnsi="Arial" w:cs="Arial" w:eastAsia="Arial"/>
-                <w:b/>
-                <w:i w:val="0"/>
+            <w:tcW w:w="1504" w:type="dxa"/>
+          </w:tcPr>
+          <w:p>
+            <w:pPr>
+              <w:spacing w:before="40" w:after="40"/>
+            </w:pPr>
+            <w:r>
+              <w:rPr>
+                <w:rFonts w:ascii="Arial" w:eastAsia="Arial" w:hAnsi="Arial" w:cs="Arial"/>
+                <w:b/>
                 <w:sz w:val="17"/>
               </w:rPr>
               <w:t>top-k 1</w:t>
@@ -6422,17 +5807,15 @@
         </w:tc>
         <w:tc>
           <w:tcPr>
-            <w:tcW w:type="dxa" w:w="1504"/>
-          </w:tcPr>
-          <w:p>
-            <w:pPr>
-              <w:spacing w:before="40" w:after="40"/>
-            </w:pPr>
-            <w:r>
-              <w:rPr>
-                <w:rFonts w:ascii="Arial" w:hAnsi="Arial" w:cs="Arial" w:eastAsia="Arial"/>
-                <w:b w:val="0"/>
-                <w:i w:val="0"/>
+            <w:tcW w:w="1504" w:type="dxa"/>
+          </w:tcPr>
+          <w:p>
+            <w:pPr>
+              <w:spacing w:before="40" w:after="40"/>
+            </w:pPr>
+            <w:r>
+              <w:rPr>
+                <w:rFonts w:ascii="Arial" w:eastAsia="Arial" w:hAnsi="Arial" w:cs="Arial"/>
                 <w:sz w:val="17"/>
                 <w:highlight w:val="yellow"/>
               </w:rPr>
@@ -6442,17 +5825,15 @@
         </w:tc>
         <w:tc>
           <w:tcPr>
-            <w:tcW w:type="dxa" w:w="1504"/>
-          </w:tcPr>
-          <w:p>
-            <w:pPr>
-              <w:spacing w:before="40" w:after="40"/>
-            </w:pPr>
-            <w:r>
-              <w:rPr>
-                <w:rFonts w:ascii="Arial" w:hAnsi="Arial" w:cs="Arial" w:eastAsia="Arial"/>
-                <w:b w:val="0"/>
-                <w:i w:val="0"/>
+            <w:tcW w:w="1504" w:type="dxa"/>
+          </w:tcPr>
+          <w:p>
+            <w:pPr>
+              <w:spacing w:before="40" w:after="40"/>
+            </w:pPr>
+            <w:r>
+              <w:rPr>
+                <w:rFonts w:ascii="Arial" w:eastAsia="Arial" w:hAnsi="Arial" w:cs="Arial"/>
                 <w:sz w:val="17"/>
                 <w:highlight w:val="yellow"/>
               </w:rPr>
@@ -6462,17 +5843,15 @@
         </w:tc>
         <w:tc>
           <w:tcPr>
-            <w:tcW w:type="dxa" w:w="1504"/>
-          </w:tcPr>
-          <w:p>
-            <w:pPr>
-              <w:spacing w:before="40" w:after="40"/>
-            </w:pPr>
-            <w:r>
-              <w:rPr>
-                <w:rFonts w:ascii="Arial" w:hAnsi="Arial" w:cs="Arial" w:eastAsia="Arial"/>
-                <w:b w:val="0"/>
-                <w:i w:val="0"/>
+            <w:tcW w:w="1504" w:type="dxa"/>
+          </w:tcPr>
+          <w:p>
+            <w:pPr>
+              <w:spacing w:before="40" w:after="40"/>
+            </w:pPr>
+            <w:r>
+              <w:rPr>
+                <w:rFonts w:ascii="Arial" w:eastAsia="Arial" w:hAnsi="Arial" w:cs="Arial"/>
                 <w:sz w:val="17"/>
                 <w:highlight w:val="yellow"/>
               </w:rPr>
@@ -6482,17 +5861,15 @@
         </w:tc>
         <w:tc>
           <w:tcPr>
-            <w:tcW w:type="dxa" w:w="1504"/>
-          </w:tcPr>
-          <w:p>
-            <w:pPr>
-              <w:spacing w:before="40" w:after="40"/>
-            </w:pPr>
-            <w:r>
-              <w:rPr>
-                <w:rFonts w:ascii="Arial" w:hAnsi="Arial" w:cs="Arial" w:eastAsia="Arial"/>
-                <w:b w:val="0"/>
-                <w:i w:val="0"/>
+            <w:tcW w:w="1504" w:type="dxa"/>
+          </w:tcPr>
+          <w:p>
+            <w:pPr>
+              <w:spacing w:before="40" w:after="40"/>
+            </w:pPr>
+            <w:r>
+              <w:rPr>
+                <w:rFonts w:ascii="Arial" w:eastAsia="Arial" w:hAnsi="Arial" w:cs="Arial"/>
                 <w:sz w:val="17"/>
                 <w:highlight w:val="yellow"/>
               </w:rPr>
@@ -6502,17 +5879,15 @@
         </w:tc>
         <w:tc>
           <w:tcPr>
-            <w:tcW w:type="dxa" w:w="1504"/>
-          </w:tcPr>
-          <w:p>
-            <w:pPr>
-              <w:spacing w:before="40" w:after="40"/>
-            </w:pPr>
-            <w:r>
-              <w:rPr>
-                <w:rFonts w:ascii="Arial" w:hAnsi="Arial" w:cs="Arial" w:eastAsia="Arial"/>
-                <w:b w:val="0"/>
-                <w:i w:val="0"/>
+            <w:tcW w:w="1504" w:type="dxa"/>
+          </w:tcPr>
+          <w:p>
+            <w:pPr>
+              <w:spacing w:before="40" w:after="40"/>
+            </w:pPr>
+            <w:r>
+              <w:rPr>
+                <w:rFonts w:ascii="Arial" w:eastAsia="Arial" w:hAnsi="Arial" w:cs="Arial"/>
                 <w:sz w:val="17"/>
                 <w:highlight w:val="yellow"/>
               </w:rPr>
@@ -6527,17 +5902,16 @@
         </w:trPr>
         <w:tc>
           <w:tcPr>
-            <w:tcW w:type="dxa" w:w="1504"/>
-          </w:tcPr>
-          <w:p>
-            <w:pPr>
-              <w:spacing w:before="40" w:after="40"/>
-            </w:pPr>
-            <w:r>
-              <w:rPr>
-                <w:rFonts w:ascii="Arial" w:hAnsi="Arial" w:cs="Arial" w:eastAsia="Arial"/>
-                <w:b/>
-                <w:i w:val="0"/>
+            <w:tcW w:w="1504" w:type="dxa"/>
+          </w:tcPr>
+          <w:p>
+            <w:pPr>
+              <w:spacing w:before="40" w:after="40"/>
+            </w:pPr>
+            <w:r>
+              <w:rPr>
+                <w:rFonts w:ascii="Arial" w:eastAsia="Arial" w:hAnsi="Arial" w:cs="Arial"/>
+                <w:b/>
                 <w:sz w:val="17"/>
               </w:rPr>
               <w:t>top-k 3</w:t>
@@ -6546,17 +5920,15 @@
         </w:tc>
         <w:tc>
           <w:tcPr>
-            <w:tcW w:type="dxa" w:w="1504"/>
-          </w:tcPr>
-          <w:p>
-            <w:pPr>
-              <w:spacing w:before="40" w:after="40"/>
-            </w:pPr>
-            <w:r>
-              <w:rPr>
-                <w:rFonts w:ascii="Arial" w:hAnsi="Arial" w:cs="Arial" w:eastAsia="Arial"/>
-                <w:b w:val="0"/>
-                <w:i w:val="0"/>
+            <w:tcW w:w="1504" w:type="dxa"/>
+          </w:tcPr>
+          <w:p>
+            <w:pPr>
+              <w:spacing w:before="40" w:after="40"/>
+            </w:pPr>
+            <w:r>
+              <w:rPr>
+                <w:rFonts w:ascii="Arial" w:eastAsia="Arial" w:hAnsi="Arial" w:cs="Arial"/>
                 <w:sz w:val="17"/>
                 <w:highlight w:val="yellow"/>
               </w:rPr>
@@ -6566,17 +5938,15 @@
         </w:tc>
         <w:tc>
           <w:tcPr>
-            <w:tcW w:type="dxa" w:w="1504"/>
-          </w:tcPr>
-          <w:p>
-            <w:pPr>
-              <w:spacing w:before="40" w:after="40"/>
-            </w:pPr>
-            <w:r>
-              <w:rPr>
-                <w:rFonts w:ascii="Arial" w:hAnsi="Arial" w:cs="Arial" w:eastAsia="Arial"/>
-                <w:b w:val="0"/>
-                <w:i w:val="0"/>
+            <w:tcW w:w="1504" w:type="dxa"/>
+          </w:tcPr>
+          <w:p>
+            <w:pPr>
+              <w:spacing w:before="40" w:after="40"/>
+            </w:pPr>
+            <w:r>
+              <w:rPr>
+                <w:rFonts w:ascii="Arial" w:eastAsia="Arial" w:hAnsi="Arial" w:cs="Arial"/>
                 <w:sz w:val="17"/>
                 <w:highlight w:val="yellow"/>
               </w:rPr>
@@ -6586,17 +5956,15 @@
         </w:tc>
         <w:tc>
           <w:tcPr>
-            <w:tcW w:type="dxa" w:w="1504"/>
-          </w:tcPr>
-          <w:p>
-            <w:pPr>
-              <w:spacing w:before="40" w:after="40"/>
-            </w:pPr>
-            <w:r>
-              <w:rPr>
-                <w:rFonts w:ascii="Arial" w:hAnsi="Arial" w:cs="Arial" w:eastAsia="Arial"/>
-                <w:b w:val="0"/>
-                <w:i w:val="0"/>
+            <w:tcW w:w="1504" w:type="dxa"/>
+          </w:tcPr>
+          <w:p>
+            <w:pPr>
+              <w:spacing w:before="40" w:after="40"/>
+            </w:pPr>
+            <w:r>
+              <w:rPr>
+                <w:rFonts w:ascii="Arial" w:eastAsia="Arial" w:hAnsi="Arial" w:cs="Arial"/>
                 <w:sz w:val="17"/>
                 <w:highlight w:val="yellow"/>
               </w:rPr>
@@ -6606,17 +5974,15 @@
         </w:tc>
         <w:tc>
           <w:tcPr>
-            <w:tcW w:type="dxa" w:w="1504"/>
-          </w:tcPr>
-          <w:p>
-            <w:pPr>
-              <w:spacing w:before="40" w:after="40"/>
-            </w:pPr>
-            <w:r>
-              <w:rPr>
-                <w:rFonts w:ascii="Arial" w:hAnsi="Arial" w:cs="Arial" w:eastAsia="Arial"/>
-                <w:b w:val="0"/>
-                <w:i w:val="0"/>
+            <w:tcW w:w="1504" w:type="dxa"/>
+          </w:tcPr>
+          <w:p>
+            <w:pPr>
+              <w:spacing w:before="40" w:after="40"/>
+            </w:pPr>
+            <w:r>
+              <w:rPr>
+                <w:rFonts w:ascii="Arial" w:eastAsia="Arial" w:hAnsi="Arial" w:cs="Arial"/>
                 <w:sz w:val="17"/>
                 <w:highlight w:val="yellow"/>
               </w:rPr>
@@ -6626,17 +5992,15 @@
         </w:tc>
         <w:tc>
           <w:tcPr>
-            <w:tcW w:type="dxa" w:w="1504"/>
-          </w:tcPr>
-          <w:p>
-            <w:pPr>
-              <w:spacing w:before="40" w:after="40"/>
-            </w:pPr>
-            <w:r>
-              <w:rPr>
-                <w:rFonts w:ascii="Arial" w:hAnsi="Arial" w:cs="Arial" w:eastAsia="Arial"/>
-                <w:b w:val="0"/>
-                <w:i w:val="0"/>
+            <w:tcW w:w="1504" w:type="dxa"/>
+          </w:tcPr>
+          <w:p>
+            <w:pPr>
+              <w:spacing w:before="40" w:after="40"/>
+            </w:pPr>
+            <w:r>
+              <w:rPr>
+                <w:rFonts w:ascii="Arial" w:eastAsia="Arial" w:hAnsi="Arial" w:cs="Arial"/>
                 <w:sz w:val="17"/>
                 <w:highlight w:val="yellow"/>
               </w:rPr>
@@ -6651,17 +6015,16 @@
         </w:trPr>
         <w:tc>
           <w:tcPr>
-            <w:tcW w:type="dxa" w:w="1504"/>
-          </w:tcPr>
-          <w:p>
-            <w:pPr>
-              <w:spacing w:before="40" w:after="40"/>
-            </w:pPr>
-            <w:r>
-              <w:rPr>
-                <w:rFonts w:ascii="Arial" w:hAnsi="Arial" w:cs="Arial" w:eastAsia="Arial"/>
-                <w:b/>
-                <w:i w:val="0"/>
+            <w:tcW w:w="1504" w:type="dxa"/>
+          </w:tcPr>
+          <w:p>
+            <w:pPr>
+              <w:spacing w:before="40" w:after="40"/>
+            </w:pPr>
+            <w:r>
+              <w:rPr>
+                <w:rFonts w:ascii="Arial" w:eastAsia="Arial" w:hAnsi="Arial" w:cs="Arial"/>
+                <w:b/>
                 <w:sz w:val="17"/>
               </w:rPr>
               <w:t>top-k 5</w:t>
@@ -6670,17 +6033,15 @@
         </w:tc>
         <w:tc>
           <w:tcPr>
-            <w:tcW w:type="dxa" w:w="1504"/>
-          </w:tcPr>
-          <w:p>
-            <w:pPr>
-              <w:spacing w:before="40" w:after="40"/>
-            </w:pPr>
-            <w:r>
-              <w:rPr>
-                <w:rFonts w:ascii="Arial" w:hAnsi="Arial" w:cs="Arial" w:eastAsia="Arial"/>
-                <w:b w:val="0"/>
-                <w:i w:val="0"/>
+            <w:tcW w:w="1504" w:type="dxa"/>
+          </w:tcPr>
+          <w:p>
+            <w:pPr>
+              <w:spacing w:before="40" w:after="40"/>
+            </w:pPr>
+            <w:r>
+              <w:rPr>
+                <w:rFonts w:ascii="Arial" w:eastAsia="Arial" w:hAnsi="Arial" w:cs="Arial"/>
                 <w:sz w:val="17"/>
                 <w:highlight w:val="yellow"/>
               </w:rPr>
@@ -6690,17 +6051,15 @@
         </w:tc>
         <w:tc>
           <w:tcPr>
-            <w:tcW w:type="dxa" w:w="1504"/>
-          </w:tcPr>
-          <w:p>
-            <w:pPr>
-              <w:spacing w:before="40" w:after="40"/>
-            </w:pPr>
-            <w:r>
-              <w:rPr>
-                <w:rFonts w:ascii="Arial" w:hAnsi="Arial" w:cs="Arial" w:eastAsia="Arial"/>
-                <w:b w:val="0"/>
-                <w:i w:val="0"/>
+            <w:tcW w:w="1504" w:type="dxa"/>
+          </w:tcPr>
+          <w:p>
+            <w:pPr>
+              <w:spacing w:before="40" w:after="40"/>
+            </w:pPr>
+            <w:r>
+              <w:rPr>
+                <w:rFonts w:ascii="Arial" w:eastAsia="Arial" w:hAnsi="Arial" w:cs="Arial"/>
                 <w:sz w:val="17"/>
                 <w:highlight w:val="yellow"/>
               </w:rPr>
@@ -6710,17 +6069,15 @@
         </w:tc>
         <w:tc>
           <w:tcPr>
-            <w:tcW w:type="dxa" w:w="1504"/>
-          </w:tcPr>
-          <w:p>
-            <w:pPr>
-              <w:spacing w:before="40" w:after="40"/>
-            </w:pPr>
-            <w:r>
-              <w:rPr>
-                <w:rFonts w:ascii="Arial" w:hAnsi="Arial" w:cs="Arial" w:eastAsia="Arial"/>
-                <w:b w:val="0"/>
-                <w:i w:val="0"/>
+            <w:tcW w:w="1504" w:type="dxa"/>
+          </w:tcPr>
+          <w:p>
+            <w:pPr>
+              <w:spacing w:before="40" w:after="40"/>
+            </w:pPr>
+            <w:r>
+              <w:rPr>
+                <w:rFonts w:ascii="Arial" w:eastAsia="Arial" w:hAnsi="Arial" w:cs="Arial"/>
                 <w:sz w:val="17"/>
                 <w:highlight w:val="yellow"/>
               </w:rPr>
@@ -6730,17 +6087,15 @@
         </w:tc>
         <w:tc>
           <w:tcPr>
-            <w:tcW w:type="dxa" w:w="1504"/>
-          </w:tcPr>
-          <w:p>
-            <w:pPr>
-              <w:spacing w:before="40" w:after="40"/>
-            </w:pPr>
-            <w:r>
-              <w:rPr>
-                <w:rFonts w:ascii="Arial" w:hAnsi="Arial" w:cs="Arial" w:eastAsia="Arial"/>
-                <w:b w:val="0"/>
-                <w:i w:val="0"/>
+            <w:tcW w:w="1504" w:type="dxa"/>
+          </w:tcPr>
+          <w:p>
+            <w:pPr>
+              <w:spacing w:before="40" w:after="40"/>
+            </w:pPr>
+            <w:r>
+              <w:rPr>
+                <w:rFonts w:ascii="Arial" w:eastAsia="Arial" w:hAnsi="Arial" w:cs="Arial"/>
                 <w:sz w:val="17"/>
                 <w:highlight w:val="yellow"/>
               </w:rPr>
@@ -6750,17 +6105,15 @@
         </w:tc>
         <w:tc>
           <w:tcPr>
-            <w:tcW w:type="dxa" w:w="1504"/>
-          </w:tcPr>
-          <w:p>
-            <w:pPr>
-              <w:spacing w:before="40" w:after="40"/>
-            </w:pPr>
-            <w:r>
-              <w:rPr>
-                <w:rFonts w:ascii="Arial" w:hAnsi="Arial" w:cs="Arial" w:eastAsia="Arial"/>
-                <w:b w:val="0"/>
-                <w:i w:val="0"/>
+            <w:tcW w:w="1504" w:type="dxa"/>
+          </w:tcPr>
+          <w:p>
+            <w:pPr>
+              <w:spacing w:before="40" w:after="40"/>
+            </w:pPr>
+            <w:r>
+              <w:rPr>
+                <w:rFonts w:ascii="Arial" w:eastAsia="Arial" w:hAnsi="Arial" w:cs="Arial"/>
                 <w:sz w:val="17"/>
                 <w:highlight w:val="yellow"/>
               </w:rPr>
@@ -6772,22 +6125,19 @@
     </w:tbl>
     <w:p>
       <w:pPr>
-        <w:spacing w:before="0" w:after="80"/>
+        <w:spacing w:after="80"/>
       </w:pPr>
       <w:r>
         <w:rPr>
-          <w:rFonts w:ascii="Arial" w:hAnsi="Arial" w:cs="Arial" w:eastAsia="Arial"/>
+          <w:rFonts w:ascii="Arial" w:eastAsia="Arial" w:hAnsi="Arial" w:cs="Arial"/>
           <w:b/>
-          <w:i w:val="0"/>
           <w:sz w:val="18"/>
         </w:rPr>
         <w:t>Modification – before/after (Experiment B, chunk size, top-k 3):</w:t>
       </w:r>
       <w:r>
         <w:rPr>
-          <w:rFonts w:ascii="Arial" w:hAnsi="Arial" w:cs="Arial" w:eastAsia="Arial"/>
-          <w:b w:val="0"/>
-          <w:i w:val="0"/>
+          <w:rFonts w:ascii="Arial" w:eastAsia="Arial" w:hAnsi="Arial" w:cs="Arial"/>
           <w:sz w:val="18"/>
         </w:rPr>
         <w:t xml:space="preserve"> relevant = the chunk contains the Learning Agents definition.</w:t>
@@ -6796,7 +6146,7 @@
     <w:tbl>
       <w:tblPr>
         <w:tblStyle w:val="TableGrid"/>
-        <w:tblW w:type="dxa" w:w="8965"/>
+        <w:tblW w:w="8965" w:type="dxa"/>
         <w:tblBorders>
           <w:top w:val="single" w:sz="4" w:space="0" w:color="808080"/>
           <w:left w:val="single" w:sz="4" w:space="0" w:color="808080"/>
@@ -6806,15 +6156,15 @@
           <w:insideV w:val="single" w:sz="4" w:space="0" w:color="808080"/>
         </w:tblBorders>
         <w:tblLayout w:type="fixed"/>
-        <w:tblLook w:firstColumn="1" w:firstRow="1" w:lastColumn="0" w:lastRow="0" w:noHBand="0" w:noVBand="1" w:val="04A0"/>
+        <w:tblLook w:val="04A0" w:firstRow="1" w:lastRow="0" w:firstColumn="1" w:lastColumn="0" w:noHBand="0" w:noVBand="1"/>
       </w:tblPr>
       <w:tblGrid>
-        <w:gridCol w:w="1300"/>
-        <w:gridCol w:w="900"/>
-        <w:gridCol w:w="1800"/>
-        <w:gridCol w:w="1765"/>
-        <w:gridCol w:w="1700"/>
-        <w:gridCol w:w="1500"/>
+        <w:gridCol w:w="1495"/>
+        <w:gridCol w:w="1494"/>
+        <w:gridCol w:w="1494"/>
+        <w:gridCol w:w="1494"/>
+        <w:gridCol w:w="1494"/>
+        <w:gridCol w:w="1494"/>
       </w:tblGrid>
       <w:tr>
         <w:trPr>
@@ -6822,7 +6172,7 @@
         </w:trPr>
         <w:tc>
           <w:tcPr>
-            <w:tcW w:type="dxa" w:w="1504"/>
+            <w:tcW w:w="1504" w:type="dxa"/>
             <w:shd w:val="clear" w:color="auto" w:fill="DEEAF6"/>
           </w:tcPr>
           <w:p>
@@ -6831,9 +6181,8 @@
             </w:pPr>
             <w:r>
               <w:rPr>
-                <w:rFonts w:ascii="Arial" w:hAnsi="Arial" w:cs="Arial" w:eastAsia="Arial"/>
-                <w:b/>
-                <w:i w:val="0"/>
+                <w:rFonts w:ascii="Arial" w:eastAsia="Arial" w:hAnsi="Arial" w:cs="Arial"/>
+                <w:b/>
                 <w:sz w:val="17"/>
               </w:rPr>
               <w:t>Chunk size / overlap</w:t>
@@ -6842,7 +6191,7 @@
         </w:tc>
         <w:tc>
           <w:tcPr>
-            <w:tcW w:type="dxa" w:w="1504"/>
+            <w:tcW w:w="1504" w:type="dxa"/>
             <w:shd w:val="clear" w:color="auto" w:fill="DEEAF6"/>
           </w:tcPr>
           <w:p>
@@ -6851,9 +6200,8 @@
             </w:pPr>
             <w:r>
               <w:rPr>
-                <w:rFonts w:ascii="Arial" w:hAnsi="Arial" w:cs="Arial" w:eastAsia="Arial"/>
-                <w:b/>
-                <w:i w:val="0"/>
+                <w:rFonts w:ascii="Arial" w:eastAsia="Arial" w:hAnsi="Arial" w:cs="Arial"/>
+                <w:b/>
                 <w:sz w:val="17"/>
               </w:rPr>
               <w:t>Chunks</w:t>
@@ -6862,7 +6210,7 @@
         </w:tc>
         <w:tc>
           <w:tcPr>
-            <w:tcW w:type="dxa" w:w="1504"/>
+            <w:tcW w:w="1504" w:type="dxa"/>
             <w:shd w:val="clear" w:color="auto" w:fill="DEEAF6"/>
           </w:tcPr>
           <w:p>
@@ -6871,9 +6219,8 @@
             </w:pPr>
             <w:r>
               <w:rPr>
-                <w:rFonts w:ascii="Arial" w:hAnsi="Arial" w:cs="Arial" w:eastAsia="Arial"/>
-                <w:b/>
-                <w:i w:val="0"/>
+                <w:rFonts w:ascii="Arial" w:eastAsia="Arial" w:hAnsi="Arial" w:cs="Arial"/>
+                <w:b/>
                 <w:sz w:val="17"/>
               </w:rPr>
               <w:t>Top 3 (learning agent)</w:t>
@@ -6882,7 +6229,7 @@
         </w:tc>
         <w:tc>
           <w:tcPr>
-            <w:tcW w:type="dxa" w:w="1504"/>
+            <w:tcW w:w="1504" w:type="dxa"/>
             <w:shd w:val="clear" w:color="auto" w:fill="DEEAF6"/>
           </w:tcPr>
           <w:p>
@@ -6891,9 +6238,8 @@
             </w:pPr>
             <w:r>
               <w:rPr>
-                <w:rFonts w:ascii="Arial" w:hAnsi="Arial" w:cs="Arial" w:eastAsia="Arial"/>
-                <w:b/>
-                <w:i w:val="0"/>
+                <w:rFonts w:ascii="Arial" w:eastAsia="Arial" w:hAnsi="Arial" w:cs="Arial"/>
+                <w:b/>
                 <w:sz w:val="17"/>
               </w:rPr>
               <w:t>Relevant</w:t>
@@ -6902,7 +6248,7 @@
         </w:tc>
         <w:tc>
           <w:tcPr>
-            <w:tcW w:type="dxa" w:w="1504"/>
+            <w:tcW w:w="1504" w:type="dxa"/>
             <w:shd w:val="clear" w:color="auto" w:fill="DEEAF6"/>
           </w:tcPr>
           <w:p>
@@ -6911,9 +6257,8 @@
             </w:pPr>
             <w:r>
               <w:rPr>
-                <w:rFonts w:ascii="Arial" w:hAnsi="Arial" w:cs="Arial" w:eastAsia="Arial"/>
-                <w:b/>
-                <w:i w:val="0"/>
+                <w:rFonts w:ascii="Arial" w:eastAsia="Arial" w:hAnsi="Arial" w:cs="Arial"/>
+                <w:b/>
                 <w:sz w:val="17"/>
               </w:rPr>
               <w:t>'Reward hacking' found at rank</w:t>
@@ -6922,7 +6267,7 @@
         </w:tc>
         <w:tc>
           <w:tcPr>
-            <w:tcW w:type="dxa" w:w="1504"/>
+            <w:tcW w:w="1504" w:type="dxa"/>
             <w:shd w:val="clear" w:color="auto" w:fill="DEEAF6"/>
           </w:tcPr>
           <w:p>
@@ -6931,9 +6276,8 @@
             </w:pPr>
             <w:r>
               <w:rPr>
-                <w:rFonts w:ascii="Arial" w:hAnsi="Arial" w:cs="Arial" w:eastAsia="Arial"/>
-                <w:b/>
-                <w:i w:val="0"/>
+                <w:rFonts w:ascii="Arial" w:eastAsia="Arial" w:hAnsi="Arial" w:cs="Arial"/>
+                <w:b/>
                 <w:sz w:val="17"/>
               </w:rPr>
               <w:t>Context words</w:t>
@@ -6947,17 +6291,16 @@
         </w:trPr>
         <w:tc>
           <w:tcPr>
-            <w:tcW w:type="dxa" w:w="1504"/>
-          </w:tcPr>
-          <w:p>
-            <w:pPr>
-              <w:spacing w:before="40" w:after="40"/>
-            </w:pPr>
-            <w:r>
-              <w:rPr>
-                <w:rFonts w:ascii="Arial" w:hAnsi="Arial" w:cs="Arial" w:eastAsia="Arial"/>
-                <w:b/>
-                <w:i w:val="0"/>
+            <w:tcW w:w="1504" w:type="dxa"/>
+          </w:tcPr>
+          <w:p>
+            <w:pPr>
+              <w:spacing w:before="40" w:after="40"/>
+            </w:pPr>
+            <w:r>
+              <w:rPr>
+                <w:rFonts w:ascii="Arial" w:eastAsia="Arial" w:hAnsi="Arial" w:cs="Arial"/>
+                <w:b/>
                 <w:sz w:val="17"/>
               </w:rPr>
               <w:t>100 / 20</w:t>
@@ -6966,17 +6309,15 @@
         </w:tc>
         <w:tc>
           <w:tcPr>
-            <w:tcW w:type="dxa" w:w="1504"/>
-          </w:tcPr>
-          <w:p>
-            <w:pPr>
-              <w:spacing w:before="40" w:after="40"/>
-            </w:pPr>
-            <w:r>
-              <w:rPr>
-                <w:rFonts w:ascii="Arial" w:hAnsi="Arial" w:cs="Arial" w:eastAsia="Arial"/>
-                <w:b w:val="0"/>
-                <w:i w:val="0"/>
+            <w:tcW w:w="1504" w:type="dxa"/>
+          </w:tcPr>
+          <w:p>
+            <w:pPr>
+              <w:spacing w:before="40" w:after="40"/>
+            </w:pPr>
+            <w:r>
+              <w:rPr>
+                <w:rFonts w:ascii="Arial" w:eastAsia="Arial" w:hAnsi="Arial" w:cs="Arial"/>
                 <w:sz w:val="17"/>
               </w:rPr>
               <w:t>19</w:t>
@@ -6985,17 +6326,15 @@
         </w:tc>
         <w:tc>
           <w:tcPr>
-            <w:tcW w:type="dxa" w:w="1504"/>
-          </w:tcPr>
-          <w:p>
-            <w:pPr>
-              <w:spacing w:before="40" w:after="40"/>
-            </w:pPr>
-            <w:r>
-              <w:rPr>
-                <w:rFonts w:ascii="Arial" w:hAnsi="Arial" w:cs="Arial" w:eastAsia="Arial"/>
-                <w:b w:val="0"/>
-                <w:i w:val="0"/>
+            <w:tcW w:w="1504" w:type="dxa"/>
+          </w:tcPr>
+          <w:p>
+            <w:pPr>
+              <w:spacing w:before="40" w:after="40"/>
+            </w:pPr>
+            <w:r>
+              <w:rPr>
+                <w:rFonts w:ascii="Arial" w:eastAsia="Arial" w:hAnsi="Arial" w:cs="Arial"/>
                 <w:sz w:val="17"/>
                 <w:highlight w:val="yellow"/>
               </w:rPr>
@@ -7005,17 +6344,15 @@
         </w:tc>
         <w:tc>
           <w:tcPr>
-            <w:tcW w:type="dxa" w:w="1504"/>
-          </w:tcPr>
-          <w:p>
-            <w:pPr>
-              <w:spacing w:before="40" w:after="40"/>
-            </w:pPr>
-            <w:r>
-              <w:rPr>
-                <w:rFonts w:ascii="Arial" w:hAnsi="Arial" w:cs="Arial" w:eastAsia="Arial"/>
-                <w:b w:val="0"/>
-                <w:i w:val="0"/>
+            <w:tcW w:w="1504" w:type="dxa"/>
+          </w:tcPr>
+          <w:p>
+            <w:pPr>
+              <w:spacing w:before="40" w:after="40"/>
+            </w:pPr>
+            <w:r>
+              <w:rPr>
+                <w:rFonts w:ascii="Arial" w:eastAsia="Arial" w:hAnsi="Arial" w:cs="Arial"/>
                 <w:sz w:val="17"/>
                 <w:highlight w:val="yellow"/>
               </w:rPr>
@@ -7025,17 +6362,15 @@
         </w:tc>
         <w:tc>
           <w:tcPr>
-            <w:tcW w:type="dxa" w:w="1504"/>
-          </w:tcPr>
-          <w:p>
-            <w:pPr>
-              <w:spacing w:before="40" w:after="40"/>
-            </w:pPr>
-            <w:r>
-              <w:rPr>
-                <w:rFonts w:ascii="Arial" w:hAnsi="Arial" w:cs="Arial" w:eastAsia="Arial"/>
-                <w:b w:val="0"/>
-                <w:i w:val="0"/>
+            <w:tcW w:w="1504" w:type="dxa"/>
+          </w:tcPr>
+          <w:p>
+            <w:pPr>
+              <w:spacing w:before="40" w:after="40"/>
+            </w:pPr>
+            <w:r>
+              <w:rPr>
+                <w:rFonts w:ascii="Arial" w:eastAsia="Arial" w:hAnsi="Arial" w:cs="Arial"/>
                 <w:sz w:val="17"/>
                 <w:highlight w:val="yellow"/>
               </w:rPr>
@@ -7045,17 +6380,15 @@
         </w:tc>
         <w:tc>
           <w:tcPr>
-            <w:tcW w:type="dxa" w:w="1504"/>
-          </w:tcPr>
-          <w:p>
-            <w:pPr>
-              <w:spacing w:before="40" w:after="40"/>
-            </w:pPr>
-            <w:r>
-              <w:rPr>
-                <w:rFonts w:ascii="Arial" w:hAnsi="Arial" w:cs="Arial" w:eastAsia="Arial"/>
-                <w:b w:val="0"/>
-                <w:i w:val="0"/>
+            <w:tcW w:w="1504" w:type="dxa"/>
+          </w:tcPr>
+          <w:p>
+            <w:pPr>
+              <w:spacing w:before="40" w:after="40"/>
+            </w:pPr>
+            <w:r>
+              <w:rPr>
+                <w:rFonts w:ascii="Arial" w:eastAsia="Arial" w:hAnsi="Arial" w:cs="Arial"/>
                 <w:sz w:val="17"/>
                 <w:highlight w:val="yellow"/>
               </w:rPr>
@@ -7070,17 +6403,16 @@
         </w:trPr>
         <w:tc>
           <w:tcPr>
-            <w:tcW w:type="dxa" w:w="1504"/>
-          </w:tcPr>
-          <w:p>
-            <w:pPr>
-              <w:spacing w:before="40" w:after="40"/>
-            </w:pPr>
-            <w:r>
-              <w:rPr>
-                <w:rFonts w:ascii="Arial" w:hAnsi="Arial" w:cs="Arial" w:eastAsia="Arial"/>
-                <w:b/>
-                <w:i w:val="0"/>
+            <w:tcW w:w="1504" w:type="dxa"/>
+          </w:tcPr>
+          <w:p>
+            <w:pPr>
+              <w:spacing w:before="40" w:after="40"/>
+            </w:pPr>
+            <w:r>
+              <w:rPr>
+                <w:rFonts w:ascii="Arial" w:eastAsia="Arial" w:hAnsi="Arial" w:cs="Arial"/>
+                <w:b/>
                 <w:sz w:val="17"/>
               </w:rPr>
               <w:t>200 / 20</w:t>
@@ -7089,17 +6421,15 @@
         </w:tc>
         <w:tc>
           <w:tcPr>
-            <w:tcW w:type="dxa" w:w="1504"/>
-          </w:tcPr>
-          <w:p>
-            <w:pPr>
-              <w:spacing w:before="40" w:after="40"/>
-            </w:pPr>
-            <w:r>
-              <w:rPr>
-                <w:rFonts w:ascii="Arial" w:hAnsi="Arial" w:cs="Arial" w:eastAsia="Arial"/>
-                <w:b w:val="0"/>
-                <w:i w:val="0"/>
+            <w:tcW w:w="1504" w:type="dxa"/>
+          </w:tcPr>
+          <w:p>
+            <w:pPr>
+              <w:spacing w:before="40" w:after="40"/>
+            </w:pPr>
+            <w:r>
+              <w:rPr>
+                <w:rFonts w:ascii="Arial" w:eastAsia="Arial" w:hAnsi="Arial" w:cs="Arial"/>
                 <w:sz w:val="17"/>
               </w:rPr>
               <w:t>9</w:t>
@@ -7108,17 +6438,15 @@
         </w:tc>
         <w:tc>
           <w:tcPr>
-            <w:tcW w:type="dxa" w:w="1504"/>
-          </w:tcPr>
-          <w:p>
-            <w:pPr>
-              <w:spacing w:before="40" w:after="40"/>
-            </w:pPr>
-            <w:r>
-              <w:rPr>
-                <w:rFonts w:ascii="Arial" w:hAnsi="Arial" w:cs="Arial" w:eastAsia="Arial"/>
-                <w:b w:val="0"/>
-                <w:i w:val="0"/>
+            <w:tcW w:w="1504" w:type="dxa"/>
+          </w:tcPr>
+          <w:p>
+            <w:pPr>
+              <w:spacing w:before="40" w:after="40"/>
+            </w:pPr>
+            <w:r>
+              <w:rPr>
+                <w:rFonts w:ascii="Arial" w:eastAsia="Arial" w:hAnsi="Arial" w:cs="Arial"/>
                 <w:sz w:val="17"/>
                 <w:highlight w:val="yellow"/>
               </w:rPr>
@@ -7128,17 +6456,15 @@
         </w:tc>
         <w:tc>
           <w:tcPr>
-            <w:tcW w:type="dxa" w:w="1504"/>
-          </w:tcPr>
-          <w:p>
-            <w:pPr>
-              <w:spacing w:before="40" w:after="40"/>
-            </w:pPr>
-            <w:r>
-              <w:rPr>
-                <w:rFonts w:ascii="Arial" w:hAnsi="Arial" w:cs="Arial" w:eastAsia="Arial"/>
-                <w:b w:val="0"/>
-                <w:i w:val="0"/>
+            <w:tcW w:w="1504" w:type="dxa"/>
+          </w:tcPr>
+          <w:p>
+            <w:pPr>
+              <w:spacing w:before="40" w:after="40"/>
+            </w:pPr>
+            <w:r>
+              <w:rPr>
+                <w:rFonts w:ascii="Arial" w:eastAsia="Arial" w:hAnsi="Arial" w:cs="Arial"/>
                 <w:sz w:val="17"/>
                 <w:highlight w:val="yellow"/>
               </w:rPr>
@@ -7148,17 +6474,15 @@
         </w:tc>
         <w:tc>
           <w:tcPr>
-            <w:tcW w:type="dxa" w:w="1504"/>
-          </w:tcPr>
-          <w:p>
-            <w:pPr>
-              <w:spacing w:before="40" w:after="40"/>
-            </w:pPr>
-            <w:r>
-              <w:rPr>
-                <w:rFonts w:ascii="Arial" w:hAnsi="Arial" w:cs="Arial" w:eastAsia="Arial"/>
-                <w:b w:val="0"/>
-                <w:i w:val="0"/>
+            <w:tcW w:w="1504" w:type="dxa"/>
+          </w:tcPr>
+          <w:p>
+            <w:pPr>
+              <w:spacing w:before="40" w:after="40"/>
+            </w:pPr>
+            <w:r>
+              <w:rPr>
+                <w:rFonts w:ascii="Arial" w:eastAsia="Arial" w:hAnsi="Arial" w:cs="Arial"/>
                 <w:sz w:val="17"/>
                 <w:highlight w:val="yellow"/>
               </w:rPr>
@@ -7168,17 +6492,15 @@
         </w:tc>
         <w:tc>
           <w:tcPr>
-            <w:tcW w:type="dxa" w:w="1504"/>
-          </w:tcPr>
-          <w:p>
-            <w:pPr>
-              <w:spacing w:before="40" w:after="40"/>
-            </w:pPr>
-            <w:r>
-              <w:rPr>
-                <w:rFonts w:ascii="Arial" w:hAnsi="Arial" w:cs="Arial" w:eastAsia="Arial"/>
-                <w:b w:val="0"/>
-                <w:i w:val="0"/>
+            <w:tcW w:w="1504" w:type="dxa"/>
+          </w:tcPr>
+          <w:p>
+            <w:pPr>
+              <w:spacing w:before="40" w:after="40"/>
+            </w:pPr>
+            <w:r>
+              <w:rPr>
+                <w:rFonts w:ascii="Arial" w:eastAsia="Arial" w:hAnsi="Arial" w:cs="Arial"/>
                 <w:sz w:val="17"/>
                 <w:highlight w:val="yellow"/>
               </w:rPr>
@@ -7193,17 +6515,16 @@
         </w:trPr>
         <w:tc>
           <w:tcPr>
-            <w:tcW w:type="dxa" w:w="1504"/>
-          </w:tcPr>
-          <w:p>
-            <w:pPr>
-              <w:spacing w:before="40" w:after="40"/>
-            </w:pPr>
-            <w:r>
-              <w:rPr>
-                <w:rFonts w:ascii="Arial" w:hAnsi="Arial" w:cs="Arial" w:eastAsia="Arial"/>
-                <w:b/>
-                <w:i w:val="0"/>
+            <w:tcW w:w="1504" w:type="dxa"/>
+          </w:tcPr>
+          <w:p>
+            <w:pPr>
+              <w:spacing w:before="40" w:after="40"/>
+            </w:pPr>
+            <w:r>
+              <w:rPr>
+                <w:rFonts w:ascii="Arial" w:eastAsia="Arial" w:hAnsi="Arial" w:cs="Arial"/>
+                <w:b/>
                 <w:sz w:val="17"/>
               </w:rPr>
               <w:t>400 / 20</w:t>
@@ -7212,17 +6533,15 @@
         </w:tc>
         <w:tc>
           <w:tcPr>
-            <w:tcW w:type="dxa" w:w="1504"/>
-          </w:tcPr>
-          <w:p>
-            <w:pPr>
-              <w:spacing w:before="40" w:after="40"/>
-            </w:pPr>
-            <w:r>
-              <w:rPr>
-                <w:rFonts w:ascii="Arial" w:hAnsi="Arial" w:cs="Arial" w:eastAsia="Arial"/>
-                <w:b w:val="0"/>
-                <w:i w:val="0"/>
+            <w:tcW w:w="1504" w:type="dxa"/>
+          </w:tcPr>
+          <w:p>
+            <w:pPr>
+              <w:spacing w:before="40" w:after="40"/>
+            </w:pPr>
+            <w:r>
+              <w:rPr>
+                <w:rFonts w:ascii="Arial" w:eastAsia="Arial" w:hAnsi="Arial" w:cs="Arial"/>
                 <w:sz w:val="17"/>
               </w:rPr>
               <w:t>4</w:t>
@@ -7231,17 +6550,15 @@
         </w:tc>
         <w:tc>
           <w:tcPr>
-            <w:tcW w:type="dxa" w:w="1504"/>
-          </w:tcPr>
-          <w:p>
-            <w:pPr>
-              <w:spacing w:before="40" w:after="40"/>
-            </w:pPr>
-            <w:r>
-              <w:rPr>
-                <w:rFonts w:ascii="Arial" w:hAnsi="Arial" w:cs="Arial" w:eastAsia="Arial"/>
-                <w:b w:val="0"/>
-                <w:i w:val="0"/>
+            <w:tcW w:w="1504" w:type="dxa"/>
+          </w:tcPr>
+          <w:p>
+            <w:pPr>
+              <w:spacing w:before="40" w:after="40"/>
+            </w:pPr>
+            <w:r>
+              <w:rPr>
+                <w:rFonts w:ascii="Arial" w:eastAsia="Arial" w:hAnsi="Arial" w:cs="Arial"/>
                 <w:sz w:val="17"/>
                 <w:highlight w:val="yellow"/>
               </w:rPr>
@@ -7251,17 +6568,15 @@
         </w:tc>
         <w:tc>
           <w:tcPr>
-            <w:tcW w:type="dxa" w:w="1504"/>
-          </w:tcPr>
-          <w:p>
-            <w:pPr>
-              <w:spacing w:before="40" w:after="40"/>
-            </w:pPr>
-            <w:r>
-              <w:rPr>
-                <w:rFonts w:ascii="Arial" w:hAnsi="Arial" w:cs="Arial" w:eastAsia="Arial"/>
-                <w:b w:val="0"/>
-                <w:i w:val="0"/>
+            <w:tcW w:w="1504" w:type="dxa"/>
+          </w:tcPr>
+          <w:p>
+            <w:pPr>
+              <w:spacing w:before="40" w:after="40"/>
+            </w:pPr>
+            <w:r>
+              <w:rPr>
+                <w:rFonts w:ascii="Arial" w:eastAsia="Arial" w:hAnsi="Arial" w:cs="Arial"/>
                 <w:sz w:val="17"/>
                 <w:highlight w:val="yellow"/>
               </w:rPr>
@@ -7271,17 +6586,15 @@
         </w:tc>
         <w:tc>
           <w:tcPr>
-            <w:tcW w:type="dxa" w:w="1504"/>
-          </w:tcPr>
-          <w:p>
-            <w:pPr>
-              <w:spacing w:before="40" w:after="40"/>
-            </w:pPr>
-            <w:r>
-              <w:rPr>
-                <w:rFonts w:ascii="Arial" w:hAnsi="Arial" w:cs="Arial" w:eastAsia="Arial"/>
-                <w:b w:val="0"/>
-                <w:i w:val="0"/>
+            <w:tcW w:w="1504" w:type="dxa"/>
+          </w:tcPr>
+          <w:p>
+            <w:pPr>
+              <w:spacing w:before="40" w:after="40"/>
+            </w:pPr>
+            <w:r>
+              <w:rPr>
+                <w:rFonts w:ascii="Arial" w:eastAsia="Arial" w:hAnsi="Arial" w:cs="Arial"/>
                 <w:sz w:val="17"/>
                 <w:highlight w:val="yellow"/>
               </w:rPr>
@@ -7291,17 +6604,15 @@
         </w:tc>
         <w:tc>
           <w:tcPr>
-            <w:tcW w:type="dxa" w:w="1504"/>
-          </w:tcPr>
-          <w:p>
-            <w:pPr>
-              <w:spacing w:before="40" w:after="40"/>
-            </w:pPr>
-            <w:r>
-              <w:rPr>
-                <w:rFonts w:ascii="Arial" w:hAnsi="Arial" w:cs="Arial" w:eastAsia="Arial"/>
-                <w:b w:val="0"/>
-                <w:i w:val="0"/>
+            <w:tcW w:w="1504" w:type="dxa"/>
+          </w:tcPr>
+          <w:p>
+            <w:pPr>
+              <w:spacing w:before="40" w:after="40"/>
+            </w:pPr>
+            <w:r>
+              <w:rPr>
+                <w:rFonts w:ascii="Arial" w:eastAsia="Arial" w:hAnsi="Arial" w:cs="Arial"/>
                 <w:sz w:val="17"/>
                 <w:highlight w:val="yellow"/>
               </w:rPr>
@@ -7313,31 +6624,26 @@
     </w:tbl>
     <w:p>
       <w:pPr>
-        <w:spacing w:before="0" w:after="80"/>
+        <w:spacing w:after="80"/>
       </w:pPr>
       <w:r>
         <w:rPr>
-          <w:rFonts w:ascii="Arial" w:hAnsi="Arial" w:cs="Arial" w:eastAsia="Arial"/>
+          <w:rFonts w:ascii="Arial" w:eastAsia="Arial" w:hAnsi="Arial" w:cs="Arial"/>
           <w:b/>
-          <w:i w:val="0"/>
           <w:sz w:val="18"/>
         </w:rPr>
         <w:t>Before → after in one sentence:</w:t>
       </w:r>
       <w:r>
         <w:rPr>
-          <w:rFonts w:ascii="Arial" w:hAnsi="Arial" w:cs="Arial" w:eastAsia="Arial"/>
-          <w:b w:val="0"/>
-          <w:i w:val="0"/>
+          <w:rFonts w:ascii="Arial" w:eastAsia="Arial" w:hAnsi="Arial" w:cs="Arial"/>
           <w:sz w:val="18"/>
         </w:rPr>
         <w:t xml:space="preserve"> </w:t>
       </w:r>
       <w:r>
         <w:rPr>
-          <w:rFonts w:ascii="Arial" w:hAnsi="Arial" w:cs="Arial" w:eastAsia="Arial"/>
-          <w:b w:val="0"/>
-          <w:i w:val="0"/>
+          <w:rFonts w:ascii="Arial" w:eastAsia="Arial" w:hAnsi="Arial" w:cs="Arial"/>
           <w:sz w:val="18"/>
           <w:highlight w:val="yellow"/>
         </w:rPr>
@@ -7351,10 +6657,8 @@
       </w:pPr>
       <w:r>
         <w:rPr>
-          <w:rFonts w:ascii="Arial" w:hAnsi="Arial" w:cs="Arial" w:eastAsia="Arial"/>
+          <w:rFonts w:ascii="Arial" w:eastAsia="Arial" w:hAnsi="Arial" w:cs="Arial"/>
           <w:b/>
-          <w:i w:val="0"/>
-          <w:sz w:val="22"/>
         </w:rPr>
         <w:t>Experiment C – Make.com modules → Python</w:t>
       </w:r>
@@ -7362,7 +6666,7 @@
     <w:tbl>
       <w:tblPr>
         <w:tblStyle w:val="TableGrid"/>
-        <w:tblW w:type="dxa" w:w="8965"/>
+        <w:tblW w:w="8965" w:type="dxa"/>
         <w:tblBorders>
           <w:top w:val="single" w:sz="4" w:space="0" w:color="808080"/>
           <w:left w:val="single" w:sz="4" w:space="0" w:color="808080"/>
@@ -7372,12 +6676,12 @@
           <w:insideV w:val="single" w:sz="4" w:space="0" w:color="808080"/>
         </w:tblBorders>
         <w:tblLayout w:type="fixed"/>
-        <w:tblLook w:firstColumn="1" w:firstRow="1" w:lastColumn="0" w:lastRow="0" w:noHBand="0" w:noVBand="1" w:val="04A0"/>
+        <w:tblLook w:val="04A0" w:firstRow="1" w:lastRow="0" w:firstColumn="1" w:lastColumn="0" w:noHBand="0" w:noVBand="1"/>
       </w:tblPr>
       <w:tblGrid>
-        <w:gridCol w:w="1900"/>
-        <w:gridCol w:w="3300"/>
-        <w:gridCol w:w="3765"/>
+        <w:gridCol w:w="2989"/>
+        <w:gridCol w:w="2988"/>
+        <w:gridCol w:w="2988"/>
       </w:tblGrid>
       <w:tr>
         <w:trPr>
@@ -7385,7 +6689,7 @@
         </w:trPr>
         <w:tc>
           <w:tcPr>
-            <w:tcW w:type="dxa" w:w="3009"/>
+            <w:tcW w:w="3009" w:type="dxa"/>
             <w:shd w:val="clear" w:color="auto" w:fill="DEEAF6"/>
           </w:tcPr>
           <w:p>
@@ -7394,9 +6698,8 @@
             </w:pPr>
             <w:r>
               <w:rPr>
-                <w:rFonts w:ascii="Arial" w:hAnsi="Arial" w:cs="Arial" w:eastAsia="Arial"/>
-                <w:b/>
-                <w:i w:val="0"/>
+                <w:rFonts w:ascii="Arial" w:eastAsia="Arial" w:hAnsi="Arial" w:cs="Arial"/>
+                <w:b/>
                 <w:sz w:val="17"/>
               </w:rPr>
               <w:t>Operation</w:t>
@@ -7405,7 +6708,7 @@
         </w:tc>
         <w:tc>
           <w:tcPr>
-            <w:tcW w:type="dxa" w:w="3009"/>
+            <w:tcW w:w="3009" w:type="dxa"/>
             <w:shd w:val="clear" w:color="auto" w:fill="DEEAF6"/>
           </w:tcPr>
           <w:p>
@@ -7414,9 +6717,8 @@
             </w:pPr>
             <w:r>
               <w:rPr>
-                <w:rFonts w:ascii="Arial" w:hAnsi="Arial" w:cs="Arial" w:eastAsia="Arial"/>
-                <w:b/>
-                <w:i w:val="0"/>
+                <w:rFonts w:ascii="Arial" w:eastAsia="Arial" w:hAnsi="Arial" w:cs="Arial"/>
+                <w:b/>
                 <w:sz w:val="17"/>
               </w:rPr>
               <w:t>Make.com</w:t>
@@ -7425,7 +6727,7 @@
         </w:tc>
         <w:tc>
           <w:tcPr>
-            <w:tcW w:type="dxa" w:w="3009"/>
+            <w:tcW w:w="3009" w:type="dxa"/>
             <w:shd w:val="clear" w:color="auto" w:fill="DEEAF6"/>
           </w:tcPr>
           <w:p>
@@ -7434,9 +6736,8 @@
             </w:pPr>
             <w:r>
               <w:rPr>
-                <w:rFonts w:ascii="Arial" w:hAnsi="Arial" w:cs="Arial" w:eastAsia="Arial"/>
-                <w:b/>
-                <w:i w:val="0"/>
+                <w:rFonts w:ascii="Arial" w:eastAsia="Arial" w:hAnsi="Arial" w:cs="Arial"/>
+                <w:b/>
                 <w:sz w:val="17"/>
               </w:rPr>
               <w:t>Python</w:t>
@@ -7450,17 +6751,16 @@
         </w:trPr>
         <w:tc>
           <w:tcPr>
-            <w:tcW w:type="dxa" w:w="3009"/>
-          </w:tcPr>
-          <w:p>
-            <w:pPr>
-              <w:spacing w:before="40" w:after="40"/>
-            </w:pPr>
-            <w:r>
-              <w:rPr>
-                <w:rFonts w:ascii="Arial" w:hAnsi="Arial" w:cs="Arial" w:eastAsia="Arial"/>
-                <w:b/>
-                <w:i w:val="0"/>
+            <w:tcW w:w="3009" w:type="dxa"/>
+          </w:tcPr>
+          <w:p>
+            <w:pPr>
+              <w:spacing w:before="40" w:after="40"/>
+            </w:pPr>
+            <w:r>
+              <w:rPr>
+                <w:rFonts w:ascii="Arial" w:eastAsia="Arial" w:hAnsi="Arial" w:cs="Arial"/>
+                <w:b/>
                 <w:sz w:val="17"/>
               </w:rPr>
               <w:t>Load document</w:t>
@@ -7469,17 +6769,15 @@
         </w:tc>
         <w:tc>
           <w:tcPr>
-            <w:tcW w:type="dxa" w:w="3009"/>
-          </w:tcPr>
-          <w:p>
-            <w:pPr>
-              <w:spacing w:before="40" w:after="40"/>
-            </w:pPr>
-            <w:r>
-              <w:rPr>
-                <w:rFonts w:ascii="Arial" w:hAnsi="Arial" w:cs="Arial" w:eastAsia="Arial"/>
-                <w:b w:val="0"/>
-                <w:i w:val="0"/>
+            <w:tcW w:w="3009" w:type="dxa"/>
+          </w:tcPr>
+          <w:p>
+            <w:pPr>
+              <w:spacing w:before="40" w:after="40"/>
+            </w:pPr>
+            <w:r>
+              <w:rPr>
+                <w:rFonts w:ascii="Arial" w:eastAsia="Arial" w:hAnsi="Arial" w:cs="Arial"/>
                 <w:sz w:val="17"/>
               </w:rPr>
               <w:t>Google Drive → Download a File</w:t>
@@ -7488,17 +6786,15 @@
         </w:tc>
         <w:tc>
           <w:tcPr>
-            <w:tcW w:type="dxa" w:w="3009"/>
-          </w:tcPr>
-          <w:p>
-            <w:pPr>
-              <w:spacing w:before="40" w:after="40"/>
-            </w:pPr>
-            <w:r>
-              <w:rPr>
-                <w:rFonts w:ascii="Consolas" w:hAnsi="Consolas" w:cs="Consolas" w:eastAsia="Consolas"/>
-                <w:b w:val="0"/>
-                <w:i w:val="0"/>
+            <w:tcW w:w="3009" w:type="dxa"/>
+          </w:tcPr>
+          <w:p>
+            <w:pPr>
+              <w:spacing w:before="40" w:after="40"/>
+            </w:pPr>
+            <w:r>
+              <w:rPr>
+                <w:rFonts w:ascii="Consolas" w:eastAsia="Consolas" w:hAnsi="Consolas" w:cs="Consolas"/>
                 <w:sz w:val="16"/>
               </w:rPr>
               <w:t>Path(...).read_text()</w:t>
@@ -7512,17 +6808,16 @@
         </w:trPr>
         <w:tc>
           <w:tcPr>
-            <w:tcW w:type="dxa" w:w="3009"/>
-          </w:tcPr>
-          <w:p>
-            <w:pPr>
-              <w:spacing w:before="40" w:after="40"/>
-            </w:pPr>
-            <w:r>
-              <w:rPr>
-                <w:rFonts w:ascii="Arial" w:hAnsi="Arial" w:cs="Arial" w:eastAsia="Arial"/>
-                <w:b/>
-                <w:i w:val="0"/>
+            <w:tcW w:w="3009" w:type="dxa"/>
+          </w:tcPr>
+          <w:p>
+            <w:pPr>
+              <w:spacing w:before="40" w:after="40"/>
+            </w:pPr>
+            <w:r>
+              <w:rPr>
+                <w:rFonts w:ascii="Arial" w:eastAsia="Arial" w:hAnsi="Arial" w:cs="Arial"/>
+                <w:b/>
                 <w:sz w:val="17"/>
               </w:rPr>
               <w:t>Chunk text</w:t>
@@ -7531,17 +6826,15 @@
         </w:tc>
         <w:tc>
           <w:tcPr>
-            <w:tcW w:type="dxa" w:w="3009"/>
-          </w:tcPr>
-          <w:p>
-            <w:pPr>
-              <w:spacing w:before="40" w:after="40"/>
-            </w:pPr>
-            <w:r>
-              <w:rPr>
-                <w:rFonts w:ascii="Arial" w:hAnsi="Arial" w:cs="Arial" w:eastAsia="Arial"/>
-                <w:b w:val="0"/>
-                <w:i w:val="0"/>
+            <w:tcW w:w="3009" w:type="dxa"/>
+          </w:tcPr>
+          <w:p>
+            <w:pPr>
+              <w:spacing w:before="40" w:after="40"/>
+            </w:pPr>
+            <w:r>
+              <w:rPr>
+                <w:rFonts w:ascii="Arial" w:eastAsia="Arial" w:hAnsi="Arial" w:cs="Arial"/>
                 <w:sz w:val="17"/>
               </w:rPr>
               <w:t>Make AI Toolkit → Chunk text (200 / 20)</w:t>
@@ -7550,17 +6843,15 @@
         </w:tc>
         <w:tc>
           <w:tcPr>
-            <w:tcW w:type="dxa" w:w="3009"/>
-          </w:tcPr>
-          <w:p>
-            <w:pPr>
-              <w:spacing w:before="40" w:after="40"/>
-            </w:pPr>
-            <w:r>
-              <w:rPr>
-                <w:rFonts w:ascii="Consolas" w:hAnsi="Consolas" w:cs="Consolas" w:eastAsia="Consolas"/>
-                <w:b w:val="0"/>
-                <w:i w:val="0"/>
+            <w:tcW w:w="3009" w:type="dxa"/>
+          </w:tcPr>
+          <w:p>
+            <w:pPr>
+              <w:spacing w:before="40" w:after="40"/>
+            </w:pPr>
+            <w:r>
+              <w:rPr>
+                <w:rFonts w:ascii="Consolas" w:eastAsia="Consolas" w:hAnsi="Consolas" w:cs="Consolas"/>
                 <w:sz w:val="16"/>
               </w:rPr>
               <w:t>chunk_text(text, 200, 20)</w:t>
@@ -7574,17 +6865,16 @@
         </w:trPr>
         <w:tc>
           <w:tcPr>
-            <w:tcW w:type="dxa" w:w="3009"/>
-          </w:tcPr>
-          <w:p>
-            <w:pPr>
-              <w:spacing w:before="40" w:after="40"/>
-            </w:pPr>
-            <w:r>
-              <w:rPr>
-                <w:rFonts w:ascii="Arial" w:hAnsi="Arial" w:cs="Arial" w:eastAsia="Arial"/>
-                <w:b/>
-                <w:i w:val="0"/>
+            <w:tcW w:w="3009" w:type="dxa"/>
+          </w:tcPr>
+          <w:p>
+            <w:pPr>
+              <w:spacing w:before="40" w:after="40"/>
+            </w:pPr>
+            <w:r>
+              <w:rPr>
+                <w:rFonts w:ascii="Arial" w:eastAsia="Arial" w:hAnsi="Arial" w:cs="Arial"/>
+                <w:b/>
                 <w:sz w:val="17"/>
               </w:rPr>
               <w:t>Iterate chunks</w:t>
@@ -7593,17 +6883,15 @@
         </w:tc>
         <w:tc>
           <w:tcPr>
-            <w:tcW w:type="dxa" w:w="3009"/>
-          </w:tcPr>
-          <w:p>
-            <w:pPr>
-              <w:spacing w:before="40" w:after="40"/>
-            </w:pPr>
-            <w:r>
-              <w:rPr>
-                <w:rFonts w:ascii="Arial" w:hAnsi="Arial" w:cs="Arial" w:eastAsia="Arial"/>
-                <w:b w:val="0"/>
-                <w:i w:val="0"/>
+            <w:tcW w:w="3009" w:type="dxa"/>
+          </w:tcPr>
+          <w:p>
+            <w:pPr>
+              <w:spacing w:before="40" w:after="40"/>
+            </w:pPr>
+            <w:r>
+              <w:rPr>
+                <w:rFonts w:ascii="Arial" w:eastAsia="Arial" w:hAnsi="Arial" w:cs="Arial"/>
                 <w:sz w:val="17"/>
               </w:rPr>
               <w:t>Iterator</w:t>
@@ -7612,17 +6900,15 @@
         </w:tc>
         <w:tc>
           <w:tcPr>
-            <w:tcW w:type="dxa" w:w="3009"/>
-          </w:tcPr>
-          <w:p>
-            <w:pPr>
-              <w:spacing w:before="40" w:after="40"/>
-            </w:pPr>
-            <w:r>
-              <w:rPr>
-                <w:rFonts w:ascii="Consolas" w:hAnsi="Consolas" w:cs="Consolas" w:eastAsia="Consolas"/>
-                <w:b w:val="0"/>
-                <w:i w:val="0"/>
+            <w:tcW w:w="3009" w:type="dxa"/>
+          </w:tcPr>
+          <w:p>
+            <w:pPr>
+              <w:spacing w:before="40" w:after="40"/>
+            </w:pPr>
+            <w:r>
+              <w:rPr>
+                <w:rFonts w:ascii="Consolas" w:eastAsia="Consolas" w:hAnsi="Consolas" w:cs="Consolas"/>
                 <w:sz w:val="16"/>
               </w:rPr>
               <w:t>for i, chunk in enumerate(chunks):</w:t>
@@ -7636,17 +6922,16 @@
         </w:trPr>
         <w:tc>
           <w:tcPr>
-            <w:tcW w:type="dxa" w:w="3009"/>
-          </w:tcPr>
-          <w:p>
-            <w:pPr>
-              <w:spacing w:before="40" w:after="40"/>
-            </w:pPr>
-            <w:r>
-              <w:rPr>
-                <w:rFonts w:ascii="Arial" w:hAnsi="Arial" w:cs="Arial" w:eastAsia="Arial"/>
-                <w:b/>
-                <w:i w:val="0"/>
+            <w:tcW w:w="3009" w:type="dxa"/>
+          </w:tcPr>
+          <w:p>
+            <w:pPr>
+              <w:spacing w:before="40" w:after="40"/>
+            </w:pPr>
+            <w:r>
+              <w:rPr>
+                <w:rFonts w:ascii="Arial" w:eastAsia="Arial" w:hAnsi="Arial" w:cs="Arial"/>
+                <w:b/>
                 <w:sz w:val="17"/>
               </w:rPr>
               <w:t>Embed text</w:t>
@@ -7655,17 +6940,15 @@
         </w:tc>
         <w:tc>
           <w:tcPr>
-            <w:tcW w:type="dxa" w:w="3009"/>
-          </w:tcPr>
-          <w:p>
-            <w:pPr>
-              <w:spacing w:before="40" w:after="40"/>
-            </w:pPr>
-            <w:r>
-              <w:rPr>
-                <w:rFonts w:ascii="Arial" w:hAnsi="Arial" w:cs="Arial" w:eastAsia="Arial"/>
-                <w:b w:val="0"/>
-                <w:i w:val="0"/>
+            <w:tcW w:w="3009" w:type="dxa"/>
+          </w:tcPr>
+          <w:p>
+            <w:pPr>
+              <w:spacing w:before="40" w:after="40"/>
+            </w:pPr>
+            <w:r>
+              <w:rPr>
+                <w:rFonts w:ascii="Arial" w:eastAsia="Arial" w:hAnsi="Arial" w:cs="Arial"/>
                 <w:sz w:val="17"/>
               </w:rPr>
               <w:t>Google Gemini AI → Generate embeddings (1024)</w:t>
@@ -7674,44 +6957,36 @@
         </w:tc>
         <w:tc>
           <w:tcPr>
-            <w:tcW w:type="dxa" w:w="3009"/>
-          </w:tcPr>
-          <w:p>
-            <w:pPr>
-              <w:spacing w:before="40" w:after="40"/>
-            </w:pPr>
-            <w:r>
-              <w:rPr>
-                <w:rFonts w:ascii="Consolas" w:hAnsi="Consolas" w:cs="Consolas" w:eastAsia="Consolas"/>
-                <w:b w:val="0"/>
-                <w:i w:val="0"/>
+            <w:tcW w:w="3009" w:type="dxa"/>
+          </w:tcPr>
+          <w:p>
+            <w:pPr>
+              <w:spacing w:before="40" w:after="40"/>
+            </w:pPr>
+            <w:r>
+              <w:rPr>
+                <w:rFonts w:ascii="Consolas" w:eastAsia="Consolas" w:hAnsi="Consolas" w:cs="Consolas"/>
                 <w:sz w:val="16"/>
               </w:rPr>
               <w:t>embed_text(chunk)</w:t>
             </w:r>
             <w:r>
               <w:rPr>
-                <w:rFonts w:ascii="Arial" w:hAnsi="Arial" w:cs="Arial" w:eastAsia="Arial"/>
-                <w:b w:val="0"/>
-                <w:i w:val="0"/>
+                <w:rFonts w:ascii="Arial" w:eastAsia="Arial" w:hAnsi="Arial" w:cs="Arial"/>
                 <w:sz w:val="17"/>
               </w:rPr>
               <w:t xml:space="preserve"> (</w:t>
             </w:r>
             <w:r>
               <w:rPr>
-                <w:rFonts w:ascii="Consolas" w:hAnsi="Consolas" w:cs="Consolas" w:eastAsia="Consolas"/>
-                <w:b w:val="0"/>
-                <w:i w:val="0"/>
+                <w:rFonts w:ascii="Consolas" w:eastAsia="Consolas" w:hAnsi="Consolas" w:cs="Consolas"/>
                 <w:sz w:val="16"/>
               </w:rPr>
               <w:t>embed_content</w:t>
             </w:r>
             <w:r>
               <w:rPr>
-                <w:rFonts w:ascii="Arial" w:hAnsi="Arial" w:cs="Arial" w:eastAsia="Arial"/>
-                <w:b w:val="0"/>
-                <w:i w:val="0"/>
+                <w:rFonts w:ascii="Arial" w:eastAsia="Arial" w:hAnsi="Arial" w:cs="Arial"/>
                 <w:sz w:val="17"/>
               </w:rPr>
               <w:t>)</w:t>
@@ -7725,17 +7000,16 @@
         </w:trPr>
         <w:tc>
           <w:tcPr>
-            <w:tcW w:type="dxa" w:w="3009"/>
-          </w:tcPr>
-          <w:p>
-            <w:pPr>
-              <w:spacing w:before="40" w:after="40"/>
-            </w:pPr>
-            <w:r>
-              <w:rPr>
-                <w:rFonts w:ascii="Arial" w:hAnsi="Arial" w:cs="Arial" w:eastAsia="Arial"/>
-                <w:b/>
-                <w:i w:val="0"/>
+            <w:tcW w:w="3009" w:type="dxa"/>
+          </w:tcPr>
+          <w:p>
+            <w:pPr>
+              <w:spacing w:before="40" w:after="40"/>
+            </w:pPr>
+            <w:r>
+              <w:rPr>
+                <w:rFonts w:ascii="Arial" w:eastAsia="Arial" w:hAnsi="Arial" w:cs="Arial"/>
+                <w:b/>
                 <w:sz w:val="17"/>
               </w:rPr>
               <w:t>Store vector</w:t>
@@ -7744,17 +7018,15 @@
         </w:tc>
         <w:tc>
           <w:tcPr>
-            <w:tcW w:type="dxa" w:w="3009"/>
-          </w:tcPr>
-          <w:p>
-            <w:pPr>
-              <w:spacing w:before="40" w:after="40"/>
-            </w:pPr>
-            <w:r>
-              <w:rPr>
-                <w:rFonts w:ascii="Arial" w:hAnsi="Arial" w:cs="Arial" w:eastAsia="Arial"/>
-                <w:b w:val="0"/>
-                <w:i w:val="0"/>
+            <w:tcW w:w="3009" w:type="dxa"/>
+          </w:tcPr>
+          <w:p>
+            <w:pPr>
+              <w:spacing w:before="40" w:after="40"/>
+            </w:pPr>
+            <w:r>
+              <w:rPr>
+                <w:rFonts w:ascii="Arial" w:eastAsia="Arial" w:hAnsi="Arial" w:cs="Arial"/>
                 <w:sz w:val="17"/>
               </w:rPr>
               <w:t>Pinecone → Create or Update a Record</w:t>
@@ -7763,17 +7035,15 @@
         </w:tc>
         <w:tc>
           <w:tcPr>
-            <w:tcW w:type="dxa" w:w="3009"/>
-          </w:tcPr>
-          <w:p>
-            <w:pPr>
-              <w:spacing w:before="40" w:after="40"/>
-            </w:pPr>
-            <w:r>
-              <w:rPr>
-                <w:rFonts w:ascii="Consolas" w:hAnsi="Consolas" w:cs="Consolas" w:eastAsia="Consolas"/>
-                <w:b w:val="0"/>
-                <w:i w:val="0"/>
+            <w:tcW w:w="3009" w:type="dxa"/>
+          </w:tcPr>
+          <w:p>
+            <w:pPr>
+              <w:spacing w:before="40" w:after="40"/>
+            </w:pPr>
+            <w:r>
+              <w:rPr>
+                <w:rFonts w:ascii="Consolas" w:eastAsia="Consolas" w:hAnsi="Consolas" w:cs="Consolas"/>
                 <w:sz w:val="16"/>
               </w:rPr>
               <w:t>index.upsert(namespace=..., vectors=[...])</w:t>
@@ -7787,17 +7057,16 @@
         </w:trPr>
         <w:tc>
           <w:tcPr>
-            <w:tcW w:type="dxa" w:w="3009"/>
-          </w:tcPr>
-          <w:p>
-            <w:pPr>
-              <w:spacing w:before="40" w:after="40"/>
-            </w:pPr>
-            <w:r>
-              <w:rPr>
-                <w:rFonts w:ascii="Arial" w:hAnsi="Arial" w:cs="Arial" w:eastAsia="Arial"/>
-                <w:b/>
-                <w:i w:val="0"/>
+            <w:tcW w:w="3009" w:type="dxa"/>
+          </w:tcPr>
+          <w:p>
+            <w:pPr>
+              <w:spacing w:before="40" w:after="40"/>
+            </w:pPr>
+            <w:r>
+              <w:rPr>
+                <w:rFonts w:ascii="Arial" w:eastAsia="Arial" w:hAnsi="Arial" w:cs="Arial"/>
+                <w:b/>
                 <w:sz w:val="17"/>
               </w:rPr>
               <w:t>Embed question</w:t>
@@ -7806,17 +7075,15 @@
         </w:tc>
         <w:tc>
           <w:tcPr>
-            <w:tcW w:type="dxa" w:w="3009"/>
-          </w:tcPr>
-          <w:p>
-            <w:pPr>
-              <w:spacing w:before="40" w:after="40"/>
-            </w:pPr>
-            <w:r>
-              <w:rPr>
-                <w:rFonts w:ascii="Arial" w:hAnsi="Arial" w:cs="Arial" w:eastAsia="Arial"/>
-                <w:b w:val="0"/>
-                <w:i w:val="0"/>
+            <w:tcW w:w="3009" w:type="dxa"/>
+          </w:tcPr>
+          <w:p>
+            <w:pPr>
+              <w:spacing w:before="40" w:after="40"/>
+            </w:pPr>
+            <w:r>
+              <w:rPr>
+                <w:rFonts w:ascii="Arial" w:eastAsia="Arial" w:hAnsi="Arial" w:cs="Arial"/>
                 <w:sz w:val="17"/>
               </w:rPr>
               <w:t>Google Gemini AI → Generate embeddings</w:t>
@@ -7825,17 +7092,15 @@
         </w:tc>
         <w:tc>
           <w:tcPr>
-            <w:tcW w:type="dxa" w:w="3009"/>
-          </w:tcPr>
-          <w:p>
-            <w:pPr>
-              <w:spacing w:before="40" w:after="40"/>
-            </w:pPr>
-            <w:r>
-              <w:rPr>
-                <w:rFonts w:ascii="Consolas" w:hAnsi="Consolas" w:cs="Consolas" w:eastAsia="Consolas"/>
-                <w:b w:val="0"/>
-                <w:i w:val="0"/>
+            <w:tcW w:w="3009" w:type="dxa"/>
+          </w:tcPr>
+          <w:p>
+            <w:pPr>
+              <w:spacing w:before="40" w:after="40"/>
+            </w:pPr>
+            <w:r>
+              <w:rPr>
+                <w:rFonts w:ascii="Consolas" w:eastAsia="Consolas" w:hAnsi="Consolas" w:cs="Consolas"/>
                 <w:sz w:val="16"/>
               </w:rPr>
               <w:t>embed_text(question)</w:t>
@@ -7849,17 +7114,16 @@
         </w:trPr>
         <w:tc>
           <w:tcPr>
-            <w:tcW w:type="dxa" w:w="3009"/>
-          </w:tcPr>
-          <w:p>
-            <w:pPr>
-              <w:spacing w:before="40" w:after="40"/>
-            </w:pPr>
-            <w:r>
-              <w:rPr>
-                <w:rFonts w:ascii="Arial" w:hAnsi="Arial" w:cs="Arial" w:eastAsia="Arial"/>
-                <w:b/>
-                <w:i w:val="0"/>
+            <w:tcW w:w="3009" w:type="dxa"/>
+          </w:tcPr>
+          <w:p>
+            <w:pPr>
+              <w:spacing w:before="40" w:after="40"/>
+            </w:pPr>
+            <w:r>
+              <w:rPr>
+                <w:rFonts w:ascii="Arial" w:eastAsia="Arial" w:hAnsi="Arial" w:cs="Arial"/>
+                <w:b/>
                 <w:sz w:val="17"/>
               </w:rPr>
               <w:t>Retrieve top-k</w:t>
@@ -7868,17 +7132,15 @@
         </w:tc>
         <w:tc>
           <w:tcPr>
-            <w:tcW w:type="dxa" w:w="3009"/>
-          </w:tcPr>
-          <w:p>
-            <w:pPr>
-              <w:spacing w:before="40" w:after="40"/>
-            </w:pPr>
-            <w:r>
-              <w:rPr>
-                <w:rFonts w:ascii="Arial" w:hAnsi="Arial" w:cs="Arial" w:eastAsia="Arial"/>
-                <w:b w:val="0"/>
-                <w:i w:val="0"/>
+            <w:tcW w:w="3009" w:type="dxa"/>
+          </w:tcPr>
+          <w:p>
+            <w:pPr>
+              <w:spacing w:before="40" w:after="40"/>
+            </w:pPr>
+            <w:r>
+              <w:rPr>
+                <w:rFonts w:ascii="Arial" w:eastAsia="Arial" w:hAnsi="Arial" w:cs="Arial"/>
                 <w:sz w:val="17"/>
               </w:rPr>
               <w:t>Pinecone → Search with a query (Limit 3)</w:t>
@@ -7887,17 +7149,15 @@
         </w:tc>
         <w:tc>
           <w:tcPr>
-            <w:tcW w:type="dxa" w:w="3009"/>
-          </w:tcPr>
-          <w:p>
-            <w:pPr>
-              <w:spacing w:before="40" w:after="40"/>
-            </w:pPr>
-            <w:r>
-              <w:rPr>
-                <w:rFonts w:ascii="Consolas" w:hAnsi="Consolas" w:cs="Consolas" w:eastAsia="Consolas"/>
-                <w:b w:val="0"/>
-                <w:i w:val="0"/>
+            <w:tcW w:w="3009" w:type="dxa"/>
+          </w:tcPr>
+          <w:p>
+            <w:pPr>
+              <w:spacing w:before="40" w:after="40"/>
+            </w:pPr>
+            <w:r>
+              <w:rPr>
+                <w:rFonts w:ascii="Consolas" w:eastAsia="Consolas" w:hAnsi="Consolas" w:cs="Consolas"/>
                 <w:sz w:val="16"/>
               </w:rPr>
               <w:t>index.query(vector=..., top_k=3, ...)</w:t>
@@ -7911,17 +7171,16 @@
         </w:trPr>
         <w:tc>
           <w:tcPr>
-            <w:tcW w:type="dxa" w:w="3009"/>
-          </w:tcPr>
-          <w:p>
-            <w:pPr>
-              <w:spacing w:before="40" w:after="40"/>
-            </w:pPr>
-            <w:r>
-              <w:rPr>
-                <w:rFonts w:ascii="Arial" w:hAnsi="Arial" w:cs="Arial" w:eastAsia="Arial"/>
-                <w:b/>
-                <w:i w:val="0"/>
+            <w:tcW w:w="3009" w:type="dxa"/>
+          </w:tcPr>
+          <w:p>
+            <w:pPr>
+              <w:spacing w:before="40" w:after="40"/>
+            </w:pPr>
+            <w:r>
+              <w:rPr>
+                <w:rFonts w:ascii="Arial" w:eastAsia="Arial" w:hAnsi="Arial" w:cs="Arial"/>
+                <w:b/>
                 <w:sz w:val="17"/>
               </w:rPr>
               <w:t>Aggregate context</w:t>
@@ -7930,17 +7189,15 @@
         </w:tc>
         <w:tc>
           <w:tcPr>
-            <w:tcW w:type="dxa" w:w="3009"/>
-          </w:tcPr>
-          <w:p>
-            <w:pPr>
-              <w:spacing w:before="40" w:after="40"/>
-            </w:pPr>
-            <w:r>
-              <w:rPr>
-                <w:rFonts w:ascii="Arial" w:hAnsi="Arial" w:cs="Arial" w:eastAsia="Arial"/>
-                <w:b w:val="0"/>
-                <w:i w:val="0"/>
+            <w:tcW w:w="3009" w:type="dxa"/>
+          </w:tcPr>
+          <w:p>
+            <w:pPr>
+              <w:spacing w:before="40" w:after="40"/>
+            </w:pPr>
+            <w:r>
+              <w:rPr>
+                <w:rFonts w:ascii="Arial" w:eastAsia="Arial" w:hAnsi="Arial" w:cs="Arial"/>
                 <w:sz w:val="17"/>
               </w:rPr>
               <w:t>Tools → Text aggregator (---)</w:t>
@@ -7949,17 +7206,15 @@
         </w:tc>
         <w:tc>
           <w:tcPr>
-            <w:tcW w:type="dxa" w:w="3009"/>
-          </w:tcPr>
-          <w:p>
-            <w:pPr>
-              <w:spacing w:before="40" w:after="40"/>
-            </w:pPr>
-            <w:r>
-              <w:rPr>
-                <w:rFonts w:ascii="Consolas" w:hAnsi="Consolas" w:cs="Consolas" w:eastAsia="Consolas"/>
-                <w:b w:val="0"/>
-                <w:i w:val="0"/>
+            <w:tcW w:w="3009" w:type="dxa"/>
+          </w:tcPr>
+          <w:p>
+            <w:pPr>
+              <w:spacing w:before="40" w:after="40"/>
+            </w:pPr>
+            <w:r>
+              <w:rPr>
+                <w:rFonts w:ascii="Consolas" w:eastAsia="Consolas" w:hAnsi="Consolas" w:cs="Consolas"/>
                 <w:sz w:val="16"/>
               </w:rPr>
               <w:t>"\n\n---\n\n".join(context_parts)</w:t>
@@ -7973,17 +7228,16 @@
         </w:trPr>
         <w:tc>
           <w:tcPr>
-            <w:tcW w:type="dxa" w:w="3009"/>
-          </w:tcPr>
-          <w:p>
-            <w:pPr>
-              <w:spacing w:before="40" w:after="40"/>
-            </w:pPr>
-            <w:r>
-              <w:rPr>
-                <w:rFonts w:ascii="Arial" w:hAnsi="Arial" w:cs="Arial" w:eastAsia="Arial"/>
-                <w:b/>
-                <w:i w:val="0"/>
+            <w:tcW w:w="3009" w:type="dxa"/>
+          </w:tcPr>
+          <w:p>
+            <w:pPr>
+              <w:spacing w:before="40" w:after="40"/>
+            </w:pPr>
+            <w:r>
+              <w:rPr>
+                <w:rFonts w:ascii="Arial" w:eastAsia="Arial" w:hAnsi="Arial" w:cs="Arial"/>
+                <w:b/>
                 <w:sz w:val="17"/>
               </w:rPr>
               <w:t>Generate answer</w:t>
@@ -7992,17 +7246,15 @@
         </w:tc>
         <w:tc>
           <w:tcPr>
-            <w:tcW w:type="dxa" w:w="3009"/>
-          </w:tcPr>
-          <w:p>
-            <w:pPr>
-              <w:spacing w:before="40" w:after="40"/>
-            </w:pPr>
-            <w:r>
-              <w:rPr>
-                <w:rFonts w:ascii="Arial" w:hAnsi="Arial" w:cs="Arial" w:eastAsia="Arial"/>
-                <w:b w:val="0"/>
-                <w:i w:val="0"/>
+            <w:tcW w:w="3009" w:type="dxa"/>
+          </w:tcPr>
+          <w:p>
+            <w:pPr>
+              <w:spacing w:before="40" w:after="40"/>
+            </w:pPr>
+            <w:r>
+              <w:rPr>
+                <w:rFonts w:ascii="Arial" w:eastAsia="Arial" w:hAnsi="Arial" w:cs="Arial"/>
                 <w:sz w:val="17"/>
               </w:rPr>
               <w:t>Google Gemini AI → Generate a response</w:t>
@@ -8011,17 +7263,15 @@
         </w:tc>
         <w:tc>
           <w:tcPr>
-            <w:tcW w:type="dxa" w:w="3009"/>
-          </w:tcPr>
-          <w:p>
-            <w:pPr>
-              <w:spacing w:before="40" w:after="40"/>
-            </w:pPr>
-            <w:r>
-              <w:rPr>
-                <w:rFonts w:ascii="Consolas" w:hAnsi="Consolas" w:cs="Consolas" w:eastAsia="Consolas"/>
-                <w:b w:val="0"/>
-                <w:i w:val="0"/>
+            <w:tcW w:w="3009" w:type="dxa"/>
+          </w:tcPr>
+          <w:p>
+            <w:pPr>
+              <w:spacing w:before="40" w:after="40"/>
+            </w:pPr>
+            <w:r>
+              <w:rPr>
+                <w:rFonts w:ascii="Consolas" w:eastAsia="Consolas" w:hAnsi="Consolas" w:cs="Consolas"/>
                 <w:sz w:val="16"/>
               </w:rPr>
               <w:t>gemini.interactions.create(...)</w:t>
@@ -8035,17 +7285,16 @@
         </w:trPr>
         <w:tc>
           <w:tcPr>
-            <w:tcW w:type="dxa" w:w="3009"/>
-          </w:tcPr>
-          <w:p>
-            <w:pPr>
-              <w:spacing w:before="40" w:after="40"/>
-            </w:pPr>
-            <w:r>
-              <w:rPr>
-                <w:rFonts w:ascii="Arial" w:hAnsi="Arial" w:cs="Arial" w:eastAsia="Arial"/>
-                <w:b/>
-                <w:i w:val="0"/>
+            <w:tcW w:w="3009" w:type="dxa"/>
+          </w:tcPr>
+          <w:p>
+            <w:pPr>
+              <w:spacing w:before="40" w:after="40"/>
+            </w:pPr>
+            <w:r>
+              <w:rPr>
+                <w:rFonts w:ascii="Arial" w:eastAsia="Arial" w:hAnsi="Arial" w:cs="Arial"/>
+                <w:b/>
                 <w:sz w:val="17"/>
               </w:rPr>
               <w:t>(question in / answer out)</w:t>
@@ -8054,17 +7303,15 @@
         </w:tc>
         <w:tc>
           <w:tcPr>
-            <w:tcW w:type="dxa" w:w="3009"/>
-          </w:tcPr>
-          <w:p>
-            <w:pPr>
-              <w:spacing w:before="40" w:after="40"/>
-            </w:pPr>
-            <w:r>
-              <w:rPr>
-                <w:rFonts w:ascii="Arial" w:hAnsi="Arial" w:cs="Arial" w:eastAsia="Arial"/>
-                <w:b w:val="0"/>
-                <w:i w:val="0"/>
+            <w:tcW w:w="3009" w:type="dxa"/>
+          </w:tcPr>
+          <w:p>
+            <w:pPr>
+              <w:spacing w:before="40" w:after="40"/>
+            </w:pPr>
+            <w:r>
+              <w:rPr>
+                <w:rFonts w:ascii="Arial" w:eastAsia="Arial" w:hAnsi="Arial" w:cs="Arial"/>
                 <w:sz w:val="17"/>
               </w:rPr>
               <w:t>Tools → Set variable / Get variable</w:t>
@@ -8073,35 +7320,29 @@
         </w:tc>
         <w:tc>
           <w:tcPr>
-            <w:tcW w:type="dxa" w:w="3009"/>
-          </w:tcPr>
-          <w:p>
-            <w:pPr>
-              <w:spacing w:before="40" w:after="40"/>
-            </w:pPr>
-            <w:r>
-              <w:rPr>
-                <w:rFonts w:ascii="Consolas" w:hAnsi="Consolas" w:cs="Consolas" w:eastAsia="Consolas"/>
-                <w:b w:val="0"/>
-                <w:i w:val="0"/>
+            <w:tcW w:w="3009" w:type="dxa"/>
+          </w:tcPr>
+          <w:p>
+            <w:pPr>
+              <w:spacing w:before="40" w:after="40"/>
+            </w:pPr>
+            <w:r>
+              <w:rPr>
+                <w:rFonts w:ascii="Consolas" w:eastAsia="Consolas" w:hAnsi="Consolas" w:cs="Consolas"/>
                 <w:sz w:val="16"/>
               </w:rPr>
               <w:t>input(...)</w:t>
             </w:r>
             <w:r>
               <w:rPr>
-                <w:rFonts w:ascii="Arial" w:hAnsi="Arial" w:cs="Arial" w:eastAsia="Arial"/>
-                <w:b w:val="0"/>
-                <w:i w:val="0"/>
+                <w:rFonts w:ascii="Arial" w:eastAsia="Arial" w:hAnsi="Arial" w:cs="Arial"/>
                 <w:sz w:val="17"/>
               </w:rPr>
               <w:t xml:space="preserve"> / </w:t>
             </w:r>
             <w:r>
               <w:rPr>
-                <w:rFonts w:ascii="Consolas" w:hAnsi="Consolas" w:cs="Consolas" w:eastAsia="Consolas"/>
-                <w:b w:val="0"/>
-                <w:i w:val="0"/>
+                <w:rFonts w:ascii="Consolas" w:eastAsia="Consolas" w:hAnsi="Consolas" w:cs="Consolas"/>
                 <w:sz w:val="16"/>
               </w:rPr>
               <w:t>print(answer)</w:t>
@@ -8117,10 +7358,8 @@
       </w:pPr>
       <w:r>
         <w:rPr>
-          <w:rFonts w:ascii="Arial" w:hAnsi="Arial" w:cs="Arial" w:eastAsia="Arial"/>
+          <w:rFonts w:ascii="Arial" w:eastAsia="Arial" w:hAnsi="Arial" w:cs="Arial"/>
           <w:b/>
-          <w:i w:val="0"/>
-          <w:sz w:val="22"/>
         </w:rPr>
         <w:t>Checkpoint questions (Make.com sheet)</w:t>
       </w:r>
@@ -8132,9 +7371,8 @@
       </w:pPr>
       <w:r>
         <w:rPr>
-          <w:rFonts w:ascii="Arial" w:hAnsi="Arial" w:cs="Arial" w:eastAsia="Arial"/>
+          <w:rFonts w:ascii="Arial" w:eastAsia="Arial" w:hAnsi="Arial" w:cs="Arial"/>
           <w:b/>
-          <w:i w:val="0"/>
           <w:sz w:val="19"/>
         </w:rPr>
         <w:t>1. Which chunks did the vector DB retrieve for your question, and were they actually relevant?</w:t>
@@ -8142,13 +7380,11 @@
     </w:p>
     <w:p>
       <w:pPr>
-        <w:spacing w:before="0" w:after="60"/>
+        <w:spacing w:after="60"/>
       </w:pPr>
       <w:r>
         <w:rPr>
-          <w:rFonts w:ascii="Arial" w:hAnsi="Arial" w:cs="Arial" w:eastAsia="Arial"/>
-          <w:b w:val="0"/>
-          <w:i w:val="0"/>
+          <w:rFonts w:ascii="Arial" w:eastAsia="Arial" w:hAnsi="Arial" w:cs="Arial"/>
           <w:sz w:val="18"/>
           <w:highlight w:val="yellow"/>
         </w:rPr>
@@ -8162,23 +7398,21 @@
       </w:pPr>
       <w:r>
         <w:rPr>
-          <w:rFonts w:ascii="Arial" w:hAnsi="Arial" w:cs="Arial" w:eastAsia="Arial"/>
+          <w:rFonts w:ascii="Arial" w:eastAsia="Arial" w:hAnsi="Arial" w:cs="Arial"/>
           <w:b/>
-          <w:i w:val="0"/>
           <w:sz w:val="19"/>
         </w:rPr>
+        <w:lastRenderedPageBreak/>
         <w:t>2. What happened when you asked a question with no matching content?</w:t>
       </w:r>
     </w:p>
     <w:p>
       <w:pPr>
-        <w:spacing w:before="0" w:after="60"/>
+        <w:spacing w:after="60"/>
       </w:pPr>
       <w:r>
         <w:rPr>
-          <w:rFonts w:ascii="Arial" w:hAnsi="Arial" w:cs="Arial" w:eastAsia="Arial"/>
-          <w:b w:val="0"/>
-          <w:i w:val="0"/>
+          <w:rFonts w:ascii="Arial" w:eastAsia="Arial" w:hAnsi="Arial" w:cs="Arial"/>
           <w:sz w:val="18"/>
           <w:highlight w:val="yellow"/>
         </w:rPr>
@@ -8192,9 +7426,8 @@
       </w:pPr>
       <w:r>
         <w:rPr>
-          <w:rFonts w:ascii="Arial" w:hAnsi="Arial" w:cs="Arial" w:eastAsia="Arial"/>
+          <w:rFonts w:ascii="Arial" w:eastAsia="Arial" w:hAnsi="Arial" w:cs="Arial"/>
           <w:b/>
-          <w:i w:val="0"/>
           <w:sz w:val="19"/>
         </w:rPr>
         <w:t>3. What changed after your modification?</w:t>
@@ -8202,13 +7435,11 @@
     </w:p>
     <w:p>
       <w:pPr>
-        <w:spacing w:before="0" w:after="60"/>
+        <w:spacing w:after="60"/>
       </w:pPr>
       <w:r>
         <w:rPr>
-          <w:rFonts w:ascii="Arial" w:hAnsi="Arial" w:cs="Arial" w:eastAsia="Arial"/>
-          <w:b w:val="0"/>
-          <w:i w:val="0"/>
+          <w:rFonts w:ascii="Arial" w:eastAsia="Arial" w:hAnsi="Arial" w:cs="Arial"/>
           <w:sz w:val="18"/>
           <w:highlight w:val="yellow"/>
         </w:rPr>
@@ -8222,10 +7453,8 @@
       </w:pPr>
       <w:r>
         <w:rPr>
-          <w:rFonts w:ascii="Arial" w:hAnsi="Arial" w:cs="Arial" w:eastAsia="Arial"/>
+          <w:rFonts w:ascii="Arial" w:eastAsia="Arial" w:hAnsi="Arial" w:cs="Arial"/>
           <w:b/>
-          <w:i w:val="0"/>
-          <w:sz w:val="22"/>
         </w:rPr>
         <w:t>What I should be able to explain (Python sheet, section 11)</w:t>
       </w:r>
@@ -8237,9 +7466,8 @@
       </w:pPr>
       <w:r>
         <w:rPr>
-          <w:rFonts w:ascii="Arial" w:hAnsi="Arial" w:cs="Arial" w:eastAsia="Arial"/>
+          <w:rFonts w:ascii="Arial" w:eastAsia="Arial" w:hAnsi="Arial" w:cs="Arial"/>
           <w:b/>
-          <w:i w:val="0"/>
           <w:sz w:val="19"/>
         </w:rPr>
         <w:t>1. Why do we chunk a document instead of embedding the entire document as one vector?</w:t>
@@ -8247,13 +7475,11 @@
     </w:p>
     <w:p>
       <w:pPr>
-        <w:spacing w:before="0" w:after="60"/>
+        <w:spacing w:after="60"/>
       </w:pPr>
       <w:r>
         <w:rPr>
-          <w:rFonts w:ascii="Arial" w:hAnsi="Arial" w:cs="Arial" w:eastAsia="Arial"/>
-          <w:b w:val="0"/>
-          <w:i w:val="0"/>
+          <w:rFonts w:ascii="Arial" w:eastAsia="Arial" w:hAnsi="Arial" w:cs="Arial"/>
           <w:sz w:val="18"/>
         </w:rPr>
         <w:t>One vector for the whole document would mix every topic into one 'average' meaning, so a question about one small part (like learning agents) wouldn't match it well. Chunks let the search find just the part that answers the question, and only that part gets sent to Gemini – shorter, cheaper and more focused.</w:t>
@@ -8266,9 +7492,8 @@
       </w:pPr>
       <w:r>
         <w:rPr>
-          <w:rFonts w:ascii="Arial" w:hAnsi="Arial" w:cs="Arial" w:eastAsia="Arial"/>
+          <w:rFonts w:ascii="Arial" w:eastAsia="Arial" w:hAnsi="Arial" w:cs="Arial"/>
           <w:b/>
-          <w:i w:val="0"/>
           <w:sz w:val="19"/>
         </w:rPr>
         <w:t>2. What does the embedding model produce?</w:t>
@@ -8276,13 +7501,11 @@
     </w:p>
     <w:p>
       <w:pPr>
-        <w:spacing w:before="0" w:after="60"/>
+        <w:spacing w:after="60"/>
       </w:pPr>
       <w:r>
         <w:rPr>
-          <w:rFonts w:ascii="Arial" w:hAnsi="Arial" w:cs="Arial" w:eastAsia="Arial"/>
-          <w:b w:val="0"/>
-          <w:i w:val="0"/>
+          <w:rFonts w:ascii="Arial" w:eastAsia="Arial" w:hAnsi="Arial" w:cs="Arial"/>
           <w:sz w:val="18"/>
         </w:rPr>
         <w:t>A list of numbers – here 1024 of them (a vector) – that stands for the meaning of the text. Texts that mean similar things get vectors that point in a similar direction.</w:t>
@@ -8295,9 +7518,8 @@
       </w:pPr>
       <w:r>
         <w:rPr>
-          <w:rFonts w:ascii="Arial" w:hAnsi="Arial" w:cs="Arial" w:eastAsia="Arial"/>
+          <w:rFonts w:ascii="Arial" w:eastAsia="Arial" w:hAnsi="Arial" w:cs="Arial"/>
           <w:b/>
-          <w:i w:val="0"/>
           <w:sz w:val="19"/>
         </w:rPr>
         <w:t>3. Why must the document chunks and the question use the same embedding model and dimension?</w:t>
@@ -8305,13 +7527,11 @@
     </w:p>
     <w:p>
       <w:pPr>
-        <w:spacing w:before="0" w:after="60"/>
+        <w:spacing w:after="60"/>
       </w:pPr>
       <w:r>
         <w:rPr>
-          <w:rFonts w:ascii="Arial" w:hAnsi="Arial" w:cs="Arial" w:eastAsia="Arial"/>
-          <w:b w:val="0"/>
-          <w:i w:val="0"/>
+          <w:rFonts w:ascii="Arial" w:eastAsia="Arial" w:hAnsi="Arial" w:cs="Arial"/>
           <w:sz w:val="18"/>
         </w:rPr>
         <w:t>Every model has its own 'map' of meaning, so vectors from two different models can't be compared – it's like comparing coordinates from two different maps. And Pinecone only accepts vectors of the index's size (1024), so the dimension has to match the index and both scripts.</w:t>
@@ -8324,9 +7544,8 @@
       </w:pPr>
       <w:r>
         <w:rPr>
-          <w:rFonts w:ascii="Arial" w:hAnsi="Arial" w:cs="Arial" w:eastAsia="Arial"/>
+          <w:rFonts w:ascii="Arial" w:eastAsia="Arial" w:hAnsi="Arial" w:cs="Arial"/>
           <w:b/>
-          <w:i w:val="0"/>
           <w:sz w:val="19"/>
         </w:rPr>
         <w:t>4. What does Pinecone store for each record?</w:t>
@@ -8334,139 +7553,109 @@
     </w:p>
     <w:p>
       <w:pPr>
-        <w:spacing w:before="0" w:after="60"/>
+        <w:spacing w:after="60"/>
       </w:pPr>
       <w:r>
         <w:rPr>
-          <w:rFonts w:ascii="Arial" w:hAnsi="Arial" w:cs="Arial" w:eastAsia="Arial"/>
-          <w:b w:val="0"/>
-          <w:i w:val="0"/>
+          <w:rFonts w:ascii="Arial" w:eastAsia="Arial" w:hAnsi="Arial" w:cs="Arial"/>
           <w:sz w:val="18"/>
         </w:rPr>
         <w:t xml:space="preserve">An </w:t>
       </w:r>
       <w:r>
         <w:rPr>
-          <w:rFonts w:ascii="Consolas" w:hAnsi="Consolas" w:cs="Consolas" w:eastAsia="Consolas"/>
-          <w:b w:val="0"/>
-          <w:i w:val="0"/>
+          <w:rFonts w:ascii="Consolas" w:eastAsia="Consolas" w:hAnsi="Consolas" w:cs="Consolas"/>
           <w:sz w:val="17"/>
         </w:rPr>
         <w:t>id</w:t>
       </w:r>
       <w:r>
         <w:rPr>
-          <w:rFonts w:ascii="Arial" w:hAnsi="Arial" w:cs="Arial" w:eastAsia="Arial"/>
-          <w:b w:val="0"/>
-          <w:i w:val="0"/>
+          <w:rFonts w:ascii="Arial" w:eastAsia="Arial" w:hAnsi="Arial" w:cs="Arial"/>
           <w:sz w:val="18"/>
         </w:rPr>
         <w:t xml:space="preserve"> (e.g. </w:t>
       </w:r>
       <w:r>
         <w:rPr>
-          <w:rFonts w:ascii="Consolas" w:hAnsi="Consolas" w:cs="Consolas" w:eastAsia="Consolas"/>
-          <w:b w:val="0"/>
-          <w:i w:val="0"/>
+          <w:rFonts w:ascii="Consolas" w:eastAsia="Consolas" w:hAnsi="Consolas" w:cs="Consolas"/>
           <w:sz w:val="17"/>
         </w:rPr>
         <w:t>intelligent_agents_overview.txt-chunk-0</w:t>
       </w:r>
       <w:r>
         <w:rPr>
-          <w:rFonts w:ascii="Arial" w:hAnsi="Arial" w:cs="Arial" w:eastAsia="Arial"/>
-          <w:b w:val="0"/>
-          <w:i w:val="0"/>
+          <w:rFonts w:ascii="Arial" w:eastAsia="Arial" w:hAnsi="Arial" w:cs="Arial"/>
           <w:sz w:val="18"/>
         </w:rPr>
         <w:t xml:space="preserve">), the </w:t>
       </w:r>
       <w:r>
         <w:rPr>
-          <w:rFonts w:ascii="Consolas" w:hAnsi="Consolas" w:cs="Consolas" w:eastAsia="Consolas"/>
-          <w:b w:val="0"/>
-          <w:i w:val="0"/>
+          <w:rFonts w:ascii="Consolas" w:eastAsia="Consolas" w:hAnsi="Consolas" w:cs="Consolas"/>
           <w:sz w:val="17"/>
         </w:rPr>
         <w:t>values</w:t>
       </w:r>
       <w:r>
         <w:rPr>
-          <w:rFonts w:ascii="Arial" w:hAnsi="Arial" w:cs="Arial" w:eastAsia="Arial"/>
-          <w:b w:val="0"/>
-          <w:i w:val="0"/>
+          <w:rFonts w:ascii="Arial" w:eastAsia="Arial" w:hAnsi="Arial" w:cs="Arial"/>
           <w:sz w:val="18"/>
         </w:rPr>
         <w:t xml:space="preserve"> (the 1024 numbers) and </w:t>
       </w:r>
       <w:r>
         <w:rPr>
-          <w:rFonts w:ascii="Consolas" w:hAnsi="Consolas" w:cs="Consolas" w:eastAsia="Consolas"/>
-          <w:b w:val="0"/>
-          <w:i w:val="0"/>
+          <w:rFonts w:ascii="Consolas" w:eastAsia="Consolas" w:hAnsi="Consolas" w:cs="Consolas"/>
           <w:sz w:val="17"/>
         </w:rPr>
         <w:t>metadata</w:t>
       </w:r>
       <w:r>
         <w:rPr>
-          <w:rFonts w:ascii="Arial" w:hAnsi="Arial" w:cs="Arial" w:eastAsia="Arial"/>
-          <w:b w:val="0"/>
-          <w:i w:val="0"/>
+          <w:rFonts w:ascii="Arial" w:eastAsia="Arial" w:hAnsi="Arial" w:cs="Arial"/>
           <w:sz w:val="18"/>
         </w:rPr>
         <w:t xml:space="preserve"> (the chunk </w:t>
       </w:r>
       <w:r>
         <w:rPr>
-          <w:rFonts w:ascii="Consolas" w:hAnsi="Consolas" w:cs="Consolas" w:eastAsia="Consolas"/>
-          <w:b w:val="0"/>
-          <w:i w:val="0"/>
+          <w:rFonts w:ascii="Consolas" w:eastAsia="Consolas" w:hAnsi="Consolas" w:cs="Consolas"/>
           <w:sz w:val="17"/>
         </w:rPr>
         <w:t>text</w:t>
       </w:r>
       <w:r>
         <w:rPr>
-          <w:rFonts w:ascii="Arial" w:hAnsi="Arial" w:cs="Arial" w:eastAsia="Arial"/>
-          <w:b w:val="0"/>
-          <w:i w:val="0"/>
+          <w:rFonts w:ascii="Arial" w:eastAsia="Arial" w:hAnsi="Arial" w:cs="Arial"/>
           <w:sz w:val="18"/>
         </w:rPr>
         <w:t xml:space="preserve">, the </w:t>
       </w:r>
       <w:r>
         <w:rPr>
-          <w:rFonts w:ascii="Consolas" w:hAnsi="Consolas" w:cs="Consolas" w:eastAsia="Consolas"/>
-          <w:b w:val="0"/>
-          <w:i w:val="0"/>
+          <w:rFonts w:ascii="Consolas" w:eastAsia="Consolas" w:hAnsi="Consolas" w:cs="Consolas"/>
           <w:sz w:val="17"/>
         </w:rPr>
         <w:t>source</w:t>
       </w:r>
       <w:r>
         <w:rPr>
-          <w:rFonts w:ascii="Arial" w:hAnsi="Arial" w:cs="Arial" w:eastAsia="Arial"/>
-          <w:b w:val="0"/>
-          <w:i w:val="0"/>
+          <w:rFonts w:ascii="Arial" w:eastAsia="Arial" w:hAnsi="Arial" w:cs="Arial"/>
           <w:sz w:val="18"/>
         </w:rPr>
         <w:t xml:space="preserve"> file name and the </w:t>
       </w:r>
       <w:r>
         <w:rPr>
-          <w:rFonts w:ascii="Consolas" w:hAnsi="Consolas" w:cs="Consolas" w:eastAsia="Consolas"/>
-          <w:b w:val="0"/>
-          <w:i w:val="0"/>
+          <w:rFonts w:ascii="Consolas" w:eastAsia="Consolas" w:hAnsi="Consolas" w:cs="Consolas"/>
           <w:sz w:val="17"/>
         </w:rPr>
         <w:t>chunk_number</w:t>
       </w:r>
       <w:r>
         <w:rPr>
-          <w:rFonts w:ascii="Arial" w:hAnsi="Arial" w:cs="Arial" w:eastAsia="Arial"/>
-          <w:b w:val="0"/>
-          <w:i w:val="0"/>
+          <w:rFonts w:ascii="Arial" w:eastAsia="Arial" w:hAnsi="Arial" w:cs="Arial"/>
           <w:sz w:val="18"/>
         </w:rPr>
         <w:t>), inside a namespace in my index.</w:t>
@@ -8479,9 +7668,8 @@
       </w:pPr>
       <w:r>
         <w:rPr>
-          <w:rFonts w:ascii="Arial" w:hAnsi="Arial" w:cs="Arial" w:eastAsia="Arial"/>
+          <w:rFonts w:ascii="Arial" w:eastAsia="Arial" w:hAnsi="Arial" w:cs="Arial"/>
           <w:b/>
-          <w:i w:val="0"/>
           <w:sz w:val="19"/>
         </w:rPr>
         <w:t>5. What does cosine similarity help us find?</w:t>
@@ -8489,13 +7677,11 @@
     </w:p>
     <w:p>
       <w:pPr>
-        <w:spacing w:before="0" w:after="60"/>
+        <w:spacing w:after="60"/>
       </w:pPr>
       <w:r>
         <w:rPr>
-          <w:rFonts w:ascii="Arial" w:hAnsi="Arial" w:cs="Arial" w:eastAsia="Arial"/>
-          <w:b w:val="0"/>
-          <w:i w:val="0"/>
+          <w:rFonts w:ascii="Arial" w:eastAsia="Arial" w:hAnsi="Arial" w:cs="Arial"/>
           <w:sz w:val="18"/>
         </w:rPr>
         <w:t>Chunks whose vector points the same way as the question's vector, i.e. chunks with a similar meaning even if they use different words. Close to 1 = very similar, close to 0 = unrelated.</w:t>
@@ -8508,9 +7694,8 @@
       </w:pPr>
       <w:r>
         <w:rPr>
-          <w:rFonts w:ascii="Arial" w:hAnsi="Arial" w:cs="Arial" w:eastAsia="Arial"/>
+          <w:rFonts w:ascii="Arial" w:eastAsia="Arial" w:hAnsi="Arial" w:cs="Arial"/>
           <w:b/>
-          <w:i w:val="0"/>
           <w:sz w:val="19"/>
         </w:rPr>
         <w:t>6. What does top-k control?</w:t>
@@ -8518,13 +7703,11 @@
     </w:p>
     <w:p>
       <w:pPr>
-        <w:spacing w:before="0" w:after="60"/>
+        <w:spacing w:after="60"/>
       </w:pPr>
       <w:r>
         <w:rPr>
-          <w:rFonts w:ascii="Arial" w:hAnsi="Arial" w:cs="Arial" w:eastAsia="Arial"/>
-          <w:b w:val="0"/>
-          <w:i w:val="0"/>
+          <w:rFonts w:ascii="Arial" w:eastAsia="Arial" w:hAnsi="Arial" w:cs="Arial"/>
           <w:sz w:val="18"/>
         </w:rPr>
         <w:t>How many of the most similar chunks come back and get pasted into the prompt. Small k = focused but might miss something; big k = more information but also more unrelated text and a longer prompt.</w:t>
@@ -8537,9 +7720,8 @@
       </w:pPr>
       <w:r>
         <w:rPr>
-          <w:rFonts w:ascii="Arial" w:hAnsi="Arial" w:cs="Arial" w:eastAsia="Arial"/>
+          <w:rFonts w:ascii="Arial" w:eastAsia="Arial" w:hAnsi="Arial" w:cs="Arial"/>
           <w:b/>
-          <w:i w:val="0"/>
           <w:sz w:val="19"/>
         </w:rPr>
         <w:t>7. Why do we store the original chunk text as metadata if Pinecone already stores the vector?</w:t>
@@ -8547,13 +7729,11 @@
     </w:p>
     <w:p>
       <w:pPr>
-        <w:spacing w:before="0" w:after="60"/>
+        <w:spacing w:after="60"/>
       </w:pPr>
       <w:r>
         <w:rPr>
-          <w:rFonts w:ascii="Arial" w:hAnsi="Arial" w:cs="Arial" w:eastAsia="Arial"/>
-          <w:b w:val="0"/>
-          <w:i w:val="0"/>
+          <w:rFonts w:ascii="Arial" w:eastAsia="Arial" w:hAnsi="Arial" w:cs="Arial"/>
           <w:sz w:val="18"/>
         </w:rPr>
         <w:t>You can't turn a vector back into text. Gemini needs the actual words as context, and I need them to check what was retrieved.</w:t>
@@ -8566,9 +7746,8 @@
       </w:pPr>
       <w:r>
         <w:rPr>
-          <w:rFonts w:ascii="Arial" w:hAnsi="Arial" w:cs="Arial" w:eastAsia="Arial"/>
+          <w:rFonts w:ascii="Arial" w:eastAsia="Arial" w:hAnsi="Arial" w:cs="Arial"/>
           <w:b/>
-          <w:i w:val="0"/>
           <w:sz w:val="19"/>
         </w:rPr>
         <w:t>8. Where does retrieval end and generation begin?</w:t>
@@ -8576,31 +7755,25 @@
     </w:p>
     <w:p>
       <w:pPr>
-        <w:spacing w:before="0" w:after="60"/>
+        <w:spacing w:after="60"/>
       </w:pPr>
       <w:r>
         <w:rPr>
-          <w:rFonts w:ascii="Arial" w:hAnsi="Arial" w:cs="Arial" w:eastAsia="Arial"/>
-          <w:b w:val="0"/>
-          <w:i w:val="0"/>
+          <w:rFonts w:ascii="Arial" w:eastAsia="Arial" w:hAnsi="Arial" w:cs="Arial"/>
           <w:sz w:val="18"/>
         </w:rPr>
         <w:t xml:space="preserve">Retrieval ends when Pinecone has returned the top-k chunks and I've joined them into one context string. Generation starts at </w:t>
       </w:r>
       <w:r>
         <w:rPr>
-          <w:rFonts w:ascii="Consolas" w:hAnsi="Consolas" w:cs="Consolas" w:eastAsia="Consolas"/>
-          <w:b w:val="0"/>
-          <w:i w:val="0"/>
+          <w:rFonts w:ascii="Consolas" w:eastAsia="Consolas" w:hAnsi="Consolas" w:cs="Consolas"/>
           <w:sz w:val="17"/>
         </w:rPr>
         <w:t>gemini.interactions.create(...)</w:t>
       </w:r>
       <w:r>
         <w:rPr>
-          <w:rFonts w:ascii="Arial" w:hAnsi="Arial" w:cs="Arial" w:eastAsia="Arial"/>
-          <w:b w:val="0"/>
-          <w:i w:val="0"/>
+          <w:rFonts w:ascii="Arial" w:eastAsia="Arial" w:hAnsi="Arial" w:cs="Arial"/>
           <w:sz w:val="18"/>
         </w:rPr>
         <w:t>, when Gemini writes the answer from that context.</w:t>
@@ -8613,9 +7786,8 @@
       </w:pPr>
       <w:r>
         <w:rPr>
-          <w:rFonts w:ascii="Arial" w:hAnsi="Arial" w:cs="Arial" w:eastAsia="Arial"/>
+          <w:rFonts w:ascii="Arial" w:eastAsia="Arial" w:hAnsi="Arial" w:cs="Arial"/>
           <w:b/>
-          <w:i w:val="0"/>
           <w:sz w:val="19"/>
         </w:rPr>
         <w:t>9. What is the purpose of the system instruction that says to answer only from context?</w:t>
@@ -8623,13 +7795,11 @@
     </w:p>
     <w:p>
       <w:pPr>
-        <w:spacing w:before="0" w:after="60"/>
+        <w:spacing w:after="60"/>
       </w:pPr>
       <w:r>
         <w:rPr>
-          <w:rFonts w:ascii="Arial" w:hAnsi="Arial" w:cs="Arial" w:eastAsia="Arial"/>
-          <w:b w:val="0"/>
-          <w:i w:val="0"/>
+          <w:rFonts w:ascii="Arial" w:eastAsia="Arial" w:hAnsi="Arial" w:cs="Arial"/>
           <w:sz w:val="18"/>
         </w:rPr>
         <w:t>It keeps Gemini to my documents instead of its general knowledge, and gives it a fixed sentence to say when the context doesn't have the answer – so it's less likely to make things up. It's not a guarantee though, so I still check the retrieved chunks.</w:t>
@@ -8642,9 +7812,8 @@
       </w:pPr>
       <w:r>
         <w:rPr>
-          <w:rFonts w:ascii="Arial" w:hAnsi="Arial" w:cs="Arial" w:eastAsia="Arial"/>
+          <w:rFonts w:ascii="Arial" w:eastAsia="Arial" w:hAnsi="Arial" w:cs="Arial"/>
           <w:b/>
-          <w:i w:val="0"/>
           <w:sz w:val="19"/>
         </w:rPr>
         <w:t>10. What part of the Python implementation corresponds to the Make Iterator?</w:t>
@@ -8652,49 +7821,39 @@
     </w:p>
     <w:p>
       <w:pPr>
-        <w:spacing w:before="0" w:after="60"/>
+        <w:spacing w:after="60"/>
       </w:pPr>
       <w:r>
         <w:rPr>
-          <w:rFonts w:ascii="Arial" w:hAnsi="Arial" w:cs="Arial" w:eastAsia="Arial"/>
-          <w:b w:val="0"/>
-          <w:i w:val="0"/>
+          <w:rFonts w:ascii="Arial" w:eastAsia="Arial" w:hAnsi="Arial" w:cs="Arial"/>
           <w:sz w:val="18"/>
         </w:rPr>
         <w:t xml:space="preserve">The </w:t>
       </w:r>
       <w:r>
         <w:rPr>
-          <w:rFonts w:ascii="Consolas" w:hAnsi="Consolas" w:cs="Consolas" w:eastAsia="Consolas"/>
-          <w:b w:val="0"/>
-          <w:i w:val="0"/>
+          <w:rFonts w:ascii="Consolas" w:eastAsia="Consolas" w:hAnsi="Consolas" w:cs="Consolas"/>
           <w:sz w:val="17"/>
         </w:rPr>
         <w:t>for i, chunk in enumerate(chunks):</w:t>
       </w:r>
       <w:r>
         <w:rPr>
-          <w:rFonts w:ascii="Arial" w:hAnsi="Arial" w:cs="Arial" w:eastAsia="Arial"/>
-          <w:b w:val="0"/>
-          <w:i w:val="0"/>
+          <w:rFonts w:ascii="Arial" w:eastAsia="Arial" w:hAnsi="Arial" w:cs="Arial"/>
           <w:sz w:val="18"/>
         </w:rPr>
         <w:t xml:space="preserve"> loop in </w:t>
       </w:r>
       <w:r>
         <w:rPr>
-          <w:rFonts w:ascii="Consolas" w:hAnsi="Consolas" w:cs="Consolas" w:eastAsia="Consolas"/>
-          <w:b w:val="0"/>
-          <w:i w:val="0"/>
+          <w:rFonts w:ascii="Consolas" w:eastAsia="Consolas" w:hAnsi="Consolas" w:cs="Consolas"/>
           <w:sz w:val="17"/>
         </w:rPr>
         <w:t>ingest.py</w:t>
       </w:r>
       <w:r>
         <w:rPr>
-          <w:rFonts w:ascii="Arial" w:hAnsi="Arial" w:cs="Arial" w:eastAsia="Arial"/>
-          <w:b w:val="0"/>
-          <w:i w:val="0"/>
+          <w:rFonts w:ascii="Arial" w:eastAsia="Arial" w:hAnsi="Arial" w:cs="Arial"/>
           <w:sz w:val="18"/>
         </w:rPr>
         <w:t xml:space="preserve"> – it embeds and upserts one chunk at a time, just like the Iterator sends one chunk at a time to the Gemini and Pinecone modules.</w:t>
@@ -8766,18 +7925,6 @@
             <w:noProof/>
           </w:rPr>
           <w:t>COS30018_Lab Worklog</w:t>
-        </w:r>
-        <w:r>
-          <w:rPr>
-            <w:noProof/>
-          </w:rPr>
-          <w:t/>
-        </w:r>
-        <w:r>
-          <w:rPr>
-            <w:noProof/>
-          </w:rPr>
-          <w:t/>
         </w:r>
       </w:p>
       <w:p>
@@ -9918,6 +9065,11 @@
       <w:lang w:eastAsia="en-AU"/>
     </w:rPr>
   </w:style>
+  <w:style w:type="character" w:customStyle="1" w:styleId="wacimagecontainer">
+    <w:name w:val="wacimagecontainer"/>
+    <w:basedOn w:val="DefaultParagraphFont"/>
+    <w:rsid w:val="001539AF"/>
+  </w:style>
 </w:styles>
 </file>
 
@@ -10183,6 +9335,21 @@
 </file>
 
 <file path=customXml/item1.xml><?xml version="1.0" encoding="utf-8"?>
+<p:properties xmlns:p="http://schemas.microsoft.com/office/2006/metadata/properties" xmlns:xsi="http://www.w3.org/2001/XMLSchema-instance" xmlns:pc="http://schemas.microsoft.com/office/infopath/2007/PartnerControls">
+  <documentManagement/>
+</p:properties>
+</file>
+
+<file path=customXml/item2.xml><?xml version="1.0" encoding="utf-8"?>
+<?mso-contentType ?>
+<FormTemplates xmlns="http://schemas.microsoft.com/sharepoint/v3/contenttype/forms">
+  <Display>DocumentLibraryForm</Display>
+  <Edit>DocumentLibraryForm</Edit>
+  <New>DocumentLibraryForm</New>
+</FormTemplates>
+</file>
+
+<file path=customXml/item3.xml><?xml version="1.0" encoding="utf-8"?>
 <ct:contentTypeSchema xmlns:ct="http://schemas.microsoft.com/office/2006/metadata/contentType" xmlns:ma="http://schemas.microsoft.com/office/2006/metadata/properties/metaAttributes" ct:_="" ma:_="" ma:contentTypeName="Document" ma:contentTypeID="0x0101001E9FF901F214C743957BA58699663E36" ma:contentTypeVersion="14" ma:contentTypeDescription="Create a new document." ma:contentTypeScope="" ma:versionID="18f59caf16b4f28cd59c93d5c2968e00">
   <xsd:schema xmlns:xsd="http://www.w3.org/2001/XMLSchema" xmlns:xs="http://www.w3.org/2001/XMLSchema" xmlns:p="http://schemas.microsoft.com/office/2006/metadata/properties" xmlns:ns3="ac4245a9-d0fe-4b59-a0f5-835f3723c0b2" xmlns:ns4="77fc9a79-3209-42e0-a26f-066f57035a49" targetNamespace="http://schemas.microsoft.com/office/2006/metadata/properties" ma:root="true" ma:fieldsID="3c05f807050a58e72d399882efdbf08b" ns3:_="" ns4:_="">
     <xsd:import namespace="ac4245a9-d0fe-4b59-a0f5-835f3723c0b2"/>
@@ -10411,22 +9578,24 @@
 </ct:contentTypeSchema>
 </file>
 
-<file path=customXml/item2.xml><?xml version="1.0" encoding="utf-8"?>
-<?mso-contentType ?>
-<FormTemplates xmlns="http://schemas.microsoft.com/sharepoint/v3/contenttype/forms">
-  <Display>DocumentLibraryForm</Display>
-  <Edit>DocumentLibraryForm</Edit>
-  <New>DocumentLibraryForm</New>
-</FormTemplates>
+<file path=customXml/itemProps1.xml><?xml version="1.0" encoding="utf-8"?>
+<ds:datastoreItem xmlns:ds="http://schemas.openxmlformats.org/officeDocument/2006/customXml" ds:itemID="{D474D20F-34D5-4DBA-BF0C-F70DD38D2A00}">
+  <ds:schemaRefs>
+    <ds:schemaRef ds:uri="http://schemas.microsoft.com/office/2006/metadata/properties"/>
+    <ds:schemaRef ds:uri="http://schemas.microsoft.com/office/infopath/2007/PartnerControls"/>
+  </ds:schemaRefs>
+</ds:datastoreItem>
 </file>
 
-<file path=customXml/item3.xml><?xml version="1.0" encoding="utf-8"?>
-<p:properties xmlns:p="http://schemas.microsoft.com/office/2006/metadata/properties" xmlns:xsi="http://www.w3.org/2001/XMLSchema-instance" xmlns:pc="http://schemas.microsoft.com/office/infopath/2007/PartnerControls">
-  <documentManagement/>
-</p:properties>
+<file path=customXml/itemProps2.xml><?xml version="1.0" encoding="utf-8"?>
+<ds:datastoreItem xmlns:ds="http://schemas.openxmlformats.org/officeDocument/2006/customXml" ds:itemID="{7E65907C-017F-4528-A997-BD4C66DC2D4C}">
+  <ds:schemaRefs>
+    <ds:schemaRef ds:uri="http://schemas.microsoft.com/sharepoint/v3/contenttype/forms"/>
+  </ds:schemaRefs>
+</ds:datastoreItem>
 </file>
 
-<file path=customXml/itemProps1.xml><?xml version="1.0" encoding="utf-8"?>
+<file path=customXml/itemProps3.xml><?xml version="1.0" encoding="utf-8"?>
 <ds:datastoreItem xmlns:ds="http://schemas.openxmlformats.org/officeDocument/2006/customXml" ds:itemID="{8B115360-B2CF-4B7D-9163-6040B592FE0F}">
   <ds:schemaRefs>
     <ds:schemaRef ds:uri="http://schemas.microsoft.com/office/2006/metadata/contentType"/>
@@ -10445,23 +9614,6 @@
 </ds:datastoreItem>
 </file>
 
-<file path=customXml/itemProps2.xml><?xml version="1.0" encoding="utf-8"?>
-<ds:datastoreItem xmlns:ds="http://schemas.openxmlformats.org/officeDocument/2006/customXml" ds:itemID="{7E65907C-017F-4528-A997-BD4C66DC2D4C}">
-  <ds:schemaRefs>
-    <ds:schemaRef ds:uri="http://schemas.microsoft.com/sharepoint/v3/contenttype/forms"/>
-  </ds:schemaRefs>
-</ds:datastoreItem>
-</file>
-
-<file path=customXml/itemProps3.xml><?xml version="1.0" encoding="utf-8"?>
-<ds:datastoreItem xmlns:ds="http://schemas.openxmlformats.org/officeDocument/2006/customXml" ds:itemID="{D474D20F-34D5-4DBA-BF0C-F70DD38D2A00}">
-  <ds:schemaRefs>
-    <ds:schemaRef ds:uri="http://schemas.microsoft.com/office/2006/metadata/properties"/>
-    <ds:schemaRef ds:uri="http://schemas.microsoft.com/office/infopath/2007/PartnerControls"/>
-  </ds:schemaRefs>
-</ds:datastoreItem>
-</file>
-
 <file path=docMetadata/LabelInfo.xml><?xml version="1.0" encoding="utf-8"?>
 <clbl:labelList xmlns:clbl="http://schemas.microsoft.com/office/2020/mipLabelMetadata">
   <clbl:label id="{f1340588-a344-42f9-b355-c2f852587c6c}" enabled="1" method="Privileged" siteId="{df7f7579-3e9c-4a7e-b844-420280f53859}" removed="0"/>
